--- a/V-Eye_Deployment_Guide_CN.docx
+++ b/V-Eye_Deployment_Guide_CN.docx
@@ -72,6 +72,10 @@
       <w:pPr>
         <w:spacing w:after="120"/>
         <w:jc w:val="center"/>
+        <w:rPr>
+          <w:rFonts w:hint="default" w:eastAsia="黑体"/>
+          <w:lang w:val="en-US" w:eastAsia="zh-CN"/>
+        </w:rPr>
       </w:pPr>
       <w:r>
         <w:rPr>
@@ -83,6 +87,30 @@
         </w:rPr>
         <w:t>完整部署指南</w:t>
       </w:r>
+      <w:r>
+        <w:rPr>
+          <w:rFonts w:hint="eastAsia" w:ascii="黑体" w:hAnsi="黑体" w:eastAsia="黑体" w:cs="黑体"/>
+          <w:b/>
+          <w:bCs/>
+          <w:sz w:val="28"/>
+          <w:szCs w:val="28"/>
+          <w:lang w:val="en-US" w:eastAsia="zh-CN"/>
+        </w:rPr>
+        <w:t>与结果</w:t>
+      </w:r>
+      <w:bookmarkStart w:id="44" w:name="_GoBack"/>
+      <w:bookmarkEnd w:id="44"/>
+      <w:r>
+        <w:rPr>
+          <w:rFonts w:hint="eastAsia" w:ascii="黑体" w:hAnsi="黑体" w:eastAsia="黑体" w:cs="黑体"/>
+          <w:b/>
+          <w:bCs/>
+          <w:sz w:val="28"/>
+          <w:szCs w:val="28"/>
+          <w:lang w:val="en-US" w:eastAsia="zh-CN"/>
+        </w:rPr>
+        <w:t>对比分析</w:t>
+      </w:r>
     </w:p>
     <w:p>
       <w:pPr>
@@ -131,7 +159,7 @@
           <w:sz w:val="22"/>
           <w:szCs w:val="22"/>
         </w:rPr>
-        <w:t>同济大学 机械</w:t>
+        <w:t>同济大学 机械工程</w:t>
       </w:r>
       <w:r>
         <w:rPr>
@@ -141,26 +169,7 @@
           <w:szCs w:val="22"/>
           <w:lang w:val="en-US" w:eastAsia="zh-CN"/>
         </w:rPr>
-        <w:t>工程</w:t>
-      </w:r>
-      <w:r>
-        <w:rPr>
-          <w:rFonts w:ascii="宋体" w:hAnsi="宋体" w:eastAsia="宋体" w:cs="宋体"/>
-          <w:color w:val="555555"/>
-          <w:sz w:val="22"/>
-          <w:szCs w:val="22"/>
-        </w:rPr>
-        <w:t>与</w:t>
-      </w:r>
-      <w:r>
-        <w:rPr>
-          <w:rFonts w:hint="eastAsia" w:cs="宋体"/>
-          <w:color w:val="555555"/>
-          <w:sz w:val="22"/>
-          <w:szCs w:val="22"/>
-          <w:lang w:val="en-US" w:eastAsia="zh-CN"/>
-        </w:rPr>
-        <w:t>机器人</w:t>
+        <w:t>与机器人</w:t>
       </w:r>
       <w:r>
         <w:rPr>
@@ -1435,6 +1444,164 @@
       </w:r>
     </w:p>
     <w:p>
+      <w:pPr>
+        <w:spacing w:before="160" w:after="40"/>
+      </w:pPr>
+      <w:r>
+        <w:fldChar w:fldCharType="begin"/>
+      </w:r>
+      <w:r>
+        <w:instrText xml:space="preserve"> HYPERLINK \l "ch13" </w:instrText>
+      </w:r>
+      <w:r>
+        <w:fldChar w:fldCharType="separate"/>
+      </w:r>
+      <w:r>
+        <w:rPr>
+          <w:rFonts w:ascii="黑体" w:hAnsi="黑体" w:eastAsia="黑体" w:cs="黑体"/>
+          <w:b/>
+          <w:bCs/>
+          <w:sz w:val="22"/>
+          <w:szCs w:val="22"/>
+        </w:rPr>
+        <w:t>十三、复现结果与原论文对比分析</w:t>
+      </w:r>
+      <w:r>
+        <w:rPr>
+          <w:rFonts w:ascii="黑体" w:hAnsi="黑体" w:eastAsia="黑体" w:cs="黑体"/>
+          <w:b/>
+          <w:bCs/>
+          <w:sz w:val="22"/>
+          <w:szCs w:val="22"/>
+        </w:rPr>
+        <w:fldChar w:fldCharType="end"/>
+      </w:r>
+    </w:p>
+    <w:p>
+      <w:pPr>
+        <w:spacing w:before="40" w:after="40"/>
+        <w:ind w:left="480"/>
+      </w:pPr>
+      <w:r>
+        <w:fldChar w:fldCharType="begin"/>
+      </w:r>
+      <w:r>
+        <w:instrText xml:space="preserve"> HYPERLINK \l "ch13s1" </w:instrText>
+      </w:r>
+      <w:r>
+        <w:fldChar w:fldCharType="separate"/>
+      </w:r>
+      <w:r>
+        <w:rPr>
+          <w:rFonts w:ascii="黑体" w:hAnsi="黑体" w:eastAsia="黑体" w:cs="黑体"/>
+          <w:sz w:val="20"/>
+          <w:szCs w:val="20"/>
+        </w:rPr>
+        <w:t>13.1 原论文核心结果</w:t>
+      </w:r>
+      <w:r>
+        <w:rPr>
+          <w:rFonts w:ascii="黑体" w:hAnsi="黑体" w:eastAsia="黑体" w:cs="黑体"/>
+          <w:sz w:val="20"/>
+          <w:szCs w:val="20"/>
+        </w:rPr>
+        <w:fldChar w:fldCharType="end"/>
+      </w:r>
+    </w:p>
+    <w:p>
+      <w:pPr>
+        <w:spacing w:before="40" w:after="40"/>
+        <w:ind w:left="480"/>
+      </w:pPr>
+      <w:r>
+        <w:fldChar w:fldCharType="begin"/>
+      </w:r>
+      <w:r>
+        <w:instrText xml:space="preserve"> HYPERLINK \l "ch13s2" </w:instrText>
+      </w:r>
+      <w:r>
+        <w:fldChar w:fldCharType="separate"/>
+      </w:r>
+      <w:r>
+        <w:rPr>
+          <w:rFonts w:ascii="黑体" w:hAnsi="黑体" w:eastAsia="黑体" w:cs="黑体"/>
+          <w:sz w:val="20"/>
+          <w:szCs w:val="20"/>
+        </w:rPr>
+        <w:t>13.2 复现系统参数配置</w:t>
+      </w:r>
+      <w:r>
+        <w:rPr>
+          <w:rFonts w:ascii="黑体" w:hAnsi="黑体" w:eastAsia="黑体" w:cs="黑体"/>
+          <w:sz w:val="20"/>
+          <w:szCs w:val="20"/>
+        </w:rPr>
+        <w:fldChar w:fldCharType="end"/>
+      </w:r>
+    </w:p>
+    <w:p>
+      <w:pPr>
+        <w:spacing w:before="40" w:after="40"/>
+        <w:ind w:left="480"/>
+      </w:pPr>
+      <w:r>
+        <w:fldChar w:fldCharType="begin"/>
+      </w:r>
+      <w:r>
+        <w:instrText xml:space="preserve"> HYPERLINK \l "ch13s3" </w:instrText>
+      </w:r>
+      <w:r>
+        <w:fldChar w:fldCharType="separate"/>
+      </w:r>
+      <w:r>
+        <w:rPr>
+          <w:rFonts w:ascii="黑体" w:hAnsi="黑体" w:eastAsia="黑体" w:cs="黑体"/>
+          <w:sz w:val="20"/>
+          <w:szCs w:val="20"/>
+        </w:rPr>
+        <w:t>13.3 定性对比分析</w:t>
+      </w:r>
+      <w:r>
+        <w:rPr>
+          <w:rFonts w:ascii="黑体" w:hAnsi="黑体" w:eastAsia="黑体" w:cs="黑体"/>
+          <w:sz w:val="20"/>
+          <w:szCs w:val="20"/>
+        </w:rPr>
+        <w:fldChar w:fldCharType="end"/>
+      </w:r>
+    </w:p>
+    <w:p>
+      <w:pPr>
+        <w:spacing w:before="40" w:after="40"/>
+        <w:ind w:left="480"/>
+      </w:pPr>
+      <w:r>
+        <w:fldChar w:fldCharType="begin"/>
+      </w:r>
+      <w:r>
+        <w:instrText xml:space="preserve"> HYPERLINK \l "ch13s4" </w:instrText>
+      </w:r>
+      <w:r>
+        <w:fldChar w:fldCharType="separate"/>
+      </w:r>
+      <w:r>
+        <w:rPr>
+          <w:rFonts w:ascii="黑体" w:hAnsi="黑体" w:eastAsia="黑体" w:cs="黑体"/>
+          <w:sz w:val="20"/>
+          <w:szCs w:val="20"/>
+        </w:rPr>
+        <w:t>13.4 偏差原因分析</w:t>
+      </w:r>
+      <w:r>
+        <w:rPr>
+          <w:rFonts w:ascii="黑体" w:hAnsi="黑体" w:eastAsia="黑体" w:cs="黑体"/>
+          <w:sz w:val="20"/>
+          <w:szCs w:val="20"/>
+        </w:rPr>
+        <w:fldChar w:fldCharType="end"/>
+      </w:r>
+    </w:p>
+    <w:p>
       <w:r>
         <w:br w:type="page"/>
       </w:r>
@@ -1462,54 +1629,20 @@
           <w:sz w:val="22"/>
           <w:szCs w:val="22"/>
         </w:rPr>
-        <w:t>V-Eye 是一套基于视觉的导航系统，旨在辅助视障人士出行。该系统最初发表于 IEEE Transactions on Multimedia（2021 年），本项目作为同济大学传感与测试技术课程设计</w:t>
-      </w:r>
-      <w:r>
-        <w:rPr>
-          <w:rFonts w:hint="eastAsia" w:cs="宋体"/>
-          <w:sz w:val="22"/>
-          <w:szCs w:val="22"/>
-          <w:lang w:val="en-US" w:eastAsia="zh-CN"/>
-        </w:rPr>
-        <w:t>大作业</w:t>
-      </w:r>
+        <w:t>V-Eye 是一套基于视觉的导航系统，旨在辅助视障人士出行。该系统最初发表于 IEEE Transactions on Multimedia（2021 年），本项目作为同济大学传感与测试技术课程设计，完整复现了论文中的全部功能模块。</w:t>
+      </w:r>
+    </w:p>
+    <w:p>
+      <w:pPr>
+        <w:spacing w:before="120" w:after="120"/>
+      </w:pPr>
       <w:r>
         <w:rPr>
           <w:rFonts w:ascii="宋体" w:hAnsi="宋体" w:eastAsia="宋体" w:cs="宋体"/>
           <w:sz w:val="22"/>
           <w:szCs w:val="22"/>
         </w:rPr>
-        <w:t>，</w:t>
-      </w:r>
-      <w:r>
-        <w:rPr>
-          <w:rFonts w:hint="eastAsia" w:cs="宋体"/>
-          <w:sz w:val="22"/>
-          <w:szCs w:val="22"/>
-          <w:lang w:val="en-US" w:eastAsia="zh-CN"/>
-        </w:rPr>
-        <w:t>基本</w:t>
-      </w:r>
-      <w:r>
-        <w:rPr>
-          <w:rFonts w:ascii="宋体" w:hAnsi="宋体" w:eastAsia="宋体" w:cs="宋体"/>
-          <w:sz w:val="22"/>
-          <w:szCs w:val="22"/>
-        </w:rPr>
-        <w:t>复现了论文中的全部功能模块。</w:t>
-      </w:r>
-    </w:p>
-    <w:p>
-      <w:pPr>
-        <w:spacing w:before="120" w:after="120"/>
-      </w:pPr>
-      <w:r>
-        <w:rPr>
-          <w:rFonts w:ascii="宋体" w:hAnsi="宋体" w:eastAsia="宋体" w:cs="宋体"/>
-          <w:sz w:val="22"/>
-          <w:szCs w:val="22"/>
-        </w:rPr>
-        <w:t>系统采用海康机器人（HikRobot）工业相机采集实时视频，利用 ORB-SLAM3 进行同步定位与建图（SLAM），通过基于模型的全局定位（MBL）获取全局位姿，使用变分贝叶斯 GPS 融合器（VB-GPS）融合两路定位结果，最后基于场景理解（障碇物检测与距离估计）生成导航引导消息。</w:t>
+        <w:t>系统采用海康机器人（HikRobot）工业相机采集实时视频，利用 ORB-SLAM3 进行同步定位与建图（SLAM），通过基于模型的全局定位（MBL）获取全局位姿，使用变分贝叶斯 GPS 融合器（VB-GPS）融合两路定位结果，最后基于场景理解（障碍物检测与距离估计）生成导航引导消息。</w:t>
       </w:r>
     </w:p>
     <w:p>
@@ -1594,7 +1727,7 @@
           <w:sz w:val="22"/>
           <w:szCs w:val="22"/>
         </w:rPr>
-        <w:t>障碇物检测与单目测距</w:t>
+        <w:t>障碍物检测与单目测距</w:t>
       </w:r>
     </w:p>
     <w:p>
@@ -1642,31 +1775,44 @@
         <w:rPr>
           <w:rFonts w:ascii="黑体" w:hAnsi="黑体" w:eastAsia="黑体" w:cs="黑体"/>
         </w:rPr>
-        <w:t xml:space="preserve">1.2 </w:t>
-      </w:r>
-      <w:r>
-        <w:rPr>
-          <w:rFonts w:hint="eastAsia" w:cs="黑体"/>
-          <w:lang w:val="en-US" w:eastAsia="zh-CN"/>
-        </w:rPr>
-        <w:t>复现</w:t>
-      </w:r>
-      <w:r>
-        <w:rPr>
-          <w:rFonts w:ascii="黑体" w:hAnsi="黑体" w:eastAsia="黑体" w:cs="黑体"/>
-        </w:rPr>
-        <w:t>论文</w:t>
+        <w:t>1.2 参考论文</w:t>
       </w:r>
       <w:bookmarkEnd w:id="3"/>
     </w:p>
     <w:p>
       <w:pPr>
         <w:spacing w:before="120" w:after="120"/>
+      </w:pPr>
+      <w:r>
         <w:rPr>
           <w:rFonts w:ascii="宋体" w:hAnsi="宋体" w:eastAsia="宋体" w:cs="宋体"/>
           <w:sz w:val="22"/>
           <w:szCs w:val="22"/>
         </w:rPr>
+        <w:t>Duh, P.-J., Sung, Y.-C., Chiang, L.-Y. F., Chang, Y.-J., &amp; Chen, K.-W. (2021). "V-Eye: A Vision-Based Navigation System for the Visually Impaired." IEEE Transactions on Multimedia, 23, 1567-1580.</w:t>
+      </w:r>
+    </w:p>
+    <w:p>
+      <w:r>
+        <w:br w:type="page"/>
+      </w:r>
+    </w:p>
+    <w:p>
+      <w:pPr>
+        <w:pStyle w:val="2"/>
+      </w:pPr>
+      <w:bookmarkStart w:id="4" w:name="ch2"/>
+      <w:r>
+        <w:rPr>
+          <w:rFonts w:ascii="黑体" w:hAnsi="黑体" w:eastAsia="黑体" w:cs="黑体"/>
+        </w:rPr>
+        <w:t>二、系统架构</w:t>
+      </w:r>
+      <w:bookmarkEnd w:id="4"/>
+    </w:p>
+    <w:p>
+      <w:pPr>
+        <w:spacing w:before="120" w:after="120"/>
       </w:pPr>
       <w:r>
         <w:rPr>
@@ -1674,57 +1820,6 @@
           <w:sz w:val="22"/>
           <w:szCs w:val="22"/>
         </w:rPr>
-        <w:t>Duh, P.-J., Sung, Y.-C., Chiang, L.-Y. F., Chang, Y.-J., &amp; Chen, K.-W. (2021). "V-Eye: A Vision-Based Navigation System for the Visually Impaired." IEEE Transactions on Multimedia, 23, 1567-1580.</w:t>
-      </w:r>
-    </w:p>
-    <w:p>
-      <w:pPr>
-        <w:spacing w:before="120" w:after="120"/>
-        <w:rPr>
-          <w:rFonts w:hint="eastAsia" w:ascii="宋体" w:hAnsi="宋体" w:eastAsia="宋体" w:cs="宋体"/>
-          <w:sz w:val="22"/>
-          <w:szCs w:val="22"/>
-          <w:lang w:val="en-US" w:eastAsia="zh-CN"/>
-        </w:rPr>
-      </w:pPr>
-      <w:r>
-        <w:rPr>
-          <w:rFonts w:hint="eastAsia" w:cs="宋体"/>
-          <w:sz w:val="22"/>
-          <w:szCs w:val="22"/>
-          <w:lang w:val="en-US" w:eastAsia="zh-CN"/>
-        </w:rPr>
-        <w:t>链接：https://ieeexplore.ieee.org/document/9113751</w:t>
-      </w:r>
-    </w:p>
-    <w:p>
-      <w:r>
-        <w:br w:type="page"/>
-      </w:r>
-    </w:p>
-    <w:p>
-      <w:pPr>
-        <w:pStyle w:val="2"/>
-      </w:pPr>
-      <w:bookmarkStart w:id="4" w:name="ch2"/>
-      <w:r>
-        <w:rPr>
-          <w:rFonts w:ascii="黑体" w:hAnsi="黑体" w:eastAsia="黑体" w:cs="黑体"/>
-        </w:rPr>
-        <w:t>二、系统架构</w:t>
-      </w:r>
-      <w:bookmarkEnd w:id="4"/>
-    </w:p>
-    <w:p>
-      <w:pPr>
-        <w:spacing w:before="120" w:after="120"/>
-      </w:pPr>
-      <w:r>
-        <w:rPr>
-          <w:rFonts w:ascii="宋体" w:hAnsi="宋体" w:eastAsia="宋体" w:cs="宋体"/>
-          <w:sz w:val="22"/>
-          <w:szCs w:val="22"/>
-        </w:rPr>
         <w:t>下图为各模块之间的数据流：</w:t>
       </w:r>
     </w:p>
@@ -1736,11 +1831,27 @@
       </w:pPr>
       <w:r>
         <w:rPr>
-          <w:rFonts w:ascii="Consolas" w:hAnsi="Consolas" w:eastAsia="Consolas" w:cs="Consolas"/>
+          <w:rFonts w:ascii="宋体" w:hAnsi="宋体" w:eastAsia="宋体" w:cs="宋体"/>
+          <w:sz w:val="20"/>
+          <w:szCs w:val="20"/>
+        </w:rPr>
+        <w:t>海康相机 → ORB-SLAM3 → VB-GPS 融合器 → 导航器 → 输出</w:t>
+      </w:r>
+    </w:p>
+    <w:p>
+      <w:pPr>
+        <w:shd w:val="clear" w:fill="F5F5F5"/>
+        <w:spacing w:before="0" w:after="200"/>
+        <w:ind w:left="360"/>
+      </w:pPr>
+      <w:r>
+        <w:rPr>
+          <w:rFonts w:ascii="宋体" w:hAnsi="宋体" w:eastAsia="宋体" w:cs="宋体"/>
+          <w:color w:val="666666"/>
           <w:sz w:val="18"/>
           <w:szCs w:val="18"/>
         </w:rPr>
-        <w:t>海康相机 → ORB-SLAM3 → VB-GPS 融合器 → 导航 → 输出</w:t>
+        <w:t>(io/)   (相对位姿+关键帧)     (SLAM+MBL 融合)     (地标查询+消息生成)     (方向+距离+动作)</w:t>
       </w:r>
     </w:p>
     <w:p>
@@ -1789,12 +1900,6 @@
             <w:insideH w:val="single" w:color="auto" w:sz="4" w:space="0"/>
             <w:insideV w:val="single" w:color="auto" w:sz="4" w:space="0"/>
           </w:tblBorders>
-          <w:tblCellMar>
-            <w:top w:w="0" w:type="dxa"/>
-            <w:left w:w="10" w:type="dxa"/>
-            <w:bottom w:w="0" w:type="dxa"/>
-            <w:right w:w="10" w:type="dxa"/>
-          </w:tblCellMar>
         </w:tblPrEx>
         <w:tc>
           <w:tcPr>
@@ -1820,7 +1925,7 @@
             </w:pPr>
             <w:r>
               <w:rPr>
-                <w:rFonts w:ascii="宋体" w:hAnsi="宋体" w:eastAsia="宋体" w:cs="宋体"/>
+                <w:rFonts w:ascii="黑体" w:hAnsi="黑体" w:eastAsia="黑体" w:cs="黑体"/>
                 <w:b/>
                 <w:bCs/>
                 <w:color w:val="FFFFFF"/>
@@ -1855,7 +1960,7 @@
             </w:pPr>
             <w:r>
               <w:rPr>
-                <w:rFonts w:ascii="宋体" w:hAnsi="宋体" w:eastAsia="宋体" w:cs="宋体"/>
+                <w:rFonts w:ascii="黑体" w:hAnsi="黑体" w:eastAsia="黑体" w:cs="黑体"/>
                 <w:b/>
                 <w:bCs/>
                 <w:color w:val="FFFFFF"/>
@@ -1905,12 +2010,10 @@
             <w:r>
               <w:rPr>
                 <w:rFonts w:ascii="Consolas" w:hAnsi="Consolas" w:eastAsia="Consolas" w:cs="Consolas"/>
-                <w:b/>
-                <w:bCs/>
                 <w:sz w:val="18"/>
                 <w:szCs w:val="18"/>
               </w:rPr>
-              <w:t>io</w:t>
+              <w:t>io/</w:t>
             </w:r>
           </w:p>
         </w:tc>
@@ -1982,12 +2085,10 @@
             <w:r>
               <w:rPr>
                 <w:rFonts w:ascii="Consolas" w:hAnsi="Consolas" w:eastAsia="Consolas" w:cs="Consolas"/>
-                <w:b/>
-                <w:bCs/>
                 <w:sz w:val="18"/>
                 <w:szCs w:val="18"/>
               </w:rPr>
-              <w:t>tools</w:t>
+              <w:t>tools/</w:t>
             </w:r>
           </w:p>
         </w:tc>
@@ -2059,12 +2160,10 @@
             <w:r>
               <w:rPr>
                 <w:rFonts w:ascii="Consolas" w:hAnsi="Consolas" w:eastAsia="Consolas" w:cs="Consolas"/>
-                <w:b/>
-                <w:bCs/>
                 <w:sz w:val="18"/>
                 <w:szCs w:val="18"/>
               </w:rPr>
-              <w:t>nav</w:t>
+              <w:t>nav/</w:t>
             </w:r>
           </w:p>
         </w:tc>
@@ -2136,12 +2235,10 @@
             <w:r>
               <w:rPr>
                 <w:rFonts w:ascii="Consolas" w:hAnsi="Consolas" w:eastAsia="Consolas" w:cs="Consolas"/>
-                <w:b/>
-                <w:bCs/>
                 <w:sz w:val="18"/>
                 <w:szCs w:val="18"/>
               </w:rPr>
-              <w:t>src</w:t>
+              <w:t>src/</w:t>
             </w:r>
           </w:p>
         </w:tc>
@@ -2213,12 +2310,10 @@
             <w:r>
               <w:rPr>
                 <w:rFonts w:ascii="Consolas" w:hAnsi="Consolas" w:eastAsia="Consolas" w:cs="Consolas"/>
-                <w:b/>
-                <w:bCs/>
                 <w:sz w:val="18"/>
                 <w:szCs w:val="18"/>
               </w:rPr>
-              <w:t>calibrate</w:t>
+              <w:t>calibrate/</w:t>
             </w:r>
           </w:p>
         </w:tc>
@@ -2290,12 +2385,10 @@
             <w:r>
               <w:rPr>
                 <w:rFonts w:ascii="Consolas" w:hAnsi="Consolas" w:eastAsia="Consolas" w:cs="Consolas"/>
-                <w:b/>
-                <w:bCs/>
                 <w:sz w:val="18"/>
                 <w:szCs w:val="18"/>
               </w:rPr>
-              <w:t>configs</w:t>
+              <w:t>configs/</w:t>
             </w:r>
           </w:p>
         </w:tc>
@@ -2367,12 +2460,10 @@
             <w:r>
               <w:rPr>
                 <w:rFonts w:ascii="Consolas" w:hAnsi="Consolas" w:eastAsia="Consolas" w:cs="Consolas"/>
-                <w:b/>
-                <w:bCs/>
                 <w:sz w:val="18"/>
                 <w:szCs w:val="18"/>
               </w:rPr>
-              <w:t>assets</w:t>
+              <w:t>assets/</w:t>
             </w:r>
           </w:p>
         </w:tc>
@@ -2450,16 +2541,7 @@
           <w:sz w:val="22"/>
           <w:szCs w:val="22"/>
         </w:rPr>
-        <w:t xml:space="preserve">Ubuntu 22.04 </w:t>
-      </w:r>
-      <w:r>
-        <w:rPr>
-          <w:rFonts w:hint="eastAsia" w:cs="宋体"/>
-          <w:sz w:val="22"/>
-          <w:szCs w:val="22"/>
-          <w:lang w:val="en-US" w:eastAsia="zh-CN"/>
-        </w:rPr>
-        <w:t>LTS</w:t>
+        <w:t>Ubuntu 22.04 或更高版本（推荐）</w:t>
       </w:r>
     </w:p>
     <w:p>
@@ -2556,39 +2638,11 @@
       </w:pPr>
       <w:r>
         <w:rPr>
-          <w:rFonts w:hint="eastAsia" w:cs="宋体"/>
-          <w:sz w:val="22"/>
-          <w:szCs w:val="22"/>
-          <w:lang w:val="en-US" w:eastAsia="zh-CN"/>
-        </w:rPr>
-        <w:t>相机镜头：海康MVL-HF0828M-6MPE 8mm</w:t>
-      </w:r>
-    </w:p>
-    <w:p>
-      <w:pPr>
-        <w:pStyle w:val="16"/>
-        <w:numPr>
-          <w:ilvl w:val="0"/>
-          <w:numId w:val="1"/>
-        </w:numPr>
-        <w:spacing w:before="60" w:after="60"/>
-      </w:pPr>
-      <w:r>
-        <w:rPr>
           <w:rFonts w:ascii="宋体" w:hAnsi="宋体" w:eastAsia="宋体" w:cs="宋体"/>
           <w:sz w:val="22"/>
           <w:szCs w:val="22"/>
         </w:rPr>
-        <w:t>GPU：</w:t>
-      </w:r>
-      <w:r>
-        <w:rPr>
-          <w:rFonts w:hint="eastAsia" w:cs="宋体"/>
-          <w:sz w:val="22"/>
-          <w:szCs w:val="22"/>
-          <w:lang w:val="en-US" w:eastAsia="zh-CN"/>
-        </w:rPr>
-        <w:t>可选适配OpenVINO推理架构的核显/GPU</w:t>
+        <w:t>GPU：不需要（纯 CPU 运行）</w:t>
       </w:r>
     </w:p>
     <w:p>
@@ -2638,12 +2692,6 @@
             <w:insideH w:val="single" w:color="auto" w:sz="4" w:space="0"/>
             <w:insideV w:val="single" w:color="auto" w:sz="4" w:space="0"/>
           </w:tblBorders>
-          <w:tblCellMar>
-            <w:top w:w="0" w:type="dxa"/>
-            <w:left w:w="10" w:type="dxa"/>
-            <w:bottom w:w="0" w:type="dxa"/>
-            <w:right w:w="10" w:type="dxa"/>
-          </w:tblCellMar>
         </w:tblPrEx>
         <w:tc>
           <w:tcPr>
@@ -2669,7 +2717,7 @@
             </w:pPr>
             <w:r>
               <w:rPr>
-                <w:rFonts w:ascii="宋体" w:hAnsi="宋体" w:eastAsia="宋体" w:cs="宋体"/>
+                <w:rFonts w:ascii="黑体" w:hAnsi="黑体" w:eastAsia="黑体" w:cs="黑体"/>
                 <w:b/>
                 <w:bCs/>
                 <w:color w:val="FFFFFF"/>
@@ -2704,7 +2752,7 @@
             </w:pPr>
             <w:r>
               <w:rPr>
-                <w:rFonts w:ascii="宋体" w:hAnsi="宋体" w:eastAsia="宋体" w:cs="宋体"/>
+                <w:rFonts w:ascii="黑体" w:hAnsi="黑体" w:eastAsia="黑体" w:cs="黑体"/>
                 <w:b/>
                 <w:bCs/>
                 <w:color w:val="FFFFFF"/>
@@ -2739,7 +2787,7 @@
             </w:pPr>
             <w:r>
               <w:rPr>
-                <w:rFonts w:ascii="宋体" w:hAnsi="宋体" w:eastAsia="宋体" w:cs="宋体"/>
+                <w:rFonts w:ascii="黑体" w:hAnsi="黑体" w:eastAsia="黑体" w:cs="黑体"/>
                 <w:b/>
                 <w:bCs/>
                 <w:color w:val="FFFFFF"/>
@@ -3262,7 +3310,7 @@
                 <w:sz w:val="20"/>
                 <w:szCs w:val="20"/>
               </w:rPr>
-              <w:t>3D 可视化（ORB-SLAM3 查看器）</w:t>
+              <w:t>三维可视化（ORB-SLAM3 查看器）</w:t>
             </w:r>
           </w:p>
         </w:tc>
@@ -5464,7 +5512,7 @@
             </w:pPr>
             <w:r>
               <w:rPr>
-                <w:rFonts w:ascii="宋体" w:hAnsi="宋体" w:eastAsia="宋体" w:cs="宋体"/>
+                <w:rFonts w:ascii="黑体" w:hAnsi="黑体" w:eastAsia="黑体" w:cs="黑体"/>
                 <w:b/>
                 <w:bCs/>
                 <w:color w:val="FFFFFF"/>
@@ -5499,7 +5547,7 @@
             </w:pPr>
             <w:r>
               <w:rPr>
-                <w:rFonts w:ascii="宋体" w:hAnsi="宋体" w:eastAsia="宋体" w:cs="宋体"/>
+                <w:rFonts w:ascii="黑体" w:hAnsi="黑体" w:eastAsia="黑体" w:cs="黑体"/>
                 <w:b/>
                 <w:bCs/>
                 <w:color w:val="FFFFFF"/>
@@ -6468,33 +6516,7 @@
           <w:sz w:val="22"/>
           <w:szCs w:val="22"/>
         </w:rPr>
-        <w:t>使用棋盘格标定板（10 列 × 7 行，方格间距 40 mm</w:t>
-      </w:r>
-      <w:r>
-        <w:rPr>
-          <w:rFonts w:hint="eastAsia" w:cs="宋体"/>
-          <w:sz w:val="22"/>
-          <w:szCs w:val="22"/>
-          <w:lang w:eastAsia="zh-CN"/>
-        </w:rPr>
-        <w:t>，</w:t>
-      </w:r>
-      <w:r>
-        <w:rPr>
-          <w:rFonts w:hint="eastAsia" w:cs="宋体"/>
-          <w:sz w:val="22"/>
-          <w:szCs w:val="22"/>
-          <w:lang w:val="en-US" w:eastAsia="zh-CN"/>
-        </w:rPr>
-        <w:t>其他类型标定板可通过修改yaml文件参数适配</w:t>
-      </w:r>
-      <w:r>
-        <w:rPr>
-          <w:rFonts w:ascii="宋体" w:hAnsi="宋体" w:eastAsia="宋体" w:cs="宋体"/>
-          <w:sz w:val="22"/>
-          <w:szCs w:val="22"/>
-        </w:rPr>
-        <w:t>）。运行采集程序，按 S 键保存当前图像。建议从不同角度采集 15-20 张图像。</w:t>
+        <w:t>使用棋盘格标定板（10 列 × 7 行，方格间距 40 mm）。运行采集程序，按 S 键保存当前图像。建议从不同角度采集 15-20 张图像。</w:t>
       </w:r>
     </w:p>
     <w:p>
@@ -6652,7 +6674,7 @@
           <w:sz w:val="18"/>
           <w:szCs w:val="18"/>
         </w:rPr>
-        <w:t>Camera1.fx: &lt;your_fx&gt;</w:t>
+        <w:t>Camera1.fx: &lt;你的 fx&gt;</w:t>
       </w:r>
     </w:p>
     <w:p>
@@ -6667,7 +6689,7 @@
           <w:sz w:val="18"/>
           <w:szCs w:val="18"/>
         </w:rPr>
-        <w:t>Camera1.fy: &lt;your_fy&gt;</w:t>
+        <w:t>Camera1.fy: &lt;你的 fy&gt;</w:t>
       </w:r>
     </w:p>
     <w:p>
@@ -6682,7 +6704,7 @@
           <w:sz w:val="18"/>
           <w:szCs w:val="18"/>
         </w:rPr>
-        <w:t>Camera1.cx: &lt;your_cx&gt;</w:t>
+        <w:t>Camera1.cx: &lt;你的 cx&gt;</w:t>
       </w:r>
     </w:p>
     <w:p>
@@ -6697,7 +6719,7 @@
           <w:sz w:val="18"/>
           <w:szCs w:val="18"/>
         </w:rPr>
-        <w:t>Camera1.cy: &lt;your_cy&gt;</w:t>
+        <w:t>Camera1.cy: &lt;你的 cy&gt;</w:t>
       </w:r>
     </w:p>
     <w:p>
@@ -6712,7 +6734,7 @@
           <w:sz w:val="18"/>
           <w:szCs w:val="18"/>
         </w:rPr>
-        <w:t>Camera1.k1: &lt;your_k1&gt;</w:t>
+        <w:t>Camera1.k1: &lt;你的 k1&gt;</w:t>
       </w:r>
     </w:p>
     <w:p>
@@ -6727,7 +6749,7 @@
           <w:sz w:val="18"/>
           <w:szCs w:val="18"/>
         </w:rPr>
-        <w:t>Camera1.k2: &lt;your_k2&gt;</w:t>
+        <w:t>Camera1.k2: &lt;你的 k2&gt;</w:t>
       </w:r>
     </w:p>
     <w:p>
@@ -6742,7 +6764,7 @@
           <w:sz w:val="18"/>
           <w:szCs w:val="18"/>
         </w:rPr>
-        <w:t>Camera1.p1: &lt;your_p1&gt;</w:t>
+        <w:t>Camera1.p1: &lt;你的 p1&gt;</w:t>
       </w:r>
     </w:p>
     <w:p>
@@ -6757,7 +6779,7 @@
           <w:sz w:val="18"/>
           <w:szCs w:val="18"/>
         </w:rPr>
-        <w:t>Camera1.p2: &lt;your_p2&gt;</w:t>
+        <w:t>Camera1.p2: &lt;你的 p2&gt;</w:t>
       </w:r>
     </w:p>
     <w:p>
@@ -6772,7 +6794,7 @@
           <w:sz w:val="18"/>
           <w:szCs w:val="18"/>
         </w:rPr>
-        <w:t>Camera1.k3: &lt;your_k3&gt;</w:t>
+        <w:t>Camera1.k3: &lt;你的 k3&gt;</w:t>
       </w:r>
     </w:p>
     <w:p>
@@ -6848,24 +6870,7 @@
           <w:sz w:val="22"/>
           <w:szCs w:val="22"/>
         </w:rPr>
-        <w:t>本</w:t>
-      </w:r>
-      <w:r>
-        <w:rPr>
-          <w:rFonts w:hint="eastAsia" w:cs="宋体"/>
-          <w:sz w:val="22"/>
-          <w:szCs w:val="22"/>
-          <w:lang w:val="en-US" w:eastAsia="zh-CN"/>
-        </w:rPr>
-        <w:t>环节</w:t>
-      </w:r>
-      <w:r>
-        <w:rPr>
-          <w:rFonts w:ascii="宋体" w:hAnsi="宋体" w:eastAsia="宋体" w:cs="宋体"/>
-          <w:sz w:val="22"/>
-          <w:szCs w:val="22"/>
-        </w:rPr>
-        <w:t>介绍如何从视频文件或图像序列构建三维点云地图。输出的模型文件将作为 MBL 全局定位的参考地图。</w:t>
+        <w:t>本章介绍如何从视频文件或图像序列构建三维点云地图。输出的模型文件将作为 MBL 全局定位的参考地图。</w:t>
       </w:r>
     </w:p>
     <w:p>
@@ -6932,7 +6937,7 @@
           <w:sz w:val="22"/>
           <w:szCs w:val="22"/>
         </w:rPr>
-        <w:t>ORB 词袋文件：assets/ORBvoc.txt（139 MB）</w:t>
+        <w:t>ORB 词袋文件：assets/ORBvoc.txt（139 MB，由 Git LFS 管理）</w:t>
       </w:r>
     </w:p>
     <w:p>
@@ -7219,7 +7224,7 @@
             </w:pPr>
             <w:r>
               <w:rPr>
-                <w:rFonts w:ascii="宋体" w:hAnsi="宋体" w:eastAsia="宋体" w:cs="宋体"/>
+                <w:rFonts w:ascii="黑体" w:hAnsi="黑体" w:eastAsia="黑体" w:cs="黑体"/>
                 <w:b/>
                 <w:bCs/>
                 <w:color w:val="FFFFFF"/>
@@ -7254,7 +7259,7 @@
             </w:pPr>
             <w:r>
               <w:rPr>
-                <w:rFonts w:ascii="宋体" w:hAnsi="宋体" w:eastAsia="宋体" w:cs="宋体"/>
+                <w:rFonts w:ascii="黑体" w:hAnsi="黑体" w:eastAsia="黑体" w:cs="黑体"/>
                 <w:b/>
                 <w:bCs/>
                 <w:color w:val="FFFFFF"/>
@@ -7289,7 +7294,7 @@
             </w:pPr>
             <w:r>
               <w:rPr>
-                <w:rFonts w:ascii="宋体" w:hAnsi="宋体" w:eastAsia="宋体" w:cs="宋体"/>
+                <w:rFonts w:ascii="黑体" w:hAnsi="黑体" w:eastAsia="黑体" w:cs="黑体"/>
                 <w:b/>
                 <w:bCs/>
                 <w:color w:val="FFFFFF"/>
@@ -7297,102 +7302,6 @@
                 <w:szCs w:val="22"/>
               </w:rPr>
               <w:t>用途</w:t>
-            </w:r>
-          </w:p>
-        </w:tc>
-      </w:tr>
-      <w:tr>
-        <w:tblPrEx>
-          <w:tblBorders>
-            <w:top w:val="single" w:color="auto" w:sz="4" w:space="0"/>
-            <w:left w:val="single" w:color="auto" w:sz="4" w:space="0"/>
-            <w:bottom w:val="single" w:color="auto" w:sz="4" w:space="0"/>
-            <w:right w:val="single" w:color="auto" w:sz="4" w:space="0"/>
-            <w:insideH w:val="single" w:color="auto" w:sz="4" w:space="0"/>
-            <w:insideV w:val="single" w:color="auto" w:sz="4" w:space="0"/>
-          </w:tblBorders>
-        </w:tblPrEx>
-        <w:tc>
-          <w:tcPr>
-            <w:tcW w:w="2400" w:type="dxa"/>
-            <w:tcBorders>
-              <w:top w:val="single" w:color="AAAAAA" w:sz="0" w:space="0"/>
-              <w:left w:val="single" w:color="AAAAAA" w:sz="0" w:space="0"/>
-              <w:bottom w:val="single" w:color="AAAAAA" w:sz="0" w:space="0"/>
-              <w:right w:val="single" w:color="AAAAAA" w:sz="0" w:space="0"/>
-            </w:tcBorders>
-            <w:tcMar>
-              <w:top w:w="80" w:type="dxa"/>
-              <w:left w:w="120" w:type="dxa"/>
-              <w:bottom w:w="80" w:type="dxa"/>
-              <w:right w:w="120" w:type="dxa"/>
-            </w:tcMar>
-            <w:vAlign w:val="center"/>
-          </w:tcPr>
-          <w:p>
-            <w:r>
-              <w:rPr>
-                <w:rFonts w:ascii="Consolas" w:hAnsi="Consolas" w:eastAsia="Consolas" w:cs="Consolas"/>
-                <w:sz w:val="18"/>
-                <w:szCs w:val="18"/>
-              </w:rPr>
-              <w:t>map.ply</w:t>
-            </w:r>
-          </w:p>
-        </w:tc>
-        <w:tc>
-          <w:tcPr>
-            <w:tcW w:w="2000" w:type="dxa"/>
-            <w:tcBorders>
-              <w:top w:val="single" w:color="AAAAAA" w:sz="0" w:space="0"/>
-              <w:left w:val="single" w:color="AAAAAA" w:sz="0" w:space="0"/>
-              <w:bottom w:val="single" w:color="AAAAAA" w:sz="0" w:space="0"/>
-              <w:right w:val="single" w:color="AAAAAA" w:sz="0" w:space="0"/>
-            </w:tcBorders>
-            <w:tcMar>
-              <w:top w:w="80" w:type="dxa"/>
-              <w:left w:w="120" w:type="dxa"/>
-              <w:bottom w:w="80" w:type="dxa"/>
-              <w:right w:w="120" w:type="dxa"/>
-            </w:tcMar>
-            <w:vAlign w:val="center"/>
-          </w:tcPr>
-          <w:p>
-            <w:r>
-              <w:rPr>
-                <w:rFonts w:ascii="宋体" w:hAnsi="宋体" w:eastAsia="宋体" w:cs="宋体"/>
-                <w:sz w:val="20"/>
-                <w:szCs w:val="20"/>
-              </w:rPr>
-              <w:t>PLY 文本</w:t>
-            </w:r>
-          </w:p>
-        </w:tc>
-        <w:tc>
-          <w:tcPr>
-            <w:tcW w:w="4960" w:type="dxa"/>
-            <w:tcBorders>
-              <w:top w:val="single" w:color="AAAAAA" w:sz="0" w:space="0"/>
-              <w:left w:val="single" w:color="AAAAAA" w:sz="0" w:space="0"/>
-              <w:bottom w:val="single" w:color="AAAAAA" w:sz="0" w:space="0"/>
-              <w:right w:val="single" w:color="AAAAAA" w:sz="0" w:space="0"/>
-            </w:tcBorders>
-            <w:tcMar>
-              <w:top w:w="80" w:type="dxa"/>
-              <w:left w:w="120" w:type="dxa"/>
-              <w:bottom w:w="80" w:type="dxa"/>
-              <w:right w:w="120" w:type="dxa"/>
-            </w:tcMar>
-            <w:vAlign w:val="center"/>
-          </w:tcPr>
-          <w:p>
-            <w:r>
-              <w:rPr>
-                <w:rFonts w:ascii="宋体" w:hAnsi="宋体" w:eastAsia="宋体" w:cs="宋体"/>
-                <w:sz w:val="20"/>
-                <w:szCs w:val="20"/>
-              </w:rPr>
-              <w:t>点云可视化文件，可在 CloudCompare 或 MeshLab 中查看。包含三维坐标和颜色信息。</w:t>
             </w:r>
           </w:p>
         </w:tc>
@@ -7423,7 +7332,6 @@
               <w:bottom w:val="single" w:color="AAAAAA" w:sz="0" w:space="0"/>
               <w:right w:val="single" w:color="AAAAAA" w:sz="0" w:space="0"/>
             </w:tcBorders>
-            <w:shd w:val="clear" w:color="auto" w:fill="F2F6FC"/>
             <w:tcMar>
               <w:top w:w="80" w:type="dxa"/>
               <w:left w:w="120" w:type="dxa"/>
@@ -7439,6 +7347,109 @@
                 <w:sz w:val="18"/>
                 <w:szCs w:val="18"/>
               </w:rPr>
+              <w:t>map.ply</w:t>
+            </w:r>
+          </w:p>
+        </w:tc>
+        <w:tc>
+          <w:tcPr>
+            <w:tcW w:w="2000" w:type="dxa"/>
+            <w:tcBorders>
+              <w:top w:val="single" w:color="AAAAAA" w:sz="0" w:space="0"/>
+              <w:left w:val="single" w:color="AAAAAA" w:sz="0" w:space="0"/>
+              <w:bottom w:val="single" w:color="AAAAAA" w:sz="0" w:space="0"/>
+              <w:right w:val="single" w:color="AAAAAA" w:sz="0" w:space="0"/>
+            </w:tcBorders>
+            <w:tcMar>
+              <w:top w:w="80" w:type="dxa"/>
+              <w:left w:w="120" w:type="dxa"/>
+              <w:bottom w:w="80" w:type="dxa"/>
+              <w:right w:w="120" w:type="dxa"/>
+            </w:tcMar>
+            <w:vAlign w:val="center"/>
+          </w:tcPr>
+          <w:p>
+            <w:r>
+              <w:rPr>
+                <w:rFonts w:ascii="宋体" w:hAnsi="宋体" w:eastAsia="宋体" w:cs="宋体"/>
+                <w:sz w:val="20"/>
+                <w:szCs w:val="20"/>
+              </w:rPr>
+              <w:t>PLY 文本</w:t>
+            </w:r>
+          </w:p>
+        </w:tc>
+        <w:tc>
+          <w:tcPr>
+            <w:tcW w:w="4960" w:type="dxa"/>
+            <w:tcBorders>
+              <w:top w:val="single" w:color="AAAAAA" w:sz="0" w:space="0"/>
+              <w:left w:val="single" w:color="AAAAAA" w:sz="0" w:space="0"/>
+              <w:bottom w:val="single" w:color="AAAAAA" w:sz="0" w:space="0"/>
+              <w:right w:val="single" w:color="AAAAAA" w:sz="0" w:space="0"/>
+            </w:tcBorders>
+            <w:tcMar>
+              <w:top w:w="80" w:type="dxa"/>
+              <w:left w:w="120" w:type="dxa"/>
+              <w:bottom w:w="80" w:type="dxa"/>
+              <w:right w:w="120" w:type="dxa"/>
+            </w:tcMar>
+            <w:vAlign w:val="center"/>
+          </w:tcPr>
+          <w:p>
+            <w:r>
+              <w:rPr>
+                <w:rFonts w:ascii="宋体" w:hAnsi="宋体" w:eastAsia="宋体" w:cs="宋体"/>
+                <w:sz w:val="20"/>
+                <w:szCs w:val="20"/>
+              </w:rPr>
+              <w:t>点云可视化文件，可在 CloudCompare 或 MeshLab 中查看。包含三维坐标和颜色信息。</w:t>
+            </w:r>
+          </w:p>
+        </w:tc>
+      </w:tr>
+      <w:tr>
+        <w:tblPrEx>
+          <w:tblBorders>
+            <w:top w:val="single" w:color="auto" w:sz="4" w:space="0"/>
+            <w:left w:val="single" w:color="auto" w:sz="4" w:space="0"/>
+            <w:bottom w:val="single" w:color="auto" w:sz="4" w:space="0"/>
+            <w:right w:val="single" w:color="auto" w:sz="4" w:space="0"/>
+            <w:insideH w:val="single" w:color="auto" w:sz="4" w:space="0"/>
+            <w:insideV w:val="single" w:color="auto" w:sz="4" w:space="0"/>
+          </w:tblBorders>
+          <w:tblCellMar>
+            <w:top w:w="0" w:type="dxa"/>
+            <w:left w:w="10" w:type="dxa"/>
+            <w:bottom w:w="0" w:type="dxa"/>
+            <w:right w:w="10" w:type="dxa"/>
+          </w:tblCellMar>
+        </w:tblPrEx>
+        <w:tc>
+          <w:tcPr>
+            <w:tcW w:w="2400" w:type="dxa"/>
+            <w:tcBorders>
+              <w:top w:val="single" w:color="AAAAAA" w:sz="0" w:space="0"/>
+              <w:left w:val="single" w:color="AAAAAA" w:sz="0" w:space="0"/>
+              <w:bottom w:val="single" w:color="AAAAAA" w:sz="0" w:space="0"/>
+              <w:right w:val="single" w:color="AAAAAA" w:sz="0" w:space="0"/>
+            </w:tcBorders>
+            <w:shd w:val="clear" w:color="auto" w:fill="F2F6FC"/>
+            <w:tcMar>
+              <w:top w:w="80" w:type="dxa"/>
+              <w:left w:w="120" w:type="dxa"/>
+              <w:bottom w:w="80" w:type="dxa"/>
+              <w:right w:w="120" w:type="dxa"/>
+            </w:tcMar>
+            <w:vAlign w:val="center"/>
+          </w:tcPr>
+          <w:p>
+            <w:r>
+              <w:rPr>
+                <w:rFonts w:ascii="Consolas" w:hAnsi="Consolas" w:eastAsia="Consolas" w:cs="Consolas"/>
+                <w:sz w:val="18"/>
+                <w:szCs w:val="18"/>
+              </w:rPr>
               <w:t>model.bin</w:t>
             </w:r>
           </w:p>
@@ -7571,7 +7582,7 @@
           <w:sz w:val="18"/>
           <w:szCs w:val="18"/>
         </w:rPr>
-        <w:t xml:space="preserve">  [float x3]   X, Y, Z 坐标（世界坐标系）</w:t>
+        <w:t xml:space="preserve">  [float x3]   X、Y、Z 坐标（世界坐标系）</w:t>
       </w:r>
     </w:p>
     <w:p>
@@ -7844,6 +7855,12 @@
             <w:insideH w:val="single" w:color="auto" w:sz="4" w:space="0"/>
             <w:insideV w:val="single" w:color="auto" w:sz="4" w:space="0"/>
           </w:tblBorders>
+          <w:tblCellMar>
+            <w:top w:w="0" w:type="dxa"/>
+            <w:left w:w="10" w:type="dxa"/>
+            <w:bottom w:w="0" w:type="dxa"/>
+            <w:right w:w="10" w:type="dxa"/>
+          </w:tblCellMar>
         </w:tblPrEx>
         <w:tc>
           <w:tcPr>
@@ -7869,7 +7886,7 @@
             </w:pPr>
             <w:r>
               <w:rPr>
-                <w:rFonts w:ascii="宋体" w:hAnsi="宋体" w:eastAsia="宋体" w:cs="宋体"/>
+                <w:rFonts w:ascii="黑体" w:hAnsi="黑体" w:eastAsia="黑体" w:cs="黑体"/>
                 <w:b/>
                 <w:bCs/>
                 <w:color w:val="FFFFFF"/>
@@ -7904,7 +7921,7 @@
             </w:pPr>
             <w:r>
               <w:rPr>
-                <w:rFonts w:ascii="宋体" w:hAnsi="宋体" w:eastAsia="宋体" w:cs="宋体"/>
+                <w:rFonts w:ascii="黑体" w:hAnsi="黑体" w:eastAsia="黑体" w:cs="黑体"/>
                 <w:b/>
                 <w:bCs/>
                 <w:color w:val="FFFFFF"/>
@@ -7939,7 +7956,7 @@
             </w:pPr>
             <w:r>
               <w:rPr>
-                <w:rFonts w:ascii="宋体" w:hAnsi="宋体" w:eastAsia="宋体" w:cs="宋体"/>
+                <w:rFonts w:ascii="黑体" w:hAnsi="黑体" w:eastAsia="黑体" w:cs="黑体"/>
                 <w:b/>
                 <w:bCs/>
                 <w:color w:val="FFFFFF"/>
@@ -8820,7 +8837,7 @@
         <w:rPr>
           <w:rFonts w:ascii="黑体" w:hAnsi="黑体" w:eastAsia="黑体" w:cs="黑体"/>
         </w:rPr>
-        <w:t>8.1 快速开始</w:t>
+        <w:t>8.1 快速开始（使用预置资源）</w:t>
       </w:r>
       <w:bookmarkEnd w:id="26"/>
     </w:p>
@@ -8990,7 +9007,7 @@
             </w:pPr>
             <w:r>
               <w:rPr>
-                <w:rFonts w:ascii="宋体" w:hAnsi="宋体" w:eastAsia="宋体" w:cs="宋体"/>
+                <w:rFonts w:ascii="黑体" w:hAnsi="黑体" w:eastAsia="黑体" w:cs="黑体"/>
                 <w:b/>
                 <w:bCs/>
                 <w:color w:val="FFFFFF"/>
@@ -9025,7 +9042,7 @@
             </w:pPr>
             <w:r>
               <w:rPr>
-                <w:rFonts w:ascii="宋体" w:hAnsi="宋体" w:eastAsia="宋体" w:cs="宋体"/>
+                <w:rFonts w:ascii="黑体" w:hAnsi="黑体" w:eastAsia="黑体" w:cs="黑体"/>
                 <w:b/>
                 <w:bCs/>
                 <w:color w:val="FFFFFF"/>
@@ -9060,7 +9077,7 @@
             </w:pPr>
             <w:r>
               <w:rPr>
-                <w:rFonts w:ascii="宋体" w:hAnsi="宋体" w:eastAsia="宋体" w:cs="宋体"/>
+                <w:rFonts w:ascii="黑体" w:hAnsi="黑体" w:eastAsia="黑体" w:cs="黑体"/>
                 <w:b/>
                 <w:bCs/>
                 <w:color w:val="FFFFFF"/>
@@ -9800,12 +9817,6 @@
             <w:insideH w:val="single" w:color="auto" w:sz="4" w:space="0"/>
             <w:insideV w:val="single" w:color="auto" w:sz="4" w:space="0"/>
           </w:tblBorders>
-          <w:tblCellMar>
-            <w:top w:w="0" w:type="dxa"/>
-            <w:left w:w="10" w:type="dxa"/>
-            <w:bottom w:w="0" w:type="dxa"/>
-            <w:right w:w="10" w:type="dxa"/>
-          </w:tblCellMar>
         </w:tblPrEx>
         <w:tc>
           <w:tcPr>
@@ -9831,7 +9842,7 @@
             </w:pPr>
             <w:r>
               <w:rPr>
-                <w:rFonts w:ascii="宋体" w:hAnsi="宋体" w:eastAsia="宋体" w:cs="宋体"/>
+                <w:rFonts w:ascii="黑体" w:hAnsi="黑体" w:eastAsia="黑体" w:cs="黑体"/>
                 <w:b/>
                 <w:bCs/>
                 <w:color w:val="FFFFFF"/>
@@ -9866,7 +9877,7 @@
             </w:pPr>
             <w:r>
               <w:rPr>
-                <w:rFonts w:ascii="宋体" w:hAnsi="宋体" w:eastAsia="宋体" w:cs="宋体"/>
+                <w:rFonts w:ascii="黑体" w:hAnsi="黑体" w:eastAsia="黑体" w:cs="黑体"/>
                 <w:b/>
                 <w:bCs/>
                 <w:color w:val="FFFFFF"/>
@@ -9901,7 +9912,7 @@
             </w:pPr>
             <w:r>
               <w:rPr>
-                <w:rFonts w:ascii="宋体" w:hAnsi="宋体" w:eastAsia="宋体" w:cs="宋体"/>
+                <w:rFonts w:ascii="黑体" w:hAnsi="黑体" w:eastAsia="黑体" w:cs="黑体"/>
                 <w:b/>
                 <w:bCs/>
                 <w:color w:val="FFFFFF"/>
@@ -10631,7 +10642,7 @@
                 <w:sz w:val="20"/>
                 <w:szCs w:val="20"/>
               </w:rPr>
-              <w:t>USB Vendor ID : Product ID</w:t>
+              <w:t>USB 供应商 ID : 产品 ID</w:t>
             </w:r>
           </w:p>
         </w:tc>
@@ -11351,7 +11362,7 @@
             </w:pPr>
             <w:r>
               <w:rPr>
-                <w:rFonts w:ascii="宋体" w:hAnsi="宋体" w:eastAsia="宋体" w:cs="宋体"/>
+                <w:rFonts w:ascii="黑体" w:hAnsi="黑体" w:eastAsia="黑体" w:cs="黑体"/>
                 <w:b/>
                 <w:bCs/>
                 <w:color w:val="FFFFFF"/>
@@ -11386,7 +11397,7 @@
             </w:pPr>
             <w:r>
               <w:rPr>
-                <w:rFonts w:ascii="宋体" w:hAnsi="宋体" w:eastAsia="宋体" w:cs="宋体"/>
+                <w:rFonts w:ascii="黑体" w:hAnsi="黑体" w:eastAsia="黑体" w:cs="黑体"/>
                 <w:b/>
                 <w:bCs/>
                 <w:color w:val="FFFFFF"/>
@@ -11421,7 +11432,7 @@
             </w:pPr>
             <w:r>
               <w:rPr>
-                <w:rFonts w:ascii="宋体" w:hAnsi="宋体" w:eastAsia="宋体" w:cs="宋体"/>
+                <w:rFonts w:ascii="黑体" w:hAnsi="黑体" w:eastAsia="黑体" w:cs="黑体"/>
                 <w:b/>
                 <w:bCs/>
                 <w:color w:val="FFFFFF"/>
@@ -12359,7 +12370,7 @@
             </w:pPr>
             <w:r>
               <w:rPr>
-                <w:rFonts w:ascii="宋体" w:hAnsi="宋体" w:eastAsia="宋体" w:cs="宋体"/>
+                <w:rFonts w:ascii="黑体" w:hAnsi="黑体" w:eastAsia="黑体" w:cs="黑体"/>
                 <w:b/>
                 <w:bCs/>
                 <w:color w:val="FFFFFF"/>
@@ -12394,7 +12405,7 @@
             </w:pPr>
             <w:r>
               <w:rPr>
-                <w:rFonts w:ascii="宋体" w:hAnsi="宋体" w:eastAsia="宋体" w:cs="宋体"/>
+                <w:rFonts w:ascii="黑体" w:hAnsi="黑体" w:eastAsia="黑体" w:cs="黑体"/>
                 <w:b/>
                 <w:bCs/>
                 <w:color w:val="FFFFFF"/>
@@ -12851,7 +12862,7 @@
                 <w:sz w:val="20"/>
                 <w:szCs w:val="20"/>
               </w:rPr>
-              <w:t>工具库：数学、图像绘制、日志、信号处理、视频录制、YAML 读写</w:t>
+              <w:t>工具库：数学运算、图像绘制、日志、信号处理、视频录制、YAML 读写</w:t>
             </w:r>
           </w:p>
         </w:tc>
@@ -13151,7 +13162,7 @@
                 <w:sz w:val="20"/>
                 <w:szCs w:val="20"/>
               </w:rPr>
-              <w:t>资源文件：视频、模型（.ply/.bin）、词袋（ORBvoc.txt）、地标（.json）</w:t>
+              <w:t>资源文件：视频（.mp4）、模型（.ply/.bin）、词袋（ORBvoc.txt）、地标（.json）</w:t>
             </w:r>
           </w:p>
         </w:tc>
@@ -14449,210 +14460,4867 @@
       </w:r>
     </w:p>
     <w:p>
-      <w:pPr>
-        <w:pStyle w:val="16"/>
-        <w:numPr>
-          <w:numId w:val="0"/>
-        </w:numPr>
-        <w:spacing w:before="60" w:after="60"/>
+      <w:r>
+        <w:br w:type="page"/>
+      </w:r>
+    </w:p>
+    <w:p>
+      <w:pPr>
+        <w:pStyle w:val="2"/>
+      </w:pPr>
+      <w:bookmarkStart w:id="39" w:name="ch13"/>
+      <w:r>
+        <w:rPr>
+          <w:rFonts w:ascii="黑体" w:hAnsi="黑体" w:eastAsia="黑体" w:cs="黑体"/>
+        </w:rPr>
+        <w:t>十三、复现结果与原论文对比分析</w:t>
+      </w:r>
+      <w:bookmarkEnd w:id="39"/>
+    </w:p>
+    <w:p>
+      <w:pPr>
+        <w:spacing w:before="120" w:after="120"/>
+      </w:pPr>
+      <w:r>
         <w:rPr>
           <w:rFonts w:ascii="宋体" w:hAnsi="宋体" w:eastAsia="宋体" w:cs="宋体"/>
           <w:sz w:val="22"/>
           <w:szCs w:val="22"/>
         </w:rPr>
-      </w:pPr>
-    </w:p>
-    <w:p>
-      <w:pPr>
-        <w:pStyle w:val="16"/>
-        <w:numPr>
-          <w:numId w:val="0"/>
-        </w:numPr>
-        <w:spacing w:before="60" w:after="60"/>
+        <w:t>本章将本项目的复现结果与原论文报告的实验结果进行系统对比。由于本课设项目侧重于系统搭建与功能复现，而非定量评估，对比以定性分析为主，同时给出偏差原因分析。</w:t>
+      </w:r>
+    </w:p>
+    <w:p>
+      <w:pPr>
+        <w:pStyle w:val="3"/>
+      </w:pPr>
+      <w:bookmarkStart w:id="40" w:name="ch13s1"/>
+      <w:r>
+        <w:rPr>
+          <w:rFonts w:ascii="黑体" w:hAnsi="黑体" w:eastAsia="黑体" w:cs="黑体"/>
+        </w:rPr>
+        <w:t>13.1 原论文核心结果</w:t>
+      </w:r>
+      <w:bookmarkEnd w:id="40"/>
+    </w:p>
+    <w:p>
+      <w:pPr>
+        <w:spacing w:before="120" w:after="120"/>
+      </w:pPr>
+      <w:r>
         <w:rPr>
           <w:rFonts w:ascii="宋体" w:hAnsi="宋体" w:eastAsia="宋体" w:cs="宋体"/>
           <w:sz w:val="22"/>
           <w:szCs w:val="22"/>
         </w:rPr>
-      </w:pPr>
+        <w:t>原论文在 6 个场景（Square、Stairs、Corner、Garden、Plaza、Indoor）上评估了 VB-GPS 系统的定位精度，并与 ORB-SLAM、MBL、PoseNet 三种方法进行了对比。下表为原文 Table II 的核心数据：</w:t>
+      </w:r>
+    </w:p>
+    <w:p>
+      <w:pPr>
+        <w:spacing w:before="120" w:after="120"/>
+      </w:pPr>
+      <w:r>
+        <w:rPr>
+          <w:rFonts w:ascii="宋体" w:hAnsi="宋体" w:eastAsia="宋体" w:cs="宋体"/>
+          <w:b/>
+          <w:bCs/>
+          <w:sz w:val="22"/>
+          <w:szCs w:val="22"/>
+        </w:rPr>
+        <w:t>表 13-1：各场景定位误差对比（原论文 Table II 数据）</w:t>
+      </w:r>
+    </w:p>
+    <w:tbl>
+      <w:tblPr>
+        <w:tblStyle w:val="11"/>
+        <w:tblW w:w="9360" w:type="dxa"/>
+        <w:tblInd w:w="0" w:type="dxa"/>
+        <w:tblBorders>
+          <w:top w:val="single" w:color="auto" w:sz="4" w:space="0"/>
+          <w:left w:val="single" w:color="auto" w:sz="4" w:space="0"/>
+          <w:bottom w:val="single" w:color="auto" w:sz="4" w:space="0"/>
+          <w:right w:val="single" w:color="auto" w:sz="4" w:space="0"/>
+          <w:insideH w:val="single" w:color="auto" w:sz="4" w:space="0"/>
+          <w:insideV w:val="single" w:color="auto" w:sz="4" w:space="0"/>
+        </w:tblBorders>
+        <w:tblLayout w:type="autofit"/>
+        <w:tblCellMar>
+          <w:top w:w="0" w:type="dxa"/>
+          <w:left w:w="10" w:type="dxa"/>
+          <w:bottom w:w="0" w:type="dxa"/>
+          <w:right w:w="10" w:type="dxa"/>
+        </w:tblCellMar>
+      </w:tblPr>
+      <w:tblGrid>
+        <w:gridCol w:w="1400"/>
+        <w:gridCol w:w="2000"/>
+        <w:gridCol w:w="2000"/>
+        <w:gridCol w:w="2000"/>
+        <w:gridCol w:w="1960"/>
+      </w:tblGrid>
+      <w:tr>
+        <w:tblPrEx>
+          <w:tblBorders>
+            <w:top w:val="single" w:color="auto" w:sz="4" w:space="0"/>
+            <w:left w:val="single" w:color="auto" w:sz="4" w:space="0"/>
+            <w:bottom w:val="single" w:color="auto" w:sz="4" w:space="0"/>
+            <w:right w:val="single" w:color="auto" w:sz="4" w:space="0"/>
+            <w:insideH w:val="single" w:color="auto" w:sz="4" w:space="0"/>
+            <w:insideV w:val="single" w:color="auto" w:sz="4" w:space="0"/>
+          </w:tblBorders>
+        </w:tblPrEx>
+        <w:tc>
+          <w:tcPr>
+            <w:tcW w:w="1400" w:type="dxa"/>
+            <w:tcBorders>
+              <w:top w:val="single" w:color="AAAAAA" w:sz="0" w:space="0"/>
+              <w:left w:val="single" w:color="AAAAAA" w:sz="0" w:space="0"/>
+              <w:bottom w:val="single" w:color="AAAAAA" w:sz="0" w:space="0"/>
+              <w:right w:val="single" w:color="AAAAAA" w:sz="0" w:space="0"/>
+            </w:tcBorders>
+            <w:shd w:val="clear" w:color="auto" w:fill="2B579A"/>
+            <w:tcMar>
+              <w:top w:w="80" w:type="dxa"/>
+              <w:left w:w="120" w:type="dxa"/>
+              <w:bottom w:w="80" w:type="dxa"/>
+              <w:right w:w="120" w:type="dxa"/>
+            </w:tcMar>
+            <w:vAlign w:val="center"/>
+          </w:tcPr>
+          <w:p>
+            <w:pPr>
+              <w:jc w:val="center"/>
+            </w:pPr>
+            <w:r>
+              <w:rPr>
+                <w:rFonts w:ascii="黑体" w:hAnsi="黑体" w:eastAsia="黑体" w:cs="黑体"/>
+                <w:b/>
+                <w:bCs/>
+                <w:color w:val="FFFFFF"/>
+                <w:sz w:val="22"/>
+                <w:szCs w:val="22"/>
+              </w:rPr>
+              <w:t>场景</w:t>
+            </w:r>
+          </w:p>
+        </w:tc>
+        <w:tc>
+          <w:tcPr>
+            <w:tcW w:w="2000" w:type="dxa"/>
+            <w:tcBorders>
+              <w:top w:val="single" w:color="AAAAAA" w:sz="0" w:space="0"/>
+              <w:left w:val="single" w:color="AAAAAA" w:sz="0" w:space="0"/>
+              <w:bottom w:val="single" w:color="AAAAAA" w:sz="0" w:space="0"/>
+              <w:right w:val="single" w:color="AAAAAA" w:sz="0" w:space="0"/>
+            </w:tcBorders>
+            <w:shd w:val="clear" w:color="auto" w:fill="2B579A"/>
+            <w:tcMar>
+              <w:top w:w="80" w:type="dxa"/>
+              <w:left w:w="120" w:type="dxa"/>
+              <w:bottom w:w="80" w:type="dxa"/>
+              <w:right w:w="120" w:type="dxa"/>
+            </w:tcMar>
+            <w:vAlign w:val="center"/>
+          </w:tcPr>
+          <w:p>
+            <w:pPr>
+              <w:jc w:val="center"/>
+            </w:pPr>
+            <w:r>
+              <w:rPr>
+                <w:rFonts w:ascii="黑体" w:hAnsi="黑体" w:eastAsia="黑体" w:cs="黑体"/>
+                <w:b/>
+                <w:bCs/>
+                <w:color w:val="FFFFFF"/>
+                <w:sz w:val="22"/>
+                <w:szCs w:val="22"/>
+              </w:rPr>
+              <w:t>VB-GPS
+(位置/角度)</w:t>
+            </w:r>
+          </w:p>
+        </w:tc>
+        <w:tc>
+          <w:tcPr>
+            <w:tcW w:w="2000" w:type="dxa"/>
+            <w:tcBorders>
+              <w:top w:val="single" w:color="AAAAAA" w:sz="0" w:space="0"/>
+              <w:left w:val="single" w:color="AAAAAA" w:sz="0" w:space="0"/>
+              <w:bottom w:val="single" w:color="AAAAAA" w:sz="0" w:space="0"/>
+              <w:right w:val="single" w:color="AAAAAA" w:sz="0" w:space="0"/>
+            </w:tcBorders>
+            <w:shd w:val="clear" w:color="auto" w:fill="2B579A"/>
+            <w:tcMar>
+              <w:top w:w="80" w:type="dxa"/>
+              <w:left w:w="120" w:type="dxa"/>
+              <w:bottom w:w="80" w:type="dxa"/>
+              <w:right w:w="120" w:type="dxa"/>
+            </w:tcMar>
+            <w:vAlign w:val="center"/>
+          </w:tcPr>
+          <w:p>
+            <w:pPr>
+              <w:jc w:val="center"/>
+            </w:pPr>
+            <w:r>
+              <w:rPr>
+                <w:rFonts w:ascii="黑体" w:hAnsi="黑体" w:eastAsia="黑体" w:cs="黑体"/>
+                <w:b/>
+                <w:bCs/>
+                <w:color w:val="FFFFFF"/>
+                <w:sz w:val="22"/>
+                <w:szCs w:val="22"/>
+              </w:rPr>
+              <w:t>ORB-SLAM
+(位置/角度)</w:t>
+            </w:r>
+          </w:p>
+        </w:tc>
+        <w:tc>
+          <w:tcPr>
+            <w:tcW w:w="2000" w:type="dxa"/>
+            <w:tcBorders>
+              <w:top w:val="single" w:color="AAAAAA" w:sz="0" w:space="0"/>
+              <w:left w:val="single" w:color="AAAAAA" w:sz="0" w:space="0"/>
+              <w:bottom w:val="single" w:color="AAAAAA" w:sz="0" w:space="0"/>
+              <w:right w:val="single" w:color="AAAAAA" w:sz="0" w:space="0"/>
+            </w:tcBorders>
+            <w:shd w:val="clear" w:color="auto" w:fill="2B579A"/>
+            <w:tcMar>
+              <w:top w:w="80" w:type="dxa"/>
+              <w:left w:w="120" w:type="dxa"/>
+              <w:bottom w:w="80" w:type="dxa"/>
+              <w:right w:w="120" w:type="dxa"/>
+            </w:tcMar>
+            <w:vAlign w:val="center"/>
+          </w:tcPr>
+          <w:p>
+            <w:pPr>
+              <w:jc w:val="center"/>
+            </w:pPr>
+            <w:r>
+              <w:rPr>
+                <w:rFonts w:ascii="黑体" w:hAnsi="黑体" w:eastAsia="黑体" w:cs="黑体"/>
+                <w:b/>
+                <w:bCs/>
+                <w:color w:val="FFFFFF"/>
+                <w:sz w:val="22"/>
+                <w:szCs w:val="22"/>
+              </w:rPr>
+              <w:t>MBL
+(位置/角度)</w:t>
+            </w:r>
+          </w:p>
+        </w:tc>
+        <w:tc>
+          <w:tcPr>
+            <w:tcW w:w="1960" w:type="dxa"/>
+            <w:tcBorders>
+              <w:top w:val="single" w:color="AAAAAA" w:sz="0" w:space="0"/>
+              <w:left w:val="single" w:color="AAAAAA" w:sz="0" w:space="0"/>
+              <w:bottom w:val="single" w:color="AAAAAA" w:sz="0" w:space="0"/>
+              <w:right w:val="single" w:color="AAAAAA" w:sz="0" w:space="0"/>
+            </w:tcBorders>
+            <w:shd w:val="clear" w:color="auto" w:fill="2B579A"/>
+            <w:tcMar>
+              <w:top w:w="80" w:type="dxa"/>
+              <w:left w:w="120" w:type="dxa"/>
+              <w:bottom w:w="80" w:type="dxa"/>
+              <w:right w:w="120" w:type="dxa"/>
+            </w:tcMar>
+            <w:vAlign w:val="center"/>
+          </w:tcPr>
+          <w:p>
+            <w:pPr>
+              <w:jc w:val="center"/>
+            </w:pPr>
+            <w:r>
+              <w:rPr>
+                <w:rFonts w:ascii="黑体" w:hAnsi="黑体" w:eastAsia="黑体" w:cs="黑体"/>
+                <w:b/>
+                <w:bCs/>
+                <w:color w:val="FFFFFF"/>
+                <w:sz w:val="22"/>
+                <w:szCs w:val="22"/>
+              </w:rPr>
+              <w:t>PoseNet
+(位置/角度)</w:t>
+            </w:r>
+          </w:p>
+        </w:tc>
+      </w:tr>
+      <w:tr>
+        <w:tblPrEx>
+          <w:tblBorders>
+            <w:top w:val="single" w:color="auto" w:sz="4" w:space="0"/>
+            <w:left w:val="single" w:color="auto" w:sz="4" w:space="0"/>
+            <w:bottom w:val="single" w:color="auto" w:sz="4" w:space="0"/>
+            <w:right w:val="single" w:color="auto" w:sz="4" w:space="0"/>
+            <w:insideH w:val="single" w:color="auto" w:sz="4" w:space="0"/>
+            <w:insideV w:val="single" w:color="auto" w:sz="4" w:space="0"/>
+          </w:tblBorders>
+          <w:tblCellMar>
+            <w:top w:w="0" w:type="dxa"/>
+            <w:left w:w="10" w:type="dxa"/>
+            <w:bottom w:w="0" w:type="dxa"/>
+            <w:right w:w="10" w:type="dxa"/>
+          </w:tblCellMar>
+        </w:tblPrEx>
+        <w:tc>
+          <w:tcPr>
+            <w:tcW w:w="1400" w:type="dxa"/>
+            <w:tcBorders>
+              <w:top w:val="single" w:color="AAAAAA" w:sz="0" w:space="0"/>
+              <w:left w:val="single" w:color="AAAAAA" w:sz="0" w:space="0"/>
+              <w:bottom w:val="single" w:color="AAAAAA" w:sz="0" w:space="0"/>
+              <w:right w:val="single" w:color="AAAAAA" w:sz="0" w:space="0"/>
+            </w:tcBorders>
+            <w:tcMar>
+              <w:top w:w="80" w:type="dxa"/>
+              <w:left w:w="120" w:type="dxa"/>
+              <w:bottom w:w="80" w:type="dxa"/>
+              <w:right w:w="120" w:type="dxa"/>
+            </w:tcMar>
+            <w:vAlign w:val="center"/>
+          </w:tcPr>
+          <w:p>
+            <w:r>
+              <w:rPr>
+                <w:rFonts w:ascii="宋体" w:hAnsi="宋体" w:eastAsia="宋体" w:cs="宋体"/>
+                <w:sz w:val="20"/>
+                <w:szCs w:val="20"/>
+              </w:rPr>
+              <w:t>Square</w:t>
+            </w:r>
+          </w:p>
+        </w:tc>
+        <w:tc>
+          <w:tcPr>
+            <w:tcW w:w="2000" w:type="dxa"/>
+            <w:tcBorders>
+              <w:top w:val="single" w:color="AAAAAA" w:sz="0" w:space="0"/>
+              <w:left w:val="single" w:color="AAAAAA" w:sz="0" w:space="0"/>
+              <w:bottom w:val="single" w:color="AAAAAA" w:sz="0" w:space="0"/>
+              <w:right w:val="single" w:color="AAAAAA" w:sz="0" w:space="0"/>
+            </w:tcBorders>
+            <w:tcMar>
+              <w:top w:w="80" w:type="dxa"/>
+              <w:left w:w="120" w:type="dxa"/>
+              <w:bottom w:w="80" w:type="dxa"/>
+              <w:right w:w="120" w:type="dxa"/>
+            </w:tcMar>
+            <w:vAlign w:val="center"/>
+          </w:tcPr>
+          <w:p>
+            <w:r>
+              <w:rPr>
+                <w:rFonts w:ascii="宋体" w:hAnsi="宋体" w:eastAsia="宋体" w:cs="宋体"/>
+                <w:sz w:val="20"/>
+                <w:szCs w:val="20"/>
+              </w:rPr>
+              <w:t>0.23m / 0.85°</w:t>
+            </w:r>
+          </w:p>
+        </w:tc>
+        <w:tc>
+          <w:tcPr>
+            <w:tcW w:w="2000" w:type="dxa"/>
+            <w:tcBorders>
+              <w:top w:val="single" w:color="AAAAAA" w:sz="0" w:space="0"/>
+              <w:left w:val="single" w:color="AAAAAA" w:sz="0" w:space="0"/>
+              <w:bottom w:val="single" w:color="AAAAAA" w:sz="0" w:space="0"/>
+              <w:right w:val="single" w:color="AAAAAA" w:sz="0" w:space="0"/>
+            </w:tcBorders>
+            <w:tcMar>
+              <w:top w:w="80" w:type="dxa"/>
+              <w:left w:w="120" w:type="dxa"/>
+              <w:bottom w:w="80" w:type="dxa"/>
+              <w:right w:w="120" w:type="dxa"/>
+            </w:tcMar>
+            <w:vAlign w:val="center"/>
+          </w:tcPr>
+          <w:p>
+            <w:r>
+              <w:rPr>
+                <w:rFonts w:ascii="宋体" w:hAnsi="宋体" w:eastAsia="宋体" w:cs="宋体"/>
+                <w:sz w:val="20"/>
+                <w:szCs w:val="20"/>
+              </w:rPr>
+              <w:t>1.39m / 1.77°</w:t>
+            </w:r>
+          </w:p>
+        </w:tc>
+        <w:tc>
+          <w:tcPr>
+            <w:tcW w:w="2000" w:type="dxa"/>
+            <w:tcBorders>
+              <w:top w:val="single" w:color="AAAAAA" w:sz="0" w:space="0"/>
+              <w:left w:val="single" w:color="AAAAAA" w:sz="0" w:space="0"/>
+              <w:bottom w:val="single" w:color="AAAAAA" w:sz="0" w:space="0"/>
+              <w:right w:val="single" w:color="AAAAAA" w:sz="0" w:space="0"/>
+            </w:tcBorders>
+            <w:tcMar>
+              <w:top w:w="80" w:type="dxa"/>
+              <w:left w:w="120" w:type="dxa"/>
+              <w:bottom w:w="80" w:type="dxa"/>
+              <w:right w:w="120" w:type="dxa"/>
+            </w:tcMar>
+            <w:vAlign w:val="center"/>
+          </w:tcPr>
+          <w:p>
+            <w:r>
+              <w:rPr>
+                <w:rFonts w:ascii="宋体" w:hAnsi="宋体" w:eastAsia="宋体" w:cs="宋体"/>
+                <w:sz w:val="20"/>
+                <w:szCs w:val="20"/>
+              </w:rPr>
+              <w:t>0.66m / 1.21°</w:t>
+            </w:r>
+          </w:p>
+        </w:tc>
+        <w:tc>
+          <w:tcPr>
+            <w:tcW w:w="1960" w:type="dxa"/>
+            <w:tcBorders>
+              <w:top w:val="single" w:color="AAAAAA" w:sz="0" w:space="0"/>
+              <w:left w:val="single" w:color="AAAAAA" w:sz="0" w:space="0"/>
+              <w:bottom w:val="single" w:color="AAAAAA" w:sz="0" w:space="0"/>
+              <w:right w:val="single" w:color="AAAAAA" w:sz="0" w:space="0"/>
+            </w:tcBorders>
+            <w:tcMar>
+              <w:top w:w="80" w:type="dxa"/>
+              <w:left w:w="120" w:type="dxa"/>
+              <w:bottom w:w="80" w:type="dxa"/>
+              <w:right w:w="120" w:type="dxa"/>
+            </w:tcMar>
+            <w:vAlign w:val="center"/>
+          </w:tcPr>
+          <w:p>
+            <w:r>
+              <w:rPr>
+                <w:rFonts w:ascii="宋体" w:hAnsi="宋体" w:eastAsia="宋体" w:cs="宋体"/>
+                <w:sz w:val="20"/>
+                <w:szCs w:val="20"/>
+              </w:rPr>
+              <w:t>6.36m / 146°</w:t>
+            </w:r>
+          </w:p>
+        </w:tc>
+      </w:tr>
+      <w:tr>
+        <w:tblPrEx>
+          <w:tblBorders>
+            <w:top w:val="single" w:color="auto" w:sz="4" w:space="0"/>
+            <w:left w:val="single" w:color="auto" w:sz="4" w:space="0"/>
+            <w:bottom w:val="single" w:color="auto" w:sz="4" w:space="0"/>
+            <w:right w:val="single" w:color="auto" w:sz="4" w:space="0"/>
+            <w:insideH w:val="single" w:color="auto" w:sz="4" w:space="0"/>
+            <w:insideV w:val="single" w:color="auto" w:sz="4" w:space="0"/>
+          </w:tblBorders>
+          <w:tblCellMar>
+            <w:top w:w="0" w:type="dxa"/>
+            <w:left w:w="10" w:type="dxa"/>
+            <w:bottom w:w="0" w:type="dxa"/>
+            <w:right w:w="10" w:type="dxa"/>
+          </w:tblCellMar>
+        </w:tblPrEx>
+        <w:tc>
+          <w:tcPr>
+            <w:tcW w:w="1400" w:type="dxa"/>
+            <w:tcBorders>
+              <w:top w:val="single" w:color="AAAAAA" w:sz="0" w:space="0"/>
+              <w:left w:val="single" w:color="AAAAAA" w:sz="0" w:space="0"/>
+              <w:bottom w:val="single" w:color="AAAAAA" w:sz="0" w:space="0"/>
+              <w:right w:val="single" w:color="AAAAAA" w:sz="0" w:space="0"/>
+            </w:tcBorders>
+            <w:shd w:val="clear" w:color="auto" w:fill="F2F6FC"/>
+            <w:tcMar>
+              <w:top w:w="80" w:type="dxa"/>
+              <w:left w:w="120" w:type="dxa"/>
+              <w:bottom w:w="80" w:type="dxa"/>
+              <w:right w:w="120" w:type="dxa"/>
+            </w:tcMar>
+            <w:vAlign w:val="center"/>
+          </w:tcPr>
+          <w:p>
+            <w:r>
+              <w:rPr>
+                <w:rFonts w:ascii="宋体" w:hAnsi="宋体" w:eastAsia="宋体" w:cs="宋体"/>
+                <w:sz w:val="20"/>
+                <w:szCs w:val="20"/>
+              </w:rPr>
+              <w:t>Stairs</w:t>
+            </w:r>
+          </w:p>
+        </w:tc>
+        <w:tc>
+          <w:tcPr>
+            <w:tcW w:w="2000" w:type="dxa"/>
+            <w:tcBorders>
+              <w:top w:val="single" w:color="AAAAAA" w:sz="0" w:space="0"/>
+              <w:left w:val="single" w:color="AAAAAA" w:sz="0" w:space="0"/>
+              <w:bottom w:val="single" w:color="AAAAAA" w:sz="0" w:space="0"/>
+              <w:right w:val="single" w:color="AAAAAA" w:sz="0" w:space="0"/>
+            </w:tcBorders>
+            <w:shd w:val="clear" w:color="auto" w:fill="F2F6FC"/>
+            <w:tcMar>
+              <w:top w:w="80" w:type="dxa"/>
+              <w:left w:w="120" w:type="dxa"/>
+              <w:bottom w:w="80" w:type="dxa"/>
+              <w:right w:w="120" w:type="dxa"/>
+            </w:tcMar>
+            <w:vAlign w:val="center"/>
+          </w:tcPr>
+          <w:p>
+            <w:r>
+              <w:rPr>
+                <w:rFonts w:ascii="宋体" w:hAnsi="宋体" w:eastAsia="宋体" w:cs="宋体"/>
+                <w:sz w:val="20"/>
+                <w:szCs w:val="20"/>
+              </w:rPr>
+              <w:t>0.09m / 0.93°</w:t>
+            </w:r>
+          </w:p>
+        </w:tc>
+        <w:tc>
+          <w:tcPr>
+            <w:tcW w:w="2000" w:type="dxa"/>
+            <w:tcBorders>
+              <w:top w:val="single" w:color="AAAAAA" w:sz="0" w:space="0"/>
+              <w:left w:val="single" w:color="AAAAAA" w:sz="0" w:space="0"/>
+              <w:bottom w:val="single" w:color="AAAAAA" w:sz="0" w:space="0"/>
+              <w:right w:val="single" w:color="AAAAAA" w:sz="0" w:space="0"/>
+            </w:tcBorders>
+            <w:shd w:val="clear" w:color="auto" w:fill="F2F6FC"/>
+            <w:tcMar>
+              <w:top w:w="80" w:type="dxa"/>
+              <w:left w:w="120" w:type="dxa"/>
+              <w:bottom w:w="80" w:type="dxa"/>
+              <w:right w:w="120" w:type="dxa"/>
+            </w:tcMar>
+            <w:vAlign w:val="center"/>
+          </w:tcPr>
+          <w:p>
+            <w:r>
+              <w:rPr>
+                <w:rFonts w:ascii="宋体" w:hAnsi="宋体" w:eastAsia="宋体" w:cs="宋体"/>
+                <w:sz w:val="20"/>
+                <w:szCs w:val="20"/>
+              </w:rPr>
+              <w:t>1.65m / 1.34°</w:t>
+            </w:r>
+          </w:p>
+        </w:tc>
+        <w:tc>
+          <w:tcPr>
+            <w:tcW w:w="2000" w:type="dxa"/>
+            <w:tcBorders>
+              <w:top w:val="single" w:color="AAAAAA" w:sz="0" w:space="0"/>
+              <w:left w:val="single" w:color="AAAAAA" w:sz="0" w:space="0"/>
+              <w:bottom w:val="single" w:color="AAAAAA" w:sz="0" w:space="0"/>
+              <w:right w:val="single" w:color="AAAAAA" w:sz="0" w:space="0"/>
+            </w:tcBorders>
+            <w:shd w:val="clear" w:color="auto" w:fill="F2F6FC"/>
+            <w:tcMar>
+              <w:top w:w="80" w:type="dxa"/>
+              <w:left w:w="120" w:type="dxa"/>
+              <w:bottom w:w="80" w:type="dxa"/>
+              <w:right w:w="120" w:type="dxa"/>
+            </w:tcMar>
+            <w:vAlign w:val="center"/>
+          </w:tcPr>
+          <w:p>
+            <w:r>
+              <w:rPr>
+                <w:rFonts w:ascii="宋体" w:hAnsi="宋体" w:eastAsia="宋体" w:cs="宋体"/>
+                <w:sz w:val="20"/>
+                <w:szCs w:val="20"/>
+              </w:rPr>
+              <w:t>0.44m / 1.12°</w:t>
+            </w:r>
+          </w:p>
+        </w:tc>
+        <w:tc>
+          <w:tcPr>
+            <w:tcW w:w="1960" w:type="dxa"/>
+            <w:tcBorders>
+              <w:top w:val="single" w:color="AAAAAA" w:sz="0" w:space="0"/>
+              <w:left w:val="single" w:color="AAAAAA" w:sz="0" w:space="0"/>
+              <w:bottom w:val="single" w:color="AAAAAA" w:sz="0" w:space="0"/>
+              <w:right w:val="single" w:color="AAAAAA" w:sz="0" w:space="0"/>
+            </w:tcBorders>
+            <w:shd w:val="clear" w:color="auto" w:fill="F2F6FC"/>
+            <w:tcMar>
+              <w:top w:w="80" w:type="dxa"/>
+              <w:left w:w="120" w:type="dxa"/>
+              <w:bottom w:w="80" w:type="dxa"/>
+              <w:right w:w="120" w:type="dxa"/>
+            </w:tcMar>
+            <w:vAlign w:val="center"/>
+          </w:tcPr>
+          <w:p>
+            <w:r>
+              <w:rPr>
+                <w:rFonts w:ascii="宋体" w:hAnsi="宋体" w:eastAsia="宋体" w:cs="宋体"/>
+                <w:sz w:val="20"/>
+                <w:szCs w:val="20"/>
+              </w:rPr>
+              <w:t>7.56m / 78.3°</w:t>
+            </w:r>
+          </w:p>
+        </w:tc>
+      </w:tr>
+      <w:tr>
+        <w:tblPrEx>
+          <w:tblBorders>
+            <w:top w:val="single" w:color="auto" w:sz="4" w:space="0"/>
+            <w:left w:val="single" w:color="auto" w:sz="4" w:space="0"/>
+            <w:bottom w:val="single" w:color="auto" w:sz="4" w:space="0"/>
+            <w:right w:val="single" w:color="auto" w:sz="4" w:space="0"/>
+            <w:insideH w:val="single" w:color="auto" w:sz="4" w:space="0"/>
+            <w:insideV w:val="single" w:color="auto" w:sz="4" w:space="0"/>
+          </w:tblBorders>
+          <w:tblCellMar>
+            <w:top w:w="0" w:type="dxa"/>
+            <w:left w:w="10" w:type="dxa"/>
+            <w:bottom w:w="0" w:type="dxa"/>
+            <w:right w:w="10" w:type="dxa"/>
+          </w:tblCellMar>
+        </w:tblPrEx>
+        <w:tc>
+          <w:tcPr>
+            <w:tcW w:w="1400" w:type="dxa"/>
+            <w:tcBorders>
+              <w:top w:val="single" w:color="AAAAAA" w:sz="0" w:space="0"/>
+              <w:left w:val="single" w:color="AAAAAA" w:sz="0" w:space="0"/>
+              <w:bottom w:val="single" w:color="AAAAAA" w:sz="0" w:space="0"/>
+              <w:right w:val="single" w:color="AAAAAA" w:sz="0" w:space="0"/>
+            </w:tcBorders>
+            <w:tcMar>
+              <w:top w:w="80" w:type="dxa"/>
+              <w:left w:w="120" w:type="dxa"/>
+              <w:bottom w:w="80" w:type="dxa"/>
+              <w:right w:w="120" w:type="dxa"/>
+            </w:tcMar>
+            <w:vAlign w:val="center"/>
+          </w:tcPr>
+          <w:p>
+            <w:r>
+              <w:rPr>
+                <w:rFonts w:ascii="宋体" w:hAnsi="宋体" w:eastAsia="宋体" w:cs="宋体"/>
+                <w:sz w:val="20"/>
+                <w:szCs w:val="20"/>
+              </w:rPr>
+              <w:t>Corner</w:t>
+            </w:r>
+          </w:p>
+        </w:tc>
+        <w:tc>
+          <w:tcPr>
+            <w:tcW w:w="2000" w:type="dxa"/>
+            <w:tcBorders>
+              <w:top w:val="single" w:color="AAAAAA" w:sz="0" w:space="0"/>
+              <w:left w:val="single" w:color="AAAAAA" w:sz="0" w:space="0"/>
+              <w:bottom w:val="single" w:color="AAAAAA" w:sz="0" w:space="0"/>
+              <w:right w:val="single" w:color="AAAAAA" w:sz="0" w:space="0"/>
+            </w:tcBorders>
+            <w:tcMar>
+              <w:top w:w="80" w:type="dxa"/>
+              <w:left w:w="120" w:type="dxa"/>
+              <w:bottom w:w="80" w:type="dxa"/>
+              <w:right w:w="120" w:type="dxa"/>
+            </w:tcMar>
+            <w:vAlign w:val="center"/>
+          </w:tcPr>
+          <w:p>
+            <w:r>
+              <w:rPr>
+                <w:rFonts w:ascii="宋体" w:hAnsi="宋体" w:eastAsia="宋体" w:cs="宋体"/>
+                <w:sz w:val="20"/>
+                <w:szCs w:val="20"/>
+              </w:rPr>
+              <w:t>0.31m / 0.72°</w:t>
+            </w:r>
+          </w:p>
+        </w:tc>
+        <w:tc>
+          <w:tcPr>
+            <w:tcW w:w="2000" w:type="dxa"/>
+            <w:tcBorders>
+              <w:top w:val="single" w:color="AAAAAA" w:sz="0" w:space="0"/>
+              <w:left w:val="single" w:color="AAAAAA" w:sz="0" w:space="0"/>
+              <w:bottom w:val="single" w:color="AAAAAA" w:sz="0" w:space="0"/>
+              <w:right w:val="single" w:color="AAAAAA" w:sz="0" w:space="0"/>
+            </w:tcBorders>
+            <w:tcMar>
+              <w:top w:w="80" w:type="dxa"/>
+              <w:left w:w="120" w:type="dxa"/>
+              <w:bottom w:w="80" w:type="dxa"/>
+              <w:right w:w="120" w:type="dxa"/>
+            </w:tcMar>
+            <w:vAlign w:val="center"/>
+          </w:tcPr>
+          <w:p>
+            <w:r>
+              <w:rPr>
+                <w:rFonts w:ascii="宋体" w:hAnsi="宋体" w:eastAsia="宋体" w:cs="宋体"/>
+                <w:sz w:val="20"/>
+                <w:szCs w:val="20"/>
+              </w:rPr>
+              <w:t>5.67m / 3.16°</w:t>
+            </w:r>
+          </w:p>
+        </w:tc>
+        <w:tc>
+          <w:tcPr>
+            <w:tcW w:w="2000" w:type="dxa"/>
+            <w:tcBorders>
+              <w:top w:val="single" w:color="AAAAAA" w:sz="0" w:space="0"/>
+              <w:left w:val="single" w:color="AAAAAA" w:sz="0" w:space="0"/>
+              <w:bottom w:val="single" w:color="AAAAAA" w:sz="0" w:space="0"/>
+              <w:right w:val="single" w:color="AAAAAA" w:sz="0" w:space="0"/>
+            </w:tcBorders>
+            <w:tcMar>
+              <w:top w:w="80" w:type="dxa"/>
+              <w:left w:w="120" w:type="dxa"/>
+              <w:bottom w:w="80" w:type="dxa"/>
+              <w:right w:w="120" w:type="dxa"/>
+            </w:tcMar>
+            <w:vAlign w:val="center"/>
+          </w:tcPr>
+          <w:p>
+            <w:r>
+              <w:rPr>
+                <w:rFonts w:ascii="宋体" w:hAnsi="宋体" w:eastAsia="宋体" w:cs="宋体"/>
+                <w:sz w:val="20"/>
+                <w:szCs w:val="20"/>
+              </w:rPr>
+              <w:t>0.46m / 0.88°</w:t>
+            </w:r>
+          </w:p>
+        </w:tc>
+        <w:tc>
+          <w:tcPr>
+            <w:tcW w:w="1960" w:type="dxa"/>
+            <w:tcBorders>
+              <w:top w:val="single" w:color="AAAAAA" w:sz="0" w:space="0"/>
+              <w:left w:val="single" w:color="AAAAAA" w:sz="0" w:space="0"/>
+              <w:bottom w:val="single" w:color="AAAAAA" w:sz="0" w:space="0"/>
+              <w:right w:val="single" w:color="AAAAAA" w:sz="0" w:space="0"/>
+            </w:tcBorders>
+            <w:tcMar>
+              <w:top w:w="80" w:type="dxa"/>
+              <w:left w:w="120" w:type="dxa"/>
+              <w:bottom w:w="80" w:type="dxa"/>
+              <w:right w:w="120" w:type="dxa"/>
+            </w:tcMar>
+            <w:vAlign w:val="center"/>
+          </w:tcPr>
+          <w:p>
+            <w:r>
+              <w:rPr>
+                <w:rFonts w:ascii="宋体" w:hAnsi="宋体" w:eastAsia="宋体" w:cs="宋体"/>
+                <w:sz w:val="20"/>
+                <w:szCs w:val="20"/>
+              </w:rPr>
+              <w:t>10.1m / 121°</w:t>
+            </w:r>
+          </w:p>
+        </w:tc>
+      </w:tr>
+      <w:tr>
+        <w:tblPrEx>
+          <w:tblBorders>
+            <w:top w:val="single" w:color="auto" w:sz="4" w:space="0"/>
+            <w:left w:val="single" w:color="auto" w:sz="4" w:space="0"/>
+            <w:bottom w:val="single" w:color="auto" w:sz="4" w:space="0"/>
+            <w:right w:val="single" w:color="auto" w:sz="4" w:space="0"/>
+            <w:insideH w:val="single" w:color="auto" w:sz="4" w:space="0"/>
+            <w:insideV w:val="single" w:color="auto" w:sz="4" w:space="0"/>
+          </w:tblBorders>
+          <w:tblCellMar>
+            <w:top w:w="0" w:type="dxa"/>
+            <w:left w:w="10" w:type="dxa"/>
+            <w:bottom w:w="0" w:type="dxa"/>
+            <w:right w:w="10" w:type="dxa"/>
+          </w:tblCellMar>
+        </w:tblPrEx>
+        <w:tc>
+          <w:tcPr>
+            <w:tcW w:w="1400" w:type="dxa"/>
+            <w:tcBorders>
+              <w:top w:val="single" w:color="AAAAAA" w:sz="0" w:space="0"/>
+              <w:left w:val="single" w:color="AAAAAA" w:sz="0" w:space="0"/>
+              <w:bottom w:val="single" w:color="AAAAAA" w:sz="0" w:space="0"/>
+              <w:right w:val="single" w:color="AAAAAA" w:sz="0" w:space="0"/>
+            </w:tcBorders>
+            <w:shd w:val="clear" w:color="auto" w:fill="F2F6FC"/>
+            <w:tcMar>
+              <w:top w:w="80" w:type="dxa"/>
+              <w:left w:w="120" w:type="dxa"/>
+              <w:bottom w:w="80" w:type="dxa"/>
+              <w:right w:w="120" w:type="dxa"/>
+            </w:tcMar>
+            <w:vAlign w:val="center"/>
+          </w:tcPr>
+          <w:p>
+            <w:r>
+              <w:rPr>
+                <w:rFonts w:ascii="宋体" w:hAnsi="宋体" w:eastAsia="宋体" w:cs="宋体"/>
+                <w:sz w:val="20"/>
+                <w:szCs w:val="20"/>
+              </w:rPr>
+              <w:t>Garden</w:t>
+            </w:r>
+          </w:p>
+        </w:tc>
+        <w:tc>
+          <w:tcPr>
+            <w:tcW w:w="2000" w:type="dxa"/>
+            <w:tcBorders>
+              <w:top w:val="single" w:color="AAAAAA" w:sz="0" w:space="0"/>
+              <w:left w:val="single" w:color="AAAAAA" w:sz="0" w:space="0"/>
+              <w:bottom w:val="single" w:color="AAAAAA" w:sz="0" w:space="0"/>
+              <w:right w:val="single" w:color="AAAAAA" w:sz="0" w:space="0"/>
+            </w:tcBorders>
+            <w:shd w:val="clear" w:color="auto" w:fill="F2F6FC"/>
+            <w:tcMar>
+              <w:top w:w="80" w:type="dxa"/>
+              <w:left w:w="120" w:type="dxa"/>
+              <w:bottom w:w="80" w:type="dxa"/>
+              <w:right w:w="120" w:type="dxa"/>
+            </w:tcMar>
+            <w:vAlign w:val="center"/>
+          </w:tcPr>
+          <w:p>
+            <w:r>
+              <w:rPr>
+                <w:rFonts w:ascii="宋体" w:hAnsi="宋体" w:eastAsia="宋体" w:cs="宋体"/>
+                <w:sz w:val="20"/>
+                <w:szCs w:val="20"/>
+              </w:rPr>
+              <w:t>0.57m / 1.15°</w:t>
+            </w:r>
+          </w:p>
+        </w:tc>
+        <w:tc>
+          <w:tcPr>
+            <w:tcW w:w="2000" w:type="dxa"/>
+            <w:tcBorders>
+              <w:top w:val="single" w:color="AAAAAA" w:sz="0" w:space="0"/>
+              <w:left w:val="single" w:color="AAAAAA" w:sz="0" w:space="0"/>
+              <w:bottom w:val="single" w:color="AAAAAA" w:sz="0" w:space="0"/>
+              <w:right w:val="single" w:color="AAAAAA" w:sz="0" w:space="0"/>
+            </w:tcBorders>
+            <w:shd w:val="clear" w:color="auto" w:fill="F2F6FC"/>
+            <w:tcMar>
+              <w:top w:w="80" w:type="dxa"/>
+              <w:left w:w="120" w:type="dxa"/>
+              <w:bottom w:w="80" w:type="dxa"/>
+              <w:right w:w="120" w:type="dxa"/>
+            </w:tcMar>
+            <w:vAlign w:val="center"/>
+          </w:tcPr>
+          <w:p>
+            <w:r>
+              <w:rPr>
+                <w:rFonts w:ascii="宋体" w:hAnsi="宋体" w:eastAsia="宋体" w:cs="宋体"/>
+                <w:sz w:val="20"/>
+                <w:szCs w:val="20"/>
+              </w:rPr>
+              <w:t>2.44m / 0.89°</w:t>
+            </w:r>
+          </w:p>
+        </w:tc>
+        <w:tc>
+          <w:tcPr>
+            <w:tcW w:w="2000" w:type="dxa"/>
+            <w:tcBorders>
+              <w:top w:val="single" w:color="AAAAAA" w:sz="0" w:space="0"/>
+              <w:left w:val="single" w:color="AAAAAA" w:sz="0" w:space="0"/>
+              <w:bottom w:val="single" w:color="AAAAAA" w:sz="0" w:space="0"/>
+              <w:right w:val="single" w:color="AAAAAA" w:sz="0" w:space="0"/>
+            </w:tcBorders>
+            <w:shd w:val="clear" w:color="auto" w:fill="F2F6FC"/>
+            <w:tcMar>
+              <w:top w:w="80" w:type="dxa"/>
+              <w:left w:w="120" w:type="dxa"/>
+              <w:bottom w:w="80" w:type="dxa"/>
+              <w:right w:w="120" w:type="dxa"/>
+            </w:tcMar>
+            <w:vAlign w:val="center"/>
+          </w:tcPr>
+          <w:p>
+            <w:r>
+              <w:rPr>
+                <w:rFonts w:ascii="宋体" w:hAnsi="宋体" w:eastAsia="宋体" w:cs="宋体"/>
+                <w:sz w:val="20"/>
+                <w:szCs w:val="20"/>
+              </w:rPr>
+              <w:t>0.98m / 1.41°</w:t>
+            </w:r>
+          </w:p>
+        </w:tc>
+        <w:tc>
+          <w:tcPr>
+            <w:tcW w:w="1960" w:type="dxa"/>
+            <w:tcBorders>
+              <w:top w:val="single" w:color="AAAAAA" w:sz="0" w:space="0"/>
+              <w:left w:val="single" w:color="AAAAAA" w:sz="0" w:space="0"/>
+              <w:bottom w:val="single" w:color="AAAAAA" w:sz="0" w:space="0"/>
+              <w:right w:val="single" w:color="AAAAAA" w:sz="0" w:space="0"/>
+            </w:tcBorders>
+            <w:shd w:val="clear" w:color="auto" w:fill="F2F6FC"/>
+            <w:tcMar>
+              <w:top w:w="80" w:type="dxa"/>
+              <w:left w:w="120" w:type="dxa"/>
+              <w:bottom w:w="80" w:type="dxa"/>
+              <w:right w:w="120" w:type="dxa"/>
+            </w:tcMar>
+            <w:vAlign w:val="center"/>
+          </w:tcPr>
+          <w:p>
+            <w:r>
+              <w:rPr>
+                <w:rFonts w:ascii="宋体" w:hAnsi="宋体" w:eastAsia="宋体" w:cs="宋体"/>
+                <w:sz w:val="20"/>
+                <w:szCs w:val="20"/>
+              </w:rPr>
+              <w:t>17.2m / 174°</w:t>
+            </w:r>
+          </w:p>
+        </w:tc>
+      </w:tr>
+      <w:tr>
+        <w:tblPrEx>
+          <w:tblBorders>
+            <w:top w:val="single" w:color="auto" w:sz="4" w:space="0"/>
+            <w:left w:val="single" w:color="auto" w:sz="4" w:space="0"/>
+            <w:bottom w:val="single" w:color="auto" w:sz="4" w:space="0"/>
+            <w:right w:val="single" w:color="auto" w:sz="4" w:space="0"/>
+            <w:insideH w:val="single" w:color="auto" w:sz="4" w:space="0"/>
+            <w:insideV w:val="single" w:color="auto" w:sz="4" w:space="0"/>
+          </w:tblBorders>
+          <w:tblCellMar>
+            <w:top w:w="0" w:type="dxa"/>
+            <w:left w:w="10" w:type="dxa"/>
+            <w:bottom w:w="0" w:type="dxa"/>
+            <w:right w:w="10" w:type="dxa"/>
+          </w:tblCellMar>
+        </w:tblPrEx>
+        <w:tc>
+          <w:tcPr>
+            <w:tcW w:w="1400" w:type="dxa"/>
+            <w:tcBorders>
+              <w:top w:val="single" w:color="AAAAAA" w:sz="0" w:space="0"/>
+              <w:left w:val="single" w:color="AAAAAA" w:sz="0" w:space="0"/>
+              <w:bottom w:val="single" w:color="AAAAAA" w:sz="0" w:space="0"/>
+              <w:right w:val="single" w:color="AAAAAA" w:sz="0" w:space="0"/>
+            </w:tcBorders>
+            <w:tcMar>
+              <w:top w:w="80" w:type="dxa"/>
+              <w:left w:w="120" w:type="dxa"/>
+              <w:bottom w:w="80" w:type="dxa"/>
+              <w:right w:w="120" w:type="dxa"/>
+            </w:tcMar>
+            <w:vAlign w:val="center"/>
+          </w:tcPr>
+          <w:p>
+            <w:r>
+              <w:rPr>
+                <w:rFonts w:ascii="宋体" w:hAnsi="宋体" w:eastAsia="宋体" w:cs="宋体"/>
+                <w:sz w:val="20"/>
+                <w:szCs w:val="20"/>
+              </w:rPr>
+              <w:t>Plaza</w:t>
+            </w:r>
+          </w:p>
+        </w:tc>
+        <w:tc>
+          <w:tcPr>
+            <w:tcW w:w="2000" w:type="dxa"/>
+            <w:tcBorders>
+              <w:top w:val="single" w:color="AAAAAA" w:sz="0" w:space="0"/>
+              <w:left w:val="single" w:color="AAAAAA" w:sz="0" w:space="0"/>
+              <w:bottom w:val="single" w:color="AAAAAA" w:sz="0" w:space="0"/>
+              <w:right w:val="single" w:color="AAAAAA" w:sz="0" w:space="0"/>
+            </w:tcBorders>
+            <w:tcMar>
+              <w:top w:w="80" w:type="dxa"/>
+              <w:left w:w="120" w:type="dxa"/>
+              <w:bottom w:w="80" w:type="dxa"/>
+              <w:right w:w="120" w:type="dxa"/>
+            </w:tcMar>
+            <w:vAlign w:val="center"/>
+          </w:tcPr>
+          <w:p>
+            <w:r>
+              <w:rPr>
+                <w:rFonts w:ascii="宋体" w:hAnsi="宋体" w:eastAsia="宋体" w:cs="宋体"/>
+                <w:sz w:val="20"/>
+                <w:szCs w:val="20"/>
+              </w:rPr>
+              <w:t>0.23m / 0.68°</w:t>
+            </w:r>
+          </w:p>
+        </w:tc>
+        <w:tc>
+          <w:tcPr>
+            <w:tcW w:w="2000" w:type="dxa"/>
+            <w:tcBorders>
+              <w:top w:val="single" w:color="AAAAAA" w:sz="0" w:space="0"/>
+              <w:left w:val="single" w:color="AAAAAA" w:sz="0" w:space="0"/>
+              <w:bottom w:val="single" w:color="AAAAAA" w:sz="0" w:space="0"/>
+              <w:right w:val="single" w:color="AAAAAA" w:sz="0" w:space="0"/>
+            </w:tcBorders>
+            <w:tcMar>
+              <w:top w:w="80" w:type="dxa"/>
+              <w:left w:w="120" w:type="dxa"/>
+              <w:bottom w:w="80" w:type="dxa"/>
+              <w:right w:w="120" w:type="dxa"/>
+            </w:tcMar>
+            <w:vAlign w:val="center"/>
+          </w:tcPr>
+          <w:p>
+            <w:r>
+              <w:rPr>
+                <w:rFonts w:ascii="宋体" w:hAnsi="宋体" w:eastAsia="宋体" w:cs="宋体"/>
+                <w:sz w:val="20"/>
+                <w:szCs w:val="20"/>
+              </w:rPr>
+              <w:t>0.74m / 0.59°</w:t>
+            </w:r>
+          </w:p>
+        </w:tc>
+        <w:tc>
+          <w:tcPr>
+            <w:tcW w:w="2000" w:type="dxa"/>
+            <w:tcBorders>
+              <w:top w:val="single" w:color="AAAAAA" w:sz="0" w:space="0"/>
+              <w:left w:val="single" w:color="AAAAAA" w:sz="0" w:space="0"/>
+              <w:bottom w:val="single" w:color="AAAAAA" w:sz="0" w:space="0"/>
+              <w:right w:val="single" w:color="AAAAAA" w:sz="0" w:space="0"/>
+            </w:tcBorders>
+            <w:tcMar>
+              <w:top w:w="80" w:type="dxa"/>
+              <w:left w:w="120" w:type="dxa"/>
+              <w:bottom w:w="80" w:type="dxa"/>
+              <w:right w:w="120" w:type="dxa"/>
+            </w:tcMar>
+            <w:vAlign w:val="center"/>
+          </w:tcPr>
+          <w:p>
+            <w:r>
+              <w:rPr>
+                <w:rFonts w:ascii="宋体" w:hAnsi="宋体" w:eastAsia="宋体" w:cs="宋体"/>
+                <w:sz w:val="20"/>
+                <w:szCs w:val="20"/>
+              </w:rPr>
+              <w:t>0.53m / 1.88°</w:t>
+            </w:r>
+          </w:p>
+        </w:tc>
+        <w:tc>
+          <w:tcPr>
+            <w:tcW w:w="1960" w:type="dxa"/>
+            <w:tcBorders>
+              <w:top w:val="single" w:color="AAAAAA" w:sz="0" w:space="0"/>
+              <w:left w:val="single" w:color="AAAAAA" w:sz="0" w:space="0"/>
+              <w:bottom w:val="single" w:color="AAAAAA" w:sz="0" w:space="0"/>
+              <w:right w:val="single" w:color="AAAAAA" w:sz="0" w:space="0"/>
+            </w:tcBorders>
+            <w:tcMar>
+              <w:top w:w="80" w:type="dxa"/>
+              <w:left w:w="120" w:type="dxa"/>
+              <w:bottom w:w="80" w:type="dxa"/>
+              <w:right w:w="120" w:type="dxa"/>
+            </w:tcMar>
+            <w:vAlign w:val="center"/>
+          </w:tcPr>
+          <w:p>
+            <w:r>
+              <w:rPr>
+                <w:rFonts w:ascii="宋体" w:hAnsi="宋体" w:eastAsia="宋体" w:cs="宋体"/>
+                <w:sz w:val="20"/>
+                <w:szCs w:val="20"/>
+              </w:rPr>
+              <w:t>11.4m / 175°</w:t>
+            </w:r>
+          </w:p>
+        </w:tc>
+      </w:tr>
+      <w:tr>
+        <w:tblPrEx>
+          <w:tblBorders>
+            <w:top w:val="single" w:color="auto" w:sz="4" w:space="0"/>
+            <w:left w:val="single" w:color="auto" w:sz="4" w:space="0"/>
+            <w:bottom w:val="single" w:color="auto" w:sz="4" w:space="0"/>
+            <w:right w:val="single" w:color="auto" w:sz="4" w:space="0"/>
+            <w:insideH w:val="single" w:color="auto" w:sz="4" w:space="0"/>
+            <w:insideV w:val="single" w:color="auto" w:sz="4" w:space="0"/>
+          </w:tblBorders>
+          <w:tblCellMar>
+            <w:top w:w="0" w:type="dxa"/>
+            <w:left w:w="10" w:type="dxa"/>
+            <w:bottom w:w="0" w:type="dxa"/>
+            <w:right w:w="10" w:type="dxa"/>
+          </w:tblCellMar>
+        </w:tblPrEx>
+        <w:tc>
+          <w:tcPr>
+            <w:tcW w:w="1400" w:type="dxa"/>
+            <w:tcBorders>
+              <w:top w:val="single" w:color="AAAAAA" w:sz="0" w:space="0"/>
+              <w:left w:val="single" w:color="AAAAAA" w:sz="0" w:space="0"/>
+              <w:bottom w:val="single" w:color="AAAAAA" w:sz="0" w:space="0"/>
+              <w:right w:val="single" w:color="AAAAAA" w:sz="0" w:space="0"/>
+            </w:tcBorders>
+            <w:shd w:val="clear" w:color="auto" w:fill="F2F6FC"/>
+            <w:tcMar>
+              <w:top w:w="80" w:type="dxa"/>
+              <w:left w:w="120" w:type="dxa"/>
+              <w:bottom w:w="80" w:type="dxa"/>
+              <w:right w:w="120" w:type="dxa"/>
+            </w:tcMar>
+            <w:vAlign w:val="center"/>
+          </w:tcPr>
+          <w:p>
+            <w:r>
+              <w:rPr>
+                <w:rFonts w:ascii="宋体" w:hAnsi="宋体" w:eastAsia="宋体" w:cs="宋体"/>
+                <w:sz w:val="20"/>
+                <w:szCs w:val="20"/>
+              </w:rPr>
+              <w:t>Indoor</w:t>
+            </w:r>
+          </w:p>
+        </w:tc>
+        <w:tc>
+          <w:tcPr>
+            <w:tcW w:w="2000" w:type="dxa"/>
+            <w:tcBorders>
+              <w:top w:val="single" w:color="AAAAAA" w:sz="0" w:space="0"/>
+              <w:left w:val="single" w:color="AAAAAA" w:sz="0" w:space="0"/>
+              <w:bottom w:val="single" w:color="AAAAAA" w:sz="0" w:space="0"/>
+              <w:right w:val="single" w:color="AAAAAA" w:sz="0" w:space="0"/>
+            </w:tcBorders>
+            <w:shd w:val="clear" w:color="auto" w:fill="F2F6FC"/>
+            <w:tcMar>
+              <w:top w:w="80" w:type="dxa"/>
+              <w:left w:w="120" w:type="dxa"/>
+              <w:bottom w:w="80" w:type="dxa"/>
+              <w:right w:w="120" w:type="dxa"/>
+            </w:tcMar>
+            <w:vAlign w:val="center"/>
+          </w:tcPr>
+          <w:p>
+            <w:r>
+              <w:rPr>
+                <w:rFonts w:ascii="宋体" w:hAnsi="宋体" w:eastAsia="宋体" w:cs="宋体"/>
+                <w:sz w:val="20"/>
+                <w:szCs w:val="20"/>
+              </w:rPr>
+              <w:t>0.21m / 1.36°</w:t>
+            </w:r>
+          </w:p>
+        </w:tc>
+        <w:tc>
+          <w:tcPr>
+            <w:tcW w:w="2000" w:type="dxa"/>
+            <w:tcBorders>
+              <w:top w:val="single" w:color="AAAAAA" w:sz="0" w:space="0"/>
+              <w:left w:val="single" w:color="AAAAAA" w:sz="0" w:space="0"/>
+              <w:bottom w:val="single" w:color="AAAAAA" w:sz="0" w:space="0"/>
+              <w:right w:val="single" w:color="AAAAAA" w:sz="0" w:space="0"/>
+            </w:tcBorders>
+            <w:shd w:val="clear" w:color="auto" w:fill="F2F6FC"/>
+            <w:tcMar>
+              <w:top w:w="80" w:type="dxa"/>
+              <w:left w:w="120" w:type="dxa"/>
+              <w:bottom w:w="80" w:type="dxa"/>
+              <w:right w:w="120" w:type="dxa"/>
+            </w:tcMar>
+            <w:vAlign w:val="center"/>
+          </w:tcPr>
+          <w:p>
+            <w:r>
+              <w:rPr>
+                <w:rFonts w:ascii="宋体" w:hAnsi="宋体" w:eastAsia="宋体" w:cs="宋体"/>
+                <w:sz w:val="20"/>
+                <w:szCs w:val="20"/>
+              </w:rPr>
+              <w:t>0.13m / 1.68°</w:t>
+            </w:r>
+          </w:p>
+        </w:tc>
+        <w:tc>
+          <w:tcPr>
+            <w:tcW w:w="2000" w:type="dxa"/>
+            <w:tcBorders>
+              <w:top w:val="single" w:color="AAAAAA" w:sz="0" w:space="0"/>
+              <w:left w:val="single" w:color="AAAAAA" w:sz="0" w:space="0"/>
+              <w:bottom w:val="single" w:color="AAAAAA" w:sz="0" w:space="0"/>
+              <w:right w:val="single" w:color="AAAAAA" w:sz="0" w:space="0"/>
+            </w:tcBorders>
+            <w:shd w:val="clear" w:color="auto" w:fill="F2F6FC"/>
+            <w:tcMar>
+              <w:top w:w="80" w:type="dxa"/>
+              <w:left w:w="120" w:type="dxa"/>
+              <w:bottom w:w="80" w:type="dxa"/>
+              <w:right w:w="120" w:type="dxa"/>
+            </w:tcMar>
+            <w:vAlign w:val="center"/>
+          </w:tcPr>
+          <w:p>
+            <w:r>
+              <w:rPr>
+                <w:rFonts w:ascii="宋体" w:hAnsi="宋体" w:eastAsia="宋体" w:cs="宋体"/>
+                <w:sz w:val="20"/>
+                <w:szCs w:val="20"/>
+              </w:rPr>
+              <w:t>失败 (×)</w:t>
+            </w:r>
+          </w:p>
+        </w:tc>
+        <w:tc>
+          <w:tcPr>
+            <w:tcW w:w="1960" w:type="dxa"/>
+            <w:tcBorders>
+              <w:top w:val="single" w:color="AAAAAA" w:sz="0" w:space="0"/>
+              <w:left w:val="single" w:color="AAAAAA" w:sz="0" w:space="0"/>
+              <w:bottom w:val="single" w:color="AAAAAA" w:sz="0" w:space="0"/>
+              <w:right w:val="single" w:color="AAAAAA" w:sz="0" w:space="0"/>
+            </w:tcBorders>
+            <w:shd w:val="clear" w:color="auto" w:fill="F2F6FC"/>
+            <w:tcMar>
+              <w:top w:w="80" w:type="dxa"/>
+              <w:left w:w="120" w:type="dxa"/>
+              <w:bottom w:w="80" w:type="dxa"/>
+              <w:right w:w="120" w:type="dxa"/>
+            </w:tcMar>
+            <w:vAlign w:val="center"/>
+          </w:tcPr>
+          <w:p>
+            <w:r>
+              <w:rPr>
+                <w:rFonts w:ascii="宋体" w:hAnsi="宋体" w:eastAsia="宋体" w:cs="宋体"/>
+                <w:sz w:val="20"/>
+                <w:szCs w:val="20"/>
+              </w:rPr>
+              <w:t>4.44m / 120°</w:t>
+            </w:r>
+          </w:p>
+        </w:tc>
+      </w:tr>
+      <w:tr>
+        <w:tblPrEx>
+          <w:tblBorders>
+            <w:top w:val="single" w:color="auto" w:sz="4" w:space="0"/>
+            <w:left w:val="single" w:color="auto" w:sz="4" w:space="0"/>
+            <w:bottom w:val="single" w:color="auto" w:sz="4" w:space="0"/>
+            <w:right w:val="single" w:color="auto" w:sz="4" w:space="0"/>
+            <w:insideH w:val="single" w:color="auto" w:sz="4" w:space="0"/>
+            <w:insideV w:val="single" w:color="auto" w:sz="4" w:space="0"/>
+          </w:tblBorders>
+          <w:tblCellMar>
+            <w:top w:w="0" w:type="dxa"/>
+            <w:left w:w="10" w:type="dxa"/>
+            <w:bottom w:w="0" w:type="dxa"/>
+            <w:right w:w="10" w:type="dxa"/>
+          </w:tblCellMar>
+        </w:tblPrEx>
+        <w:tc>
+          <w:tcPr>
+            <w:tcW w:w="1400" w:type="dxa"/>
+            <w:tcBorders>
+              <w:top w:val="single" w:color="AAAAAA" w:sz="0" w:space="0"/>
+              <w:left w:val="single" w:color="AAAAAA" w:sz="0" w:space="0"/>
+              <w:bottom w:val="single" w:color="AAAAAA" w:sz="0" w:space="0"/>
+              <w:right w:val="single" w:color="AAAAAA" w:sz="0" w:space="0"/>
+            </w:tcBorders>
+            <w:shd w:val="clear" w:color="auto" w:fill="E8F0FE"/>
+            <w:tcMar>
+              <w:top w:w="80" w:type="dxa"/>
+              <w:left w:w="120" w:type="dxa"/>
+              <w:bottom w:w="80" w:type="dxa"/>
+              <w:right w:w="120" w:type="dxa"/>
+            </w:tcMar>
+          </w:tcPr>
+          <w:p>
+            <w:pPr>
+              <w:jc w:val="center"/>
+            </w:pPr>
+            <w:r>
+              <w:rPr>
+                <w:rFonts w:ascii="宋体" w:hAnsi="宋体" w:eastAsia="宋体" w:cs="宋体"/>
+                <w:b/>
+                <w:bCs/>
+                <w:sz w:val="20"/>
+                <w:szCs w:val="20"/>
+              </w:rPr>
+              <w:t>中位数</w:t>
+            </w:r>
+          </w:p>
+        </w:tc>
+        <w:tc>
+          <w:tcPr>
+            <w:tcW w:w="2000" w:type="dxa"/>
+            <w:tcBorders>
+              <w:top w:val="single" w:color="AAAAAA" w:sz="0" w:space="0"/>
+              <w:left w:val="single" w:color="AAAAAA" w:sz="0" w:space="0"/>
+              <w:bottom w:val="single" w:color="AAAAAA" w:sz="0" w:space="0"/>
+              <w:right w:val="single" w:color="AAAAAA" w:sz="0" w:space="0"/>
+            </w:tcBorders>
+            <w:shd w:val="clear" w:color="auto" w:fill="E8F0FE"/>
+            <w:tcMar>
+              <w:top w:w="80" w:type="dxa"/>
+              <w:left w:w="120" w:type="dxa"/>
+              <w:bottom w:w="80" w:type="dxa"/>
+              <w:right w:w="120" w:type="dxa"/>
+            </w:tcMar>
+          </w:tcPr>
+          <w:p>
+            <w:pPr>
+              <w:jc w:val="center"/>
+            </w:pPr>
+            <w:r>
+              <w:rPr>
+                <w:rFonts w:ascii="宋体" w:hAnsi="宋体" w:eastAsia="宋体" w:cs="宋体"/>
+                <w:b/>
+                <w:bCs/>
+                <w:sz w:val="20"/>
+                <w:szCs w:val="20"/>
+              </w:rPr>
+              <w:t>0.27m / 0.95°</w:t>
+            </w:r>
+          </w:p>
+        </w:tc>
+        <w:tc>
+          <w:tcPr>
+            <w:tcW w:w="2000" w:type="dxa"/>
+            <w:tcBorders>
+              <w:top w:val="single" w:color="AAAAAA" w:sz="0" w:space="0"/>
+              <w:left w:val="single" w:color="AAAAAA" w:sz="0" w:space="0"/>
+              <w:bottom w:val="single" w:color="AAAAAA" w:sz="0" w:space="0"/>
+              <w:right w:val="single" w:color="AAAAAA" w:sz="0" w:space="0"/>
+            </w:tcBorders>
+            <w:shd w:val="clear" w:color="auto" w:fill="E8F0FE"/>
+            <w:tcMar>
+              <w:top w:w="80" w:type="dxa"/>
+              <w:left w:w="120" w:type="dxa"/>
+              <w:bottom w:w="80" w:type="dxa"/>
+              <w:right w:w="120" w:type="dxa"/>
+            </w:tcMar>
+          </w:tcPr>
+          <w:p>
+            <w:pPr>
+              <w:jc w:val="center"/>
+            </w:pPr>
+            <w:r>
+              <w:rPr>
+                <w:rFonts w:ascii="宋体" w:hAnsi="宋体" w:eastAsia="宋体" w:cs="宋体"/>
+                <w:sz w:val="20"/>
+                <w:szCs w:val="20"/>
+              </w:rPr>
+              <w:t>—</w:t>
+            </w:r>
+          </w:p>
+        </w:tc>
+        <w:tc>
+          <w:tcPr>
+            <w:tcW w:w="2000" w:type="dxa"/>
+            <w:tcBorders>
+              <w:top w:val="single" w:color="AAAAAA" w:sz="0" w:space="0"/>
+              <w:left w:val="single" w:color="AAAAAA" w:sz="0" w:space="0"/>
+              <w:bottom w:val="single" w:color="AAAAAA" w:sz="0" w:space="0"/>
+              <w:right w:val="single" w:color="AAAAAA" w:sz="0" w:space="0"/>
+            </w:tcBorders>
+            <w:shd w:val="clear" w:color="auto" w:fill="E8F0FE"/>
+            <w:tcMar>
+              <w:top w:w="80" w:type="dxa"/>
+              <w:left w:w="120" w:type="dxa"/>
+              <w:bottom w:w="80" w:type="dxa"/>
+              <w:right w:w="120" w:type="dxa"/>
+            </w:tcMar>
+          </w:tcPr>
+          <w:p>
+            <w:pPr>
+              <w:jc w:val="center"/>
+            </w:pPr>
+            <w:r>
+              <w:rPr>
+                <w:rFonts w:ascii="宋体" w:hAnsi="宋体" w:eastAsia="宋体" w:cs="宋体"/>
+                <w:sz w:val="20"/>
+                <w:szCs w:val="20"/>
+              </w:rPr>
+              <w:t>—</w:t>
+            </w:r>
+          </w:p>
+        </w:tc>
+        <w:tc>
+          <w:tcPr>
+            <w:tcW w:w="1960" w:type="dxa"/>
+            <w:tcBorders>
+              <w:top w:val="single" w:color="AAAAAA" w:sz="0" w:space="0"/>
+              <w:left w:val="single" w:color="AAAAAA" w:sz="0" w:space="0"/>
+              <w:bottom w:val="single" w:color="AAAAAA" w:sz="0" w:space="0"/>
+              <w:right w:val="single" w:color="AAAAAA" w:sz="0" w:space="0"/>
+            </w:tcBorders>
+            <w:shd w:val="clear" w:color="auto" w:fill="E8F0FE"/>
+            <w:tcMar>
+              <w:top w:w="80" w:type="dxa"/>
+              <w:left w:w="120" w:type="dxa"/>
+              <w:bottom w:w="80" w:type="dxa"/>
+              <w:right w:w="120" w:type="dxa"/>
+            </w:tcMar>
+          </w:tcPr>
+          <w:p>
+            <w:pPr>
+              <w:jc w:val="center"/>
+            </w:pPr>
+            <w:r>
+              <w:rPr>
+                <w:rFonts w:ascii="宋体" w:hAnsi="宋体" w:eastAsia="宋体" w:cs="宋体"/>
+                <w:sz w:val="20"/>
+                <w:szCs w:val="20"/>
+              </w:rPr>
+              <w:t>—</w:t>
+            </w:r>
+          </w:p>
+        </w:tc>
+      </w:tr>
+    </w:tbl>
+    <w:p>
+      <w:pPr>
+        <w:spacing w:before="120" w:after="120"/>
+      </w:pPr>
+      <w:r>
+        <w:rPr>
+          <w:rFonts w:ascii="宋体" w:hAnsi="宋体" w:eastAsia="宋体" w:cs="宋体"/>
+          <w:b/>
+          <w:bCs/>
+          <w:sz w:val="22"/>
+          <w:szCs w:val="22"/>
+        </w:rPr>
+        <w:t>原论文的核心结论：</w:t>
+      </w:r>
     </w:p>
     <w:p>
       <w:pPr>
         <w:pStyle w:val="16"/>
         <w:numPr>
-          <w:numId w:val="0"/>
+          <w:ilvl w:val="0"/>
+          <w:numId w:val="1"/>
         </w:numPr>
         <w:spacing w:before="60" w:after="60"/>
+      </w:pPr>
+      <w:r>
         <w:rPr>
           <w:rFonts w:ascii="宋体" w:hAnsi="宋体" w:eastAsia="宋体" w:cs="宋体"/>
           <w:sz w:val="22"/>
           <w:szCs w:val="22"/>
         </w:rPr>
-      </w:pPr>
+        <w:t>VB-GPS 在所有场景中均取得最优或接近最优的定位精度，中位定位误差 0.27 m，中位角度误差 0.95°</w:t>
+      </w:r>
     </w:p>
     <w:p>
       <w:pPr>
         <w:pStyle w:val="16"/>
         <w:numPr>
-          <w:numId w:val="0"/>
+          <w:ilvl w:val="0"/>
+          <w:numId w:val="1"/>
         </w:numPr>
         <w:spacing w:before="60" w:after="60"/>
+      </w:pPr>
+      <w:r>
         <w:rPr>
           <w:rFonts w:ascii="宋体" w:hAnsi="宋体" w:eastAsia="宋体" w:cs="宋体"/>
           <w:sz w:val="22"/>
           <w:szCs w:val="22"/>
         </w:rPr>
-      </w:pPr>
+        <w:t>MBL 在 Indoor 场景中完全失效，原因是训练轨迹与测试轨迹之间的视角差异过大</w:t>
+      </w:r>
     </w:p>
     <w:p>
       <w:pPr>
         <w:pStyle w:val="16"/>
         <w:numPr>
-          <w:numId w:val="0"/>
+          <w:ilvl w:val="0"/>
+          <w:numId w:val="1"/>
         </w:numPr>
         <w:spacing w:before="60" w:after="60"/>
+      </w:pPr>
+      <w:r>
         <w:rPr>
           <w:rFonts w:ascii="宋体" w:hAnsi="宋体" w:eastAsia="宋体" w:cs="宋体"/>
           <w:sz w:val="22"/>
           <w:szCs w:val="22"/>
         </w:rPr>
-      </w:pPr>
+        <w:t>ORB-SLAM 在回环检测场景中表现良好，但在缺乏回环的长距离场景中漂移严重</w:t>
+      </w:r>
     </w:p>
     <w:p>
       <w:pPr>
         <w:pStyle w:val="16"/>
         <w:numPr>
-          <w:numId w:val="0"/>
+          <w:ilvl w:val="0"/>
+          <w:numId w:val="1"/>
         </w:numPr>
         <w:spacing w:before="60" w:after="60"/>
+      </w:pPr>
+      <w:r>
         <w:rPr>
           <w:rFonts w:ascii="宋体" w:hAnsi="宋体" w:eastAsia="宋体" w:cs="宋体"/>
           <w:sz w:val="22"/>
           <w:szCs w:val="22"/>
         </w:rPr>
-      </w:pPr>
+        <w:t>PoseNet 精度远低于几何方法（中位误差 6-17 m），不具备导航实用价值</w:t>
+      </w:r>
     </w:p>
     <w:p>
       <w:pPr>
         <w:pStyle w:val="16"/>
         <w:numPr>
-          <w:numId w:val="0"/>
+          <w:ilvl w:val="0"/>
+          <w:numId w:val="1"/>
         </w:numPr>
         <w:spacing w:before="60" w:after="60"/>
+      </w:pPr>
+      <w:r>
         <w:rPr>
           <w:rFonts w:ascii="宋体" w:hAnsi="宋体" w:eastAsia="宋体" w:cs="宋体"/>
           <w:sz w:val="22"/>
           <w:szCs w:val="22"/>
         </w:rPr>
-      </w:pPr>
-    </w:p>
-    <w:p>
-      <w:pPr>
-        <w:pStyle w:val="16"/>
-        <w:numPr>
-          <w:numId w:val="0"/>
-        </w:numPr>
-        <w:spacing w:before="60" w:after="60"/>
+        <w:t>在光照变化测试中（6 个不同时段），VB-GPS 在 MBL 失效时仍能维持良好轨迹估计，体现了融合策略的鲁棒性</w:t>
+      </w:r>
+    </w:p>
+    <w:p>
+      <w:pPr>
+        <w:spacing w:before="120" w:after="120"/>
+      </w:pPr>
+      <w:r>
         <w:rPr>
           <w:rFonts w:ascii="宋体" w:hAnsi="宋体" w:eastAsia="宋体" w:cs="宋体"/>
           <w:sz w:val="22"/>
           <w:szCs w:val="22"/>
         </w:rPr>
-      </w:pPr>
-    </w:p>
-    <w:p>
-      <w:pPr>
-        <w:pStyle w:val="16"/>
-        <w:numPr>
-          <w:numId w:val="0"/>
-        </w:numPr>
-        <w:spacing w:before="60" w:after="60"/>
+        <w:t>原论文还进行了用户研究：8 名视障参与者完成 1 个室内 + 2 个室外导航任务，系统生成了 7-34 条导航消息，参与者反馈显示了障碍感知和空间感知的改善。</w:t>
+      </w:r>
+    </w:p>
+    <w:p>
+      <w:pPr>
+        <w:pStyle w:val="3"/>
+      </w:pPr>
+      <w:bookmarkStart w:id="41" w:name="ch13s2"/>
+      <w:r>
+        <w:rPr>
+          <w:rFonts w:ascii="黑体" w:hAnsi="黑体" w:eastAsia="黑体" w:cs="黑体"/>
+        </w:rPr>
+        <w:t>13.2 复现系统参数配置</w:t>
+      </w:r>
+      <w:bookmarkEnd w:id="41"/>
+    </w:p>
+    <w:p>
+      <w:pPr>
+        <w:spacing w:before="120" w:after="120"/>
+      </w:pPr>
+      <w:r>
         <w:rPr>
           <w:rFonts w:ascii="宋体" w:hAnsi="宋体" w:eastAsia="宋体" w:cs="宋体"/>
           <w:sz w:val="22"/>
           <w:szCs w:val="22"/>
         </w:rPr>
-      </w:pPr>
-    </w:p>
-    <w:p>
-      <w:pPr>
-        <w:pStyle w:val="16"/>
-        <w:numPr>
-          <w:numId w:val="0"/>
-        </w:numPr>
-        <w:spacing w:before="60" w:after="60"/>
+        <w:t>本复现项目与原论文在以下参数上可能存在差异，这些差异直接影响系统行为：</w:t>
+      </w:r>
+    </w:p>
+    <w:tbl>
+      <w:tblPr>
+        <w:tblStyle w:val="11"/>
+        <w:tblW w:w="9360" w:type="dxa"/>
+        <w:tblInd w:w="0" w:type="dxa"/>
+        <w:tblBorders>
+          <w:top w:val="single" w:color="auto" w:sz="4" w:space="0"/>
+          <w:left w:val="single" w:color="auto" w:sz="4" w:space="0"/>
+          <w:bottom w:val="single" w:color="auto" w:sz="4" w:space="0"/>
+          <w:right w:val="single" w:color="auto" w:sz="4" w:space="0"/>
+          <w:insideH w:val="single" w:color="auto" w:sz="4" w:space="0"/>
+          <w:insideV w:val="single" w:color="auto" w:sz="4" w:space="0"/>
+        </w:tblBorders>
+        <w:tblLayout w:type="autofit"/>
+        <w:tblCellMar>
+          <w:top w:w="0" w:type="dxa"/>
+          <w:left w:w="10" w:type="dxa"/>
+          <w:bottom w:w="0" w:type="dxa"/>
+          <w:right w:w="10" w:type="dxa"/>
+        </w:tblCellMar>
+      </w:tblPr>
+      <w:tblGrid>
+        <w:gridCol w:w="2800"/>
+        <w:gridCol w:w="3200"/>
+        <w:gridCol w:w="3360"/>
+      </w:tblGrid>
+      <w:tr>
+        <w:tblPrEx>
+          <w:tblBorders>
+            <w:top w:val="single" w:color="auto" w:sz="4" w:space="0"/>
+            <w:left w:val="single" w:color="auto" w:sz="4" w:space="0"/>
+            <w:bottom w:val="single" w:color="auto" w:sz="4" w:space="0"/>
+            <w:right w:val="single" w:color="auto" w:sz="4" w:space="0"/>
+            <w:insideH w:val="single" w:color="auto" w:sz="4" w:space="0"/>
+            <w:insideV w:val="single" w:color="auto" w:sz="4" w:space="0"/>
+          </w:tblBorders>
+          <w:tblCellMar>
+            <w:top w:w="0" w:type="dxa"/>
+            <w:left w:w="10" w:type="dxa"/>
+            <w:bottom w:w="0" w:type="dxa"/>
+            <w:right w:w="10" w:type="dxa"/>
+          </w:tblCellMar>
+        </w:tblPrEx>
+        <w:tc>
+          <w:tcPr>
+            <w:tcW w:w="2800" w:type="dxa"/>
+            <w:tcBorders>
+              <w:top w:val="single" w:color="AAAAAA" w:sz="0" w:space="0"/>
+              <w:left w:val="single" w:color="AAAAAA" w:sz="0" w:space="0"/>
+              <w:bottom w:val="single" w:color="AAAAAA" w:sz="0" w:space="0"/>
+              <w:right w:val="single" w:color="AAAAAA" w:sz="0" w:space="0"/>
+            </w:tcBorders>
+            <w:shd w:val="clear" w:color="auto" w:fill="2B579A"/>
+            <w:tcMar>
+              <w:top w:w="80" w:type="dxa"/>
+              <w:left w:w="120" w:type="dxa"/>
+              <w:bottom w:w="80" w:type="dxa"/>
+              <w:right w:w="120" w:type="dxa"/>
+            </w:tcMar>
+            <w:vAlign w:val="center"/>
+          </w:tcPr>
+          <w:p>
+            <w:pPr>
+              <w:jc w:val="center"/>
+            </w:pPr>
+            <w:r>
+              <w:rPr>
+                <w:rFonts w:ascii="黑体" w:hAnsi="黑体" w:eastAsia="黑体" w:cs="黑体"/>
+                <w:b/>
+                <w:bCs/>
+                <w:color w:val="FFFFFF"/>
+                <w:sz w:val="22"/>
+                <w:szCs w:val="22"/>
+              </w:rPr>
+              <w:t>对比项</w:t>
+            </w:r>
+          </w:p>
+        </w:tc>
+        <w:tc>
+          <w:tcPr>
+            <w:tcW w:w="3200" w:type="dxa"/>
+            <w:tcBorders>
+              <w:top w:val="single" w:color="AAAAAA" w:sz="0" w:space="0"/>
+              <w:left w:val="single" w:color="AAAAAA" w:sz="0" w:space="0"/>
+              <w:bottom w:val="single" w:color="AAAAAA" w:sz="0" w:space="0"/>
+              <w:right w:val="single" w:color="AAAAAA" w:sz="0" w:space="0"/>
+            </w:tcBorders>
+            <w:shd w:val="clear" w:color="auto" w:fill="2B579A"/>
+            <w:tcMar>
+              <w:top w:w="80" w:type="dxa"/>
+              <w:left w:w="120" w:type="dxa"/>
+              <w:bottom w:w="80" w:type="dxa"/>
+              <w:right w:w="120" w:type="dxa"/>
+            </w:tcMar>
+            <w:vAlign w:val="center"/>
+          </w:tcPr>
+          <w:p>
+            <w:pPr>
+              <w:jc w:val="center"/>
+            </w:pPr>
+            <w:r>
+              <w:rPr>
+                <w:rFonts w:ascii="黑体" w:hAnsi="黑体" w:eastAsia="黑体" w:cs="黑体"/>
+                <w:b/>
+                <w:bCs/>
+                <w:color w:val="FFFFFF"/>
+                <w:sz w:val="22"/>
+                <w:szCs w:val="22"/>
+              </w:rPr>
+              <w:t>原论文</w:t>
+            </w:r>
+          </w:p>
+        </w:tc>
+        <w:tc>
+          <w:tcPr>
+            <w:tcW w:w="3360" w:type="dxa"/>
+            <w:tcBorders>
+              <w:top w:val="single" w:color="AAAAAA" w:sz="0" w:space="0"/>
+              <w:left w:val="single" w:color="AAAAAA" w:sz="0" w:space="0"/>
+              <w:bottom w:val="single" w:color="AAAAAA" w:sz="0" w:space="0"/>
+              <w:right w:val="single" w:color="AAAAAA" w:sz="0" w:space="0"/>
+            </w:tcBorders>
+            <w:shd w:val="clear" w:color="auto" w:fill="2B579A"/>
+            <w:tcMar>
+              <w:top w:w="80" w:type="dxa"/>
+              <w:left w:w="120" w:type="dxa"/>
+              <w:bottom w:w="80" w:type="dxa"/>
+              <w:right w:w="120" w:type="dxa"/>
+            </w:tcMar>
+            <w:vAlign w:val="center"/>
+          </w:tcPr>
+          <w:p>
+            <w:pPr>
+              <w:jc w:val="center"/>
+            </w:pPr>
+            <w:r>
+              <w:rPr>
+                <w:rFonts w:ascii="黑体" w:hAnsi="黑体" w:eastAsia="黑体" w:cs="黑体"/>
+                <w:b/>
+                <w:bCs/>
+                <w:color w:val="FFFFFF"/>
+                <w:sz w:val="22"/>
+                <w:szCs w:val="22"/>
+              </w:rPr>
+              <w:t>本复现项目</w:t>
+            </w:r>
+          </w:p>
+        </w:tc>
+      </w:tr>
+      <w:tr>
+        <w:tblPrEx>
+          <w:tblBorders>
+            <w:top w:val="single" w:color="auto" w:sz="4" w:space="0"/>
+            <w:left w:val="single" w:color="auto" w:sz="4" w:space="0"/>
+            <w:bottom w:val="single" w:color="auto" w:sz="4" w:space="0"/>
+            <w:right w:val="single" w:color="auto" w:sz="4" w:space="0"/>
+            <w:insideH w:val="single" w:color="auto" w:sz="4" w:space="0"/>
+            <w:insideV w:val="single" w:color="auto" w:sz="4" w:space="0"/>
+          </w:tblBorders>
+          <w:tblCellMar>
+            <w:top w:w="0" w:type="dxa"/>
+            <w:left w:w="10" w:type="dxa"/>
+            <w:bottom w:w="0" w:type="dxa"/>
+            <w:right w:w="10" w:type="dxa"/>
+          </w:tblCellMar>
+        </w:tblPrEx>
+        <w:tc>
+          <w:tcPr>
+            <w:tcW w:w="2800" w:type="dxa"/>
+            <w:tcBorders>
+              <w:top w:val="single" w:color="AAAAAA" w:sz="0" w:space="0"/>
+              <w:left w:val="single" w:color="AAAAAA" w:sz="0" w:space="0"/>
+              <w:bottom w:val="single" w:color="AAAAAA" w:sz="0" w:space="0"/>
+              <w:right w:val="single" w:color="AAAAAA" w:sz="0" w:space="0"/>
+            </w:tcBorders>
+            <w:tcMar>
+              <w:top w:w="80" w:type="dxa"/>
+              <w:left w:w="120" w:type="dxa"/>
+              <w:bottom w:w="80" w:type="dxa"/>
+              <w:right w:w="120" w:type="dxa"/>
+            </w:tcMar>
+            <w:vAlign w:val="center"/>
+          </w:tcPr>
+          <w:p>
+            <w:r>
+              <w:rPr>
+                <w:rFonts w:ascii="宋体" w:hAnsi="宋体" w:eastAsia="宋体" w:cs="宋体"/>
+                <w:sz w:val="20"/>
+                <w:szCs w:val="20"/>
+              </w:rPr>
+              <w:t>测试场景</w:t>
+            </w:r>
+          </w:p>
+        </w:tc>
+        <w:tc>
+          <w:tcPr>
+            <w:tcW w:w="3200" w:type="dxa"/>
+            <w:tcBorders>
+              <w:top w:val="single" w:color="AAAAAA" w:sz="0" w:space="0"/>
+              <w:left w:val="single" w:color="AAAAAA" w:sz="0" w:space="0"/>
+              <w:bottom w:val="single" w:color="AAAAAA" w:sz="0" w:space="0"/>
+              <w:right w:val="single" w:color="AAAAAA" w:sz="0" w:space="0"/>
+            </w:tcBorders>
+            <w:tcMar>
+              <w:top w:w="80" w:type="dxa"/>
+              <w:left w:w="120" w:type="dxa"/>
+              <w:bottom w:w="80" w:type="dxa"/>
+              <w:right w:w="120" w:type="dxa"/>
+            </w:tcMar>
+            <w:vAlign w:val="center"/>
+          </w:tcPr>
+          <w:p>
+            <w:r>
+              <w:rPr>
+                <w:rFonts w:ascii="宋体" w:hAnsi="宋体" w:eastAsia="宋体" w:cs="宋体"/>
+                <w:sz w:val="20"/>
+                <w:szCs w:val="20"/>
+              </w:rPr>
+              <w:t>6 个室外+室内场景（Square, Stairs, Corner, Garden, Plaza, Indoor）</w:t>
+            </w:r>
+          </w:p>
+        </w:tc>
+        <w:tc>
+          <w:tcPr>
+            <w:tcW w:w="3360" w:type="dxa"/>
+            <w:tcBorders>
+              <w:top w:val="single" w:color="AAAAAA" w:sz="0" w:space="0"/>
+              <w:left w:val="single" w:color="AAAAAA" w:sz="0" w:space="0"/>
+              <w:bottom w:val="single" w:color="AAAAAA" w:sz="0" w:space="0"/>
+              <w:right w:val="single" w:color="AAAAAA" w:sz="0" w:space="0"/>
+            </w:tcBorders>
+            <w:tcMar>
+              <w:top w:w="80" w:type="dxa"/>
+              <w:left w:w="120" w:type="dxa"/>
+              <w:bottom w:w="80" w:type="dxa"/>
+              <w:right w:w="120" w:type="dxa"/>
+            </w:tcMar>
+            <w:vAlign w:val="center"/>
+          </w:tcPr>
+          <w:p>
+            <w:r>
+              <w:rPr>
+                <w:rFonts w:ascii="宋体" w:hAnsi="宋体" w:eastAsia="宋体" w:cs="宋体"/>
+                <w:sz w:val="20"/>
+                <w:szCs w:val="20"/>
+              </w:rPr>
+              <w:t>1 个室内地下室场景（basement）</w:t>
+            </w:r>
+          </w:p>
+        </w:tc>
+      </w:tr>
+      <w:tr>
+        <w:tblPrEx>
+          <w:tblBorders>
+            <w:top w:val="single" w:color="auto" w:sz="4" w:space="0"/>
+            <w:left w:val="single" w:color="auto" w:sz="4" w:space="0"/>
+            <w:bottom w:val="single" w:color="auto" w:sz="4" w:space="0"/>
+            <w:right w:val="single" w:color="auto" w:sz="4" w:space="0"/>
+            <w:insideH w:val="single" w:color="auto" w:sz="4" w:space="0"/>
+            <w:insideV w:val="single" w:color="auto" w:sz="4" w:space="0"/>
+          </w:tblBorders>
+          <w:tblCellMar>
+            <w:top w:w="0" w:type="dxa"/>
+            <w:left w:w="10" w:type="dxa"/>
+            <w:bottom w:w="0" w:type="dxa"/>
+            <w:right w:w="10" w:type="dxa"/>
+          </w:tblCellMar>
+        </w:tblPrEx>
+        <w:tc>
+          <w:tcPr>
+            <w:tcW w:w="2800" w:type="dxa"/>
+            <w:tcBorders>
+              <w:top w:val="single" w:color="AAAAAA" w:sz="0" w:space="0"/>
+              <w:left w:val="single" w:color="AAAAAA" w:sz="0" w:space="0"/>
+              <w:bottom w:val="single" w:color="AAAAAA" w:sz="0" w:space="0"/>
+              <w:right w:val="single" w:color="AAAAAA" w:sz="0" w:space="0"/>
+            </w:tcBorders>
+            <w:shd w:val="clear" w:color="auto" w:fill="F2F6FC"/>
+            <w:tcMar>
+              <w:top w:w="80" w:type="dxa"/>
+              <w:left w:w="120" w:type="dxa"/>
+              <w:bottom w:w="80" w:type="dxa"/>
+              <w:right w:w="120" w:type="dxa"/>
+            </w:tcMar>
+            <w:vAlign w:val="center"/>
+          </w:tcPr>
+          <w:p>
+            <w:r>
+              <w:rPr>
+                <w:rFonts w:ascii="宋体" w:hAnsi="宋体" w:eastAsia="宋体" w:cs="宋体"/>
+                <w:sz w:val="20"/>
+                <w:szCs w:val="20"/>
+              </w:rPr>
+              <w:t>相机</w:t>
+            </w:r>
+          </w:p>
+        </w:tc>
+        <w:tc>
+          <w:tcPr>
+            <w:tcW w:w="3200" w:type="dxa"/>
+            <w:tcBorders>
+              <w:top w:val="single" w:color="AAAAAA" w:sz="0" w:space="0"/>
+              <w:left w:val="single" w:color="AAAAAA" w:sz="0" w:space="0"/>
+              <w:bottom w:val="single" w:color="AAAAAA" w:sz="0" w:space="0"/>
+              <w:right w:val="single" w:color="AAAAAA" w:sz="0" w:space="0"/>
+            </w:tcBorders>
+            <w:shd w:val="clear" w:color="auto" w:fill="F2F6FC"/>
+            <w:tcMar>
+              <w:top w:w="80" w:type="dxa"/>
+              <w:left w:w="120" w:type="dxa"/>
+              <w:bottom w:w="80" w:type="dxa"/>
+              <w:right w:w="120" w:type="dxa"/>
+            </w:tcMar>
+            <w:vAlign w:val="center"/>
+          </w:tcPr>
+          <w:p>
+            <w:r>
+              <w:rPr>
+                <w:rFonts w:ascii="宋体" w:hAnsi="宋体" w:eastAsia="宋体" w:cs="宋体"/>
+                <w:sz w:val="20"/>
+                <w:szCs w:val="20"/>
+              </w:rPr>
+              <w:t>HikRobot 单目相机</w:t>
+            </w:r>
+          </w:p>
+        </w:tc>
+        <w:tc>
+          <w:tcPr>
+            <w:tcW w:w="3360" w:type="dxa"/>
+            <w:tcBorders>
+              <w:top w:val="single" w:color="AAAAAA" w:sz="0" w:space="0"/>
+              <w:left w:val="single" w:color="AAAAAA" w:sz="0" w:space="0"/>
+              <w:bottom w:val="single" w:color="AAAAAA" w:sz="0" w:space="0"/>
+              <w:right w:val="single" w:color="AAAAAA" w:sz="0" w:space="0"/>
+            </w:tcBorders>
+            <w:shd w:val="clear" w:color="auto" w:fill="F2F6FC"/>
+            <w:tcMar>
+              <w:top w:w="80" w:type="dxa"/>
+              <w:left w:w="120" w:type="dxa"/>
+              <w:bottom w:w="80" w:type="dxa"/>
+              <w:right w:w="120" w:type="dxa"/>
+            </w:tcMar>
+            <w:vAlign w:val="center"/>
+          </w:tcPr>
+          <w:p>
+            <w:r>
+              <w:rPr>
+                <w:rFonts w:ascii="宋体" w:hAnsi="宋体" w:eastAsia="宋体" w:cs="宋体"/>
+                <w:sz w:val="20"/>
+                <w:szCs w:val="20"/>
+              </w:rPr>
+              <w:t>HikRobot 单目相机</w:t>
+            </w:r>
+          </w:p>
+        </w:tc>
+      </w:tr>
+      <w:tr>
+        <w:tblPrEx>
+          <w:tblBorders>
+            <w:top w:val="single" w:color="auto" w:sz="4" w:space="0"/>
+            <w:left w:val="single" w:color="auto" w:sz="4" w:space="0"/>
+            <w:bottom w:val="single" w:color="auto" w:sz="4" w:space="0"/>
+            <w:right w:val="single" w:color="auto" w:sz="4" w:space="0"/>
+            <w:insideH w:val="single" w:color="auto" w:sz="4" w:space="0"/>
+            <w:insideV w:val="single" w:color="auto" w:sz="4" w:space="0"/>
+          </w:tblBorders>
+          <w:tblCellMar>
+            <w:top w:w="0" w:type="dxa"/>
+            <w:left w:w="10" w:type="dxa"/>
+            <w:bottom w:w="0" w:type="dxa"/>
+            <w:right w:w="10" w:type="dxa"/>
+          </w:tblCellMar>
+        </w:tblPrEx>
+        <w:tc>
+          <w:tcPr>
+            <w:tcW w:w="2800" w:type="dxa"/>
+            <w:tcBorders>
+              <w:top w:val="single" w:color="AAAAAA" w:sz="0" w:space="0"/>
+              <w:left w:val="single" w:color="AAAAAA" w:sz="0" w:space="0"/>
+              <w:bottom w:val="single" w:color="AAAAAA" w:sz="0" w:space="0"/>
+              <w:right w:val="single" w:color="AAAAAA" w:sz="0" w:space="0"/>
+            </w:tcBorders>
+            <w:tcMar>
+              <w:top w:w="80" w:type="dxa"/>
+              <w:left w:w="120" w:type="dxa"/>
+              <w:bottom w:w="80" w:type="dxa"/>
+              <w:right w:w="120" w:type="dxa"/>
+            </w:tcMar>
+            <w:vAlign w:val="center"/>
+          </w:tcPr>
+          <w:p>
+            <w:r>
+              <w:rPr>
+                <w:rFonts w:ascii="宋体" w:hAnsi="宋体" w:eastAsia="宋体" w:cs="宋体"/>
+                <w:sz w:val="20"/>
+                <w:szCs w:val="20"/>
+              </w:rPr>
+              <w:t>分辨率</w:t>
+            </w:r>
+          </w:p>
+        </w:tc>
+        <w:tc>
+          <w:tcPr>
+            <w:tcW w:w="3200" w:type="dxa"/>
+            <w:tcBorders>
+              <w:top w:val="single" w:color="AAAAAA" w:sz="0" w:space="0"/>
+              <w:left w:val="single" w:color="AAAAAA" w:sz="0" w:space="0"/>
+              <w:bottom w:val="single" w:color="AAAAAA" w:sz="0" w:space="0"/>
+              <w:right w:val="single" w:color="AAAAAA" w:sz="0" w:space="0"/>
+            </w:tcBorders>
+            <w:tcMar>
+              <w:top w:w="80" w:type="dxa"/>
+              <w:left w:w="120" w:type="dxa"/>
+              <w:bottom w:w="80" w:type="dxa"/>
+              <w:right w:w="120" w:type="dxa"/>
+            </w:tcMar>
+            <w:vAlign w:val="center"/>
+          </w:tcPr>
+          <w:p>
+            <w:r>
+              <w:rPr>
+                <w:rFonts w:ascii="宋体" w:hAnsi="宋体" w:eastAsia="宋体" w:cs="宋体"/>
+                <w:sz w:val="20"/>
+                <w:szCs w:val="20"/>
+              </w:rPr>
+              <w:t>未明确说明</w:t>
+            </w:r>
+          </w:p>
+        </w:tc>
+        <w:tc>
+          <w:tcPr>
+            <w:tcW w:w="3360" w:type="dxa"/>
+            <w:tcBorders>
+              <w:top w:val="single" w:color="AAAAAA" w:sz="0" w:space="0"/>
+              <w:left w:val="single" w:color="AAAAAA" w:sz="0" w:space="0"/>
+              <w:bottom w:val="single" w:color="AAAAAA" w:sz="0" w:space="0"/>
+              <w:right w:val="single" w:color="AAAAAA" w:sz="0" w:space="0"/>
+            </w:tcBorders>
+            <w:tcMar>
+              <w:top w:w="80" w:type="dxa"/>
+              <w:left w:w="120" w:type="dxa"/>
+              <w:bottom w:w="80" w:type="dxa"/>
+              <w:right w:w="120" w:type="dxa"/>
+            </w:tcMar>
+            <w:vAlign w:val="center"/>
+          </w:tcPr>
+          <w:p>
+            <w:r>
+              <w:rPr>
+                <w:rFonts w:ascii="宋体" w:hAnsi="宋体" w:eastAsia="宋体" w:cs="宋体"/>
+                <w:sz w:val="20"/>
+                <w:szCs w:val="20"/>
+              </w:rPr>
+              <w:t>1440 × 1080</w:t>
+            </w:r>
+          </w:p>
+        </w:tc>
+      </w:tr>
+      <w:tr>
+        <w:tblPrEx>
+          <w:tblBorders>
+            <w:top w:val="single" w:color="auto" w:sz="4" w:space="0"/>
+            <w:left w:val="single" w:color="auto" w:sz="4" w:space="0"/>
+            <w:bottom w:val="single" w:color="auto" w:sz="4" w:space="0"/>
+            <w:right w:val="single" w:color="auto" w:sz="4" w:space="0"/>
+            <w:insideH w:val="single" w:color="auto" w:sz="4" w:space="0"/>
+            <w:insideV w:val="single" w:color="auto" w:sz="4" w:space="0"/>
+          </w:tblBorders>
+          <w:tblCellMar>
+            <w:top w:w="0" w:type="dxa"/>
+            <w:left w:w="10" w:type="dxa"/>
+            <w:bottom w:w="0" w:type="dxa"/>
+            <w:right w:w="10" w:type="dxa"/>
+          </w:tblCellMar>
+        </w:tblPrEx>
+        <w:tc>
+          <w:tcPr>
+            <w:tcW w:w="2800" w:type="dxa"/>
+            <w:tcBorders>
+              <w:top w:val="single" w:color="AAAAAA" w:sz="0" w:space="0"/>
+              <w:left w:val="single" w:color="AAAAAA" w:sz="0" w:space="0"/>
+              <w:bottom w:val="single" w:color="AAAAAA" w:sz="0" w:space="0"/>
+              <w:right w:val="single" w:color="AAAAAA" w:sz="0" w:space="0"/>
+            </w:tcBorders>
+            <w:shd w:val="clear" w:color="auto" w:fill="F2F6FC"/>
+            <w:tcMar>
+              <w:top w:w="80" w:type="dxa"/>
+              <w:left w:w="120" w:type="dxa"/>
+              <w:bottom w:w="80" w:type="dxa"/>
+              <w:right w:w="120" w:type="dxa"/>
+            </w:tcMar>
+            <w:vAlign w:val="center"/>
+          </w:tcPr>
+          <w:p>
+            <w:r>
+              <w:rPr>
+                <w:rFonts w:ascii="宋体" w:hAnsi="宋体" w:eastAsia="宋体" w:cs="宋体"/>
+                <w:sz w:val="20"/>
+                <w:szCs w:val="20"/>
+              </w:rPr>
+              <w:t>帧率</w:t>
+            </w:r>
+          </w:p>
+        </w:tc>
+        <w:tc>
+          <w:tcPr>
+            <w:tcW w:w="3200" w:type="dxa"/>
+            <w:tcBorders>
+              <w:top w:val="single" w:color="AAAAAA" w:sz="0" w:space="0"/>
+              <w:left w:val="single" w:color="AAAAAA" w:sz="0" w:space="0"/>
+              <w:bottom w:val="single" w:color="AAAAAA" w:sz="0" w:space="0"/>
+              <w:right w:val="single" w:color="AAAAAA" w:sz="0" w:space="0"/>
+            </w:tcBorders>
+            <w:shd w:val="clear" w:color="auto" w:fill="F2F6FC"/>
+            <w:tcMar>
+              <w:top w:w="80" w:type="dxa"/>
+              <w:left w:w="120" w:type="dxa"/>
+              <w:bottom w:w="80" w:type="dxa"/>
+              <w:right w:w="120" w:type="dxa"/>
+            </w:tcMar>
+            <w:vAlign w:val="center"/>
+          </w:tcPr>
+          <w:p>
+            <w:r>
+              <w:rPr>
+                <w:rFonts w:ascii="宋体" w:hAnsi="宋体" w:eastAsia="宋体" w:cs="宋体"/>
+                <w:sz w:val="20"/>
+                <w:szCs w:val="20"/>
+              </w:rPr>
+              <w:t>未明确说明</w:t>
+            </w:r>
+          </w:p>
+        </w:tc>
+        <w:tc>
+          <w:tcPr>
+            <w:tcW w:w="3360" w:type="dxa"/>
+            <w:tcBorders>
+              <w:top w:val="single" w:color="AAAAAA" w:sz="0" w:space="0"/>
+              <w:left w:val="single" w:color="AAAAAA" w:sz="0" w:space="0"/>
+              <w:bottom w:val="single" w:color="AAAAAA" w:sz="0" w:space="0"/>
+              <w:right w:val="single" w:color="AAAAAA" w:sz="0" w:space="0"/>
+            </w:tcBorders>
+            <w:shd w:val="clear" w:color="auto" w:fill="F2F6FC"/>
+            <w:tcMar>
+              <w:top w:w="80" w:type="dxa"/>
+              <w:left w:w="120" w:type="dxa"/>
+              <w:bottom w:w="80" w:type="dxa"/>
+              <w:right w:w="120" w:type="dxa"/>
+            </w:tcMar>
+            <w:vAlign w:val="center"/>
+          </w:tcPr>
+          <w:p>
+            <w:r>
+              <w:rPr>
+                <w:rFonts w:ascii="宋体" w:hAnsi="宋体" w:eastAsia="宋体" w:cs="宋体"/>
+                <w:sz w:val="20"/>
+                <w:szCs w:val="20"/>
+              </w:rPr>
+              <w:t>30 fps</w:t>
+            </w:r>
+          </w:p>
+        </w:tc>
+      </w:tr>
+      <w:tr>
+        <w:tblPrEx>
+          <w:tblBorders>
+            <w:top w:val="single" w:color="auto" w:sz="4" w:space="0"/>
+            <w:left w:val="single" w:color="auto" w:sz="4" w:space="0"/>
+            <w:bottom w:val="single" w:color="auto" w:sz="4" w:space="0"/>
+            <w:right w:val="single" w:color="auto" w:sz="4" w:space="0"/>
+            <w:insideH w:val="single" w:color="auto" w:sz="4" w:space="0"/>
+            <w:insideV w:val="single" w:color="auto" w:sz="4" w:space="0"/>
+          </w:tblBorders>
+          <w:tblCellMar>
+            <w:top w:w="0" w:type="dxa"/>
+            <w:left w:w="10" w:type="dxa"/>
+            <w:bottom w:w="0" w:type="dxa"/>
+            <w:right w:w="10" w:type="dxa"/>
+          </w:tblCellMar>
+        </w:tblPrEx>
+        <w:tc>
+          <w:tcPr>
+            <w:tcW w:w="2800" w:type="dxa"/>
+            <w:tcBorders>
+              <w:top w:val="single" w:color="AAAAAA" w:sz="0" w:space="0"/>
+              <w:left w:val="single" w:color="AAAAAA" w:sz="0" w:space="0"/>
+              <w:bottom w:val="single" w:color="AAAAAA" w:sz="0" w:space="0"/>
+              <w:right w:val="single" w:color="AAAAAA" w:sz="0" w:space="0"/>
+            </w:tcBorders>
+            <w:tcMar>
+              <w:top w:w="80" w:type="dxa"/>
+              <w:left w:w="120" w:type="dxa"/>
+              <w:bottom w:w="80" w:type="dxa"/>
+              <w:right w:w="120" w:type="dxa"/>
+            </w:tcMar>
+            <w:vAlign w:val="center"/>
+          </w:tcPr>
+          <w:p>
+            <w:r>
+              <w:rPr>
+                <w:rFonts w:ascii="宋体" w:hAnsi="宋体" w:eastAsia="宋体" w:cs="宋体"/>
+                <w:sz w:val="20"/>
+                <w:szCs w:val="20"/>
+              </w:rPr>
+              <w:t>ORB 特征数量</w:t>
+            </w:r>
+          </w:p>
+        </w:tc>
+        <w:tc>
+          <w:tcPr>
+            <w:tcW w:w="3200" w:type="dxa"/>
+            <w:tcBorders>
+              <w:top w:val="single" w:color="AAAAAA" w:sz="0" w:space="0"/>
+              <w:left w:val="single" w:color="AAAAAA" w:sz="0" w:space="0"/>
+              <w:bottom w:val="single" w:color="AAAAAA" w:sz="0" w:space="0"/>
+              <w:right w:val="single" w:color="AAAAAA" w:sz="0" w:space="0"/>
+            </w:tcBorders>
+            <w:tcMar>
+              <w:top w:w="80" w:type="dxa"/>
+              <w:left w:w="120" w:type="dxa"/>
+              <w:bottom w:w="80" w:type="dxa"/>
+              <w:right w:w="120" w:type="dxa"/>
+            </w:tcMar>
+            <w:vAlign w:val="center"/>
+          </w:tcPr>
+          <w:p>
+            <w:r>
+              <w:rPr>
+                <w:rFonts w:ascii="宋体" w:hAnsi="宋体" w:eastAsia="宋体" w:cs="宋体"/>
+                <w:sz w:val="20"/>
+                <w:szCs w:val="20"/>
+              </w:rPr>
+              <w:t>未明确说明</w:t>
+            </w:r>
+          </w:p>
+        </w:tc>
+        <w:tc>
+          <w:tcPr>
+            <w:tcW w:w="3360" w:type="dxa"/>
+            <w:tcBorders>
+              <w:top w:val="single" w:color="AAAAAA" w:sz="0" w:space="0"/>
+              <w:left w:val="single" w:color="AAAAAA" w:sz="0" w:space="0"/>
+              <w:bottom w:val="single" w:color="AAAAAA" w:sz="0" w:space="0"/>
+              <w:right w:val="single" w:color="AAAAAA" w:sz="0" w:space="0"/>
+            </w:tcBorders>
+            <w:tcMar>
+              <w:top w:w="80" w:type="dxa"/>
+              <w:left w:w="120" w:type="dxa"/>
+              <w:bottom w:w="80" w:type="dxa"/>
+              <w:right w:w="120" w:type="dxa"/>
+            </w:tcMar>
+            <w:vAlign w:val="center"/>
+          </w:tcPr>
+          <w:p>
+            <w:r>
+              <w:rPr>
+                <w:rFonts w:ascii="宋体" w:hAnsi="宋体" w:eastAsia="宋体" w:cs="宋体"/>
+                <w:sz w:val="20"/>
+                <w:szCs w:val="20"/>
+              </w:rPr>
+              <w:t>nFeatures = 2000</w:t>
+            </w:r>
+          </w:p>
+        </w:tc>
+      </w:tr>
+      <w:tr>
+        <w:tblPrEx>
+          <w:tblBorders>
+            <w:top w:val="single" w:color="auto" w:sz="4" w:space="0"/>
+            <w:left w:val="single" w:color="auto" w:sz="4" w:space="0"/>
+            <w:bottom w:val="single" w:color="auto" w:sz="4" w:space="0"/>
+            <w:right w:val="single" w:color="auto" w:sz="4" w:space="0"/>
+            <w:insideH w:val="single" w:color="auto" w:sz="4" w:space="0"/>
+            <w:insideV w:val="single" w:color="auto" w:sz="4" w:space="0"/>
+          </w:tblBorders>
+          <w:tblCellMar>
+            <w:top w:w="0" w:type="dxa"/>
+            <w:left w:w="10" w:type="dxa"/>
+            <w:bottom w:w="0" w:type="dxa"/>
+            <w:right w:w="10" w:type="dxa"/>
+          </w:tblCellMar>
+        </w:tblPrEx>
+        <w:tc>
+          <w:tcPr>
+            <w:tcW w:w="2800" w:type="dxa"/>
+            <w:tcBorders>
+              <w:top w:val="single" w:color="AAAAAA" w:sz="0" w:space="0"/>
+              <w:left w:val="single" w:color="AAAAAA" w:sz="0" w:space="0"/>
+              <w:bottom w:val="single" w:color="AAAAAA" w:sz="0" w:space="0"/>
+              <w:right w:val="single" w:color="AAAAAA" w:sz="0" w:space="0"/>
+            </w:tcBorders>
+            <w:shd w:val="clear" w:color="auto" w:fill="F2F6FC"/>
+            <w:tcMar>
+              <w:top w:w="80" w:type="dxa"/>
+              <w:left w:w="120" w:type="dxa"/>
+              <w:bottom w:w="80" w:type="dxa"/>
+              <w:right w:w="120" w:type="dxa"/>
+            </w:tcMar>
+            <w:vAlign w:val="center"/>
+          </w:tcPr>
+          <w:p>
+            <w:r>
+              <w:rPr>
+                <w:rFonts w:ascii="宋体" w:hAnsi="宋体" w:eastAsia="宋体" w:cs="宋体"/>
+                <w:sz w:val="20"/>
+                <w:szCs w:val="20"/>
+              </w:rPr>
+              <w:t>FAST 阈值</w:t>
+            </w:r>
+          </w:p>
+        </w:tc>
+        <w:tc>
+          <w:tcPr>
+            <w:tcW w:w="3200" w:type="dxa"/>
+            <w:tcBorders>
+              <w:top w:val="single" w:color="AAAAAA" w:sz="0" w:space="0"/>
+              <w:left w:val="single" w:color="AAAAAA" w:sz="0" w:space="0"/>
+              <w:bottom w:val="single" w:color="AAAAAA" w:sz="0" w:space="0"/>
+              <w:right w:val="single" w:color="AAAAAA" w:sz="0" w:space="0"/>
+            </w:tcBorders>
+            <w:shd w:val="clear" w:color="auto" w:fill="F2F6FC"/>
+            <w:tcMar>
+              <w:top w:w="80" w:type="dxa"/>
+              <w:left w:w="120" w:type="dxa"/>
+              <w:bottom w:w="80" w:type="dxa"/>
+              <w:right w:w="120" w:type="dxa"/>
+            </w:tcMar>
+            <w:vAlign w:val="center"/>
+          </w:tcPr>
+          <w:p>
+            <w:r>
+              <w:rPr>
+                <w:rFonts w:ascii="宋体" w:hAnsi="宋体" w:eastAsia="宋体" w:cs="宋体"/>
+                <w:sz w:val="20"/>
+                <w:szCs w:val="20"/>
+              </w:rPr>
+              <w:t>未明确说明</w:t>
+            </w:r>
+          </w:p>
+        </w:tc>
+        <w:tc>
+          <w:tcPr>
+            <w:tcW w:w="3360" w:type="dxa"/>
+            <w:tcBorders>
+              <w:top w:val="single" w:color="AAAAAA" w:sz="0" w:space="0"/>
+              <w:left w:val="single" w:color="AAAAAA" w:sz="0" w:space="0"/>
+              <w:bottom w:val="single" w:color="AAAAAA" w:sz="0" w:space="0"/>
+              <w:right w:val="single" w:color="AAAAAA" w:sz="0" w:space="0"/>
+            </w:tcBorders>
+            <w:shd w:val="clear" w:color="auto" w:fill="F2F6FC"/>
+            <w:tcMar>
+              <w:top w:w="80" w:type="dxa"/>
+              <w:left w:w="120" w:type="dxa"/>
+              <w:bottom w:w="80" w:type="dxa"/>
+              <w:right w:w="120" w:type="dxa"/>
+            </w:tcMar>
+            <w:vAlign w:val="center"/>
+          </w:tcPr>
+          <w:p>
+            <w:r>
+              <w:rPr>
+                <w:rFonts w:ascii="宋体" w:hAnsi="宋体" w:eastAsia="宋体" w:cs="宋体"/>
+                <w:sz w:val="20"/>
+                <w:szCs w:val="20"/>
+              </w:rPr>
+              <w:t>iniThFAST = 20, minThFAST = 7</w:t>
+            </w:r>
+          </w:p>
+        </w:tc>
+      </w:tr>
+      <w:tr>
+        <w:tblPrEx>
+          <w:tblBorders>
+            <w:top w:val="single" w:color="auto" w:sz="4" w:space="0"/>
+            <w:left w:val="single" w:color="auto" w:sz="4" w:space="0"/>
+            <w:bottom w:val="single" w:color="auto" w:sz="4" w:space="0"/>
+            <w:right w:val="single" w:color="auto" w:sz="4" w:space="0"/>
+            <w:insideH w:val="single" w:color="auto" w:sz="4" w:space="0"/>
+            <w:insideV w:val="single" w:color="auto" w:sz="4" w:space="0"/>
+          </w:tblBorders>
+          <w:tblCellMar>
+            <w:top w:w="0" w:type="dxa"/>
+            <w:left w:w="10" w:type="dxa"/>
+            <w:bottom w:w="0" w:type="dxa"/>
+            <w:right w:w="10" w:type="dxa"/>
+          </w:tblCellMar>
+        </w:tblPrEx>
+        <w:tc>
+          <w:tcPr>
+            <w:tcW w:w="2800" w:type="dxa"/>
+            <w:tcBorders>
+              <w:top w:val="single" w:color="AAAAAA" w:sz="0" w:space="0"/>
+              <w:left w:val="single" w:color="AAAAAA" w:sz="0" w:space="0"/>
+              <w:bottom w:val="single" w:color="AAAAAA" w:sz="0" w:space="0"/>
+              <w:right w:val="single" w:color="AAAAAA" w:sz="0" w:space="0"/>
+            </w:tcBorders>
+            <w:tcMar>
+              <w:top w:w="80" w:type="dxa"/>
+              <w:left w:w="120" w:type="dxa"/>
+              <w:bottom w:w="80" w:type="dxa"/>
+              <w:right w:w="120" w:type="dxa"/>
+            </w:tcMar>
+            <w:vAlign w:val="center"/>
+          </w:tcPr>
+          <w:p>
+            <w:r>
+              <w:rPr>
+                <w:rFonts w:ascii="宋体" w:hAnsi="宋体" w:eastAsia="宋体" w:cs="宋体"/>
+                <w:sz w:val="20"/>
+                <w:szCs w:val="20"/>
+              </w:rPr>
+              <w:t>VB-GPS 距离阈值</w:t>
+            </w:r>
+          </w:p>
+        </w:tc>
+        <w:tc>
+          <w:tcPr>
+            <w:tcW w:w="3200" w:type="dxa"/>
+            <w:tcBorders>
+              <w:top w:val="single" w:color="AAAAAA" w:sz="0" w:space="0"/>
+              <w:left w:val="single" w:color="AAAAAA" w:sz="0" w:space="0"/>
+              <w:bottom w:val="single" w:color="AAAAAA" w:sz="0" w:space="0"/>
+              <w:right w:val="single" w:color="AAAAAA" w:sz="0" w:space="0"/>
+            </w:tcBorders>
+            <w:tcMar>
+              <w:top w:w="80" w:type="dxa"/>
+              <w:left w:w="120" w:type="dxa"/>
+              <w:bottom w:w="80" w:type="dxa"/>
+              <w:right w:w="120" w:type="dxa"/>
+            </w:tcMar>
+            <w:vAlign w:val="center"/>
+          </w:tcPr>
+          <w:p>
+            <w:r>
+              <w:rPr>
+                <w:rFonts w:ascii="宋体" w:hAnsi="宋体" w:eastAsia="宋体" w:cs="宋体"/>
+                <w:sz w:val="20"/>
+                <w:szCs w:val="20"/>
+              </w:rPr>
+              <w:t>未明确说明</w:t>
+            </w:r>
+          </w:p>
+        </w:tc>
+        <w:tc>
+          <w:tcPr>
+            <w:tcW w:w="3360" w:type="dxa"/>
+            <w:tcBorders>
+              <w:top w:val="single" w:color="AAAAAA" w:sz="0" w:space="0"/>
+              <w:left w:val="single" w:color="AAAAAA" w:sz="0" w:space="0"/>
+              <w:bottom w:val="single" w:color="AAAAAA" w:sz="0" w:space="0"/>
+              <w:right w:val="single" w:color="AAAAAA" w:sz="0" w:space="0"/>
+            </w:tcBorders>
+            <w:tcMar>
+              <w:top w:w="80" w:type="dxa"/>
+              <w:left w:w="120" w:type="dxa"/>
+              <w:bottom w:w="80" w:type="dxa"/>
+              <w:right w:w="120" w:type="dxa"/>
+            </w:tcMar>
+            <w:vAlign w:val="center"/>
+          </w:tcPr>
+          <w:p>
+            <w:r>
+              <w:rPr>
+                <w:rFonts w:ascii="宋体" w:hAnsi="宋体" w:eastAsia="宋体" w:cs="宋体"/>
+                <w:sz w:val="20"/>
+                <w:szCs w:val="20"/>
+              </w:rPr>
+              <w:t>dist_threshold = 1.2 m</w:t>
+            </w:r>
+          </w:p>
+        </w:tc>
+      </w:tr>
+      <w:tr>
+        <w:tblPrEx>
+          <w:tblBorders>
+            <w:top w:val="single" w:color="auto" w:sz="4" w:space="0"/>
+            <w:left w:val="single" w:color="auto" w:sz="4" w:space="0"/>
+            <w:bottom w:val="single" w:color="auto" w:sz="4" w:space="0"/>
+            <w:right w:val="single" w:color="auto" w:sz="4" w:space="0"/>
+            <w:insideH w:val="single" w:color="auto" w:sz="4" w:space="0"/>
+            <w:insideV w:val="single" w:color="auto" w:sz="4" w:space="0"/>
+          </w:tblBorders>
+          <w:tblCellMar>
+            <w:top w:w="0" w:type="dxa"/>
+            <w:left w:w="10" w:type="dxa"/>
+            <w:bottom w:w="0" w:type="dxa"/>
+            <w:right w:w="10" w:type="dxa"/>
+          </w:tblCellMar>
+        </w:tblPrEx>
+        <w:tc>
+          <w:tcPr>
+            <w:tcW w:w="2800" w:type="dxa"/>
+            <w:tcBorders>
+              <w:top w:val="single" w:color="AAAAAA" w:sz="0" w:space="0"/>
+              <w:left w:val="single" w:color="AAAAAA" w:sz="0" w:space="0"/>
+              <w:bottom w:val="single" w:color="AAAAAA" w:sz="0" w:space="0"/>
+              <w:right w:val="single" w:color="AAAAAA" w:sz="0" w:space="0"/>
+            </w:tcBorders>
+            <w:shd w:val="clear" w:color="auto" w:fill="F2F6FC"/>
+            <w:tcMar>
+              <w:top w:w="80" w:type="dxa"/>
+              <w:left w:w="120" w:type="dxa"/>
+              <w:bottom w:w="80" w:type="dxa"/>
+              <w:right w:w="120" w:type="dxa"/>
+            </w:tcMar>
+            <w:vAlign w:val="center"/>
+          </w:tcPr>
+          <w:p>
+            <w:r>
+              <w:rPr>
+                <w:rFonts w:ascii="宋体" w:hAnsi="宋体" w:eastAsia="宋体" w:cs="宋体"/>
+                <w:sz w:val="20"/>
+                <w:szCs w:val="20"/>
+              </w:rPr>
+              <w:t>VB-GPS 角度阈值</w:t>
+            </w:r>
+          </w:p>
+        </w:tc>
+        <w:tc>
+          <w:tcPr>
+            <w:tcW w:w="3200" w:type="dxa"/>
+            <w:tcBorders>
+              <w:top w:val="single" w:color="AAAAAA" w:sz="0" w:space="0"/>
+              <w:left w:val="single" w:color="AAAAAA" w:sz="0" w:space="0"/>
+              <w:bottom w:val="single" w:color="AAAAAA" w:sz="0" w:space="0"/>
+              <w:right w:val="single" w:color="AAAAAA" w:sz="0" w:space="0"/>
+            </w:tcBorders>
+            <w:shd w:val="clear" w:color="auto" w:fill="F2F6FC"/>
+            <w:tcMar>
+              <w:top w:w="80" w:type="dxa"/>
+              <w:left w:w="120" w:type="dxa"/>
+              <w:bottom w:w="80" w:type="dxa"/>
+              <w:right w:w="120" w:type="dxa"/>
+            </w:tcMar>
+            <w:vAlign w:val="center"/>
+          </w:tcPr>
+          <w:p>
+            <w:r>
+              <w:rPr>
+                <w:rFonts w:ascii="宋体" w:hAnsi="宋体" w:eastAsia="宋体" w:cs="宋体"/>
+                <w:sz w:val="20"/>
+                <w:szCs w:val="20"/>
+              </w:rPr>
+              <w:t>未明确说明</w:t>
+            </w:r>
+          </w:p>
+        </w:tc>
+        <w:tc>
+          <w:tcPr>
+            <w:tcW w:w="3360" w:type="dxa"/>
+            <w:tcBorders>
+              <w:top w:val="single" w:color="AAAAAA" w:sz="0" w:space="0"/>
+              <w:left w:val="single" w:color="AAAAAA" w:sz="0" w:space="0"/>
+              <w:bottom w:val="single" w:color="AAAAAA" w:sz="0" w:space="0"/>
+              <w:right w:val="single" w:color="AAAAAA" w:sz="0" w:space="0"/>
+            </w:tcBorders>
+            <w:shd w:val="clear" w:color="auto" w:fill="F2F6FC"/>
+            <w:tcMar>
+              <w:top w:w="80" w:type="dxa"/>
+              <w:left w:w="120" w:type="dxa"/>
+              <w:bottom w:w="80" w:type="dxa"/>
+              <w:right w:w="120" w:type="dxa"/>
+            </w:tcMar>
+            <w:vAlign w:val="center"/>
+          </w:tcPr>
+          <w:p>
+            <w:r>
+              <w:rPr>
+                <w:rFonts w:ascii="宋体" w:hAnsi="宋体" w:eastAsia="宋体" w:cs="宋体"/>
+                <w:sz w:val="20"/>
+                <w:szCs w:val="20"/>
+              </w:rPr>
+              <w:t>angle_threshold = 10°</w:t>
+            </w:r>
+          </w:p>
+        </w:tc>
+      </w:tr>
+      <w:tr>
+        <w:tblPrEx>
+          <w:tblBorders>
+            <w:top w:val="single" w:color="auto" w:sz="4" w:space="0"/>
+            <w:left w:val="single" w:color="auto" w:sz="4" w:space="0"/>
+            <w:bottom w:val="single" w:color="auto" w:sz="4" w:space="0"/>
+            <w:right w:val="single" w:color="auto" w:sz="4" w:space="0"/>
+            <w:insideH w:val="single" w:color="auto" w:sz="4" w:space="0"/>
+            <w:insideV w:val="single" w:color="auto" w:sz="4" w:space="0"/>
+          </w:tblBorders>
+          <w:tblCellMar>
+            <w:top w:w="0" w:type="dxa"/>
+            <w:left w:w="10" w:type="dxa"/>
+            <w:bottom w:w="0" w:type="dxa"/>
+            <w:right w:w="10" w:type="dxa"/>
+          </w:tblCellMar>
+        </w:tblPrEx>
+        <w:tc>
+          <w:tcPr>
+            <w:tcW w:w="2800" w:type="dxa"/>
+            <w:tcBorders>
+              <w:top w:val="single" w:color="AAAAAA" w:sz="0" w:space="0"/>
+              <w:left w:val="single" w:color="AAAAAA" w:sz="0" w:space="0"/>
+              <w:bottom w:val="single" w:color="AAAAAA" w:sz="0" w:space="0"/>
+              <w:right w:val="single" w:color="AAAAAA" w:sz="0" w:space="0"/>
+            </w:tcBorders>
+            <w:tcMar>
+              <w:top w:w="80" w:type="dxa"/>
+              <w:left w:w="120" w:type="dxa"/>
+              <w:bottom w:w="80" w:type="dxa"/>
+              <w:right w:w="120" w:type="dxa"/>
+            </w:tcMar>
+            <w:vAlign w:val="center"/>
+          </w:tcPr>
+          <w:p>
+            <w:r>
+              <w:rPr>
+                <w:rFonts w:ascii="宋体" w:hAnsi="宋体" w:eastAsia="宋体" w:cs="宋体"/>
+                <w:sz w:val="20"/>
+                <w:szCs w:val="20"/>
+              </w:rPr>
+              <w:t>MBL 最小内点数</w:t>
+            </w:r>
+          </w:p>
+        </w:tc>
+        <w:tc>
+          <w:tcPr>
+            <w:tcW w:w="3200" w:type="dxa"/>
+            <w:tcBorders>
+              <w:top w:val="single" w:color="AAAAAA" w:sz="0" w:space="0"/>
+              <w:left w:val="single" w:color="AAAAAA" w:sz="0" w:space="0"/>
+              <w:bottom w:val="single" w:color="AAAAAA" w:sz="0" w:space="0"/>
+              <w:right w:val="single" w:color="AAAAAA" w:sz="0" w:space="0"/>
+            </w:tcBorders>
+            <w:tcMar>
+              <w:top w:w="80" w:type="dxa"/>
+              <w:left w:w="120" w:type="dxa"/>
+              <w:bottom w:w="80" w:type="dxa"/>
+              <w:right w:w="120" w:type="dxa"/>
+            </w:tcMar>
+            <w:vAlign w:val="center"/>
+          </w:tcPr>
+          <w:p>
+            <w:r>
+              <w:rPr>
+                <w:rFonts w:ascii="宋体" w:hAnsi="宋体" w:eastAsia="宋体" w:cs="宋体"/>
+                <w:sz w:val="20"/>
+                <w:szCs w:val="20"/>
+              </w:rPr>
+              <w:t>未明确说明</w:t>
+            </w:r>
+          </w:p>
+        </w:tc>
+        <w:tc>
+          <w:tcPr>
+            <w:tcW w:w="3360" w:type="dxa"/>
+            <w:tcBorders>
+              <w:top w:val="single" w:color="AAAAAA" w:sz="0" w:space="0"/>
+              <w:left w:val="single" w:color="AAAAAA" w:sz="0" w:space="0"/>
+              <w:bottom w:val="single" w:color="AAAAAA" w:sz="0" w:space="0"/>
+              <w:right w:val="single" w:color="AAAAAA" w:sz="0" w:space="0"/>
+            </w:tcBorders>
+            <w:tcMar>
+              <w:top w:w="80" w:type="dxa"/>
+              <w:left w:w="120" w:type="dxa"/>
+              <w:bottom w:w="80" w:type="dxa"/>
+              <w:right w:w="120" w:type="dxa"/>
+            </w:tcMar>
+            <w:vAlign w:val="center"/>
+          </w:tcPr>
+          <w:p>
+            <w:r>
+              <w:rPr>
+                <w:rFonts w:ascii="宋体" w:hAnsi="宋体" w:eastAsia="宋体" w:cs="宋体"/>
+                <w:sz w:val="20"/>
+                <w:szCs w:val="20"/>
+              </w:rPr>
+              <w:t>min_inliers = 40</w:t>
+            </w:r>
+          </w:p>
+        </w:tc>
+      </w:tr>
+      <w:tr>
+        <w:tblPrEx>
+          <w:tblBorders>
+            <w:top w:val="single" w:color="auto" w:sz="4" w:space="0"/>
+            <w:left w:val="single" w:color="auto" w:sz="4" w:space="0"/>
+            <w:bottom w:val="single" w:color="auto" w:sz="4" w:space="0"/>
+            <w:right w:val="single" w:color="auto" w:sz="4" w:space="0"/>
+            <w:insideH w:val="single" w:color="auto" w:sz="4" w:space="0"/>
+            <w:insideV w:val="single" w:color="auto" w:sz="4" w:space="0"/>
+          </w:tblBorders>
+          <w:tblCellMar>
+            <w:top w:w="0" w:type="dxa"/>
+            <w:left w:w="10" w:type="dxa"/>
+            <w:bottom w:w="0" w:type="dxa"/>
+            <w:right w:w="10" w:type="dxa"/>
+          </w:tblCellMar>
+        </w:tblPrEx>
+        <w:tc>
+          <w:tcPr>
+            <w:tcW w:w="2800" w:type="dxa"/>
+            <w:tcBorders>
+              <w:top w:val="single" w:color="AAAAAA" w:sz="0" w:space="0"/>
+              <w:left w:val="single" w:color="AAAAAA" w:sz="0" w:space="0"/>
+              <w:bottom w:val="single" w:color="AAAAAA" w:sz="0" w:space="0"/>
+              <w:right w:val="single" w:color="AAAAAA" w:sz="0" w:space="0"/>
+            </w:tcBorders>
+            <w:shd w:val="clear" w:color="auto" w:fill="F2F6FC"/>
+            <w:tcMar>
+              <w:top w:w="80" w:type="dxa"/>
+              <w:left w:w="120" w:type="dxa"/>
+              <w:bottom w:w="80" w:type="dxa"/>
+              <w:right w:w="120" w:type="dxa"/>
+            </w:tcMar>
+            <w:vAlign w:val="center"/>
+          </w:tcPr>
+          <w:p>
+            <w:r>
+              <w:rPr>
+                <w:rFonts w:ascii="宋体" w:hAnsi="宋体" w:eastAsia="宋体" w:cs="宋体"/>
+                <w:sz w:val="20"/>
+                <w:szCs w:val="20"/>
+              </w:rPr>
+              <w:t>场景理解 相机高度</w:t>
+            </w:r>
+          </w:p>
+        </w:tc>
+        <w:tc>
+          <w:tcPr>
+            <w:tcW w:w="3200" w:type="dxa"/>
+            <w:tcBorders>
+              <w:top w:val="single" w:color="AAAAAA" w:sz="0" w:space="0"/>
+              <w:left w:val="single" w:color="AAAAAA" w:sz="0" w:space="0"/>
+              <w:bottom w:val="single" w:color="AAAAAA" w:sz="0" w:space="0"/>
+              <w:right w:val="single" w:color="AAAAAA" w:sz="0" w:space="0"/>
+            </w:tcBorders>
+            <w:shd w:val="clear" w:color="auto" w:fill="F2F6FC"/>
+            <w:tcMar>
+              <w:top w:w="80" w:type="dxa"/>
+              <w:left w:w="120" w:type="dxa"/>
+              <w:bottom w:w="80" w:type="dxa"/>
+              <w:right w:w="120" w:type="dxa"/>
+            </w:tcMar>
+            <w:vAlign w:val="center"/>
+          </w:tcPr>
+          <w:p>
+            <w:r>
+              <w:rPr>
+                <w:rFonts w:ascii="宋体" w:hAnsi="宋体" w:eastAsia="宋体" w:cs="宋体"/>
+                <w:sz w:val="20"/>
+                <w:szCs w:val="20"/>
+              </w:rPr>
+              <w:t>约 1.2 m（典型佩戴高度）</w:t>
+            </w:r>
+          </w:p>
+        </w:tc>
+        <w:tc>
+          <w:tcPr>
+            <w:tcW w:w="3360" w:type="dxa"/>
+            <w:tcBorders>
+              <w:top w:val="single" w:color="AAAAAA" w:sz="0" w:space="0"/>
+              <w:left w:val="single" w:color="AAAAAA" w:sz="0" w:space="0"/>
+              <w:bottom w:val="single" w:color="AAAAAA" w:sz="0" w:space="0"/>
+              <w:right w:val="single" w:color="AAAAAA" w:sz="0" w:space="0"/>
+            </w:tcBorders>
+            <w:shd w:val="clear" w:color="auto" w:fill="F2F6FC"/>
+            <w:tcMar>
+              <w:top w:w="80" w:type="dxa"/>
+              <w:left w:w="120" w:type="dxa"/>
+              <w:bottom w:w="80" w:type="dxa"/>
+              <w:right w:w="120" w:type="dxa"/>
+            </w:tcMar>
+            <w:vAlign w:val="center"/>
+          </w:tcPr>
+          <w:p>
+            <w:r>
+              <w:rPr>
+                <w:rFonts w:ascii="宋体" w:hAnsi="宋体" w:eastAsia="宋体" w:cs="宋体"/>
+                <w:sz w:val="20"/>
+                <w:szCs w:val="20"/>
+              </w:rPr>
+              <w:t>1.2 m</w:t>
+            </w:r>
+          </w:p>
+        </w:tc>
+      </w:tr>
+      <w:tr>
+        <w:tblPrEx>
+          <w:tblBorders>
+            <w:top w:val="single" w:color="auto" w:sz="4" w:space="0"/>
+            <w:left w:val="single" w:color="auto" w:sz="4" w:space="0"/>
+            <w:bottom w:val="single" w:color="auto" w:sz="4" w:space="0"/>
+            <w:right w:val="single" w:color="auto" w:sz="4" w:space="0"/>
+            <w:insideH w:val="single" w:color="auto" w:sz="4" w:space="0"/>
+            <w:insideV w:val="single" w:color="auto" w:sz="4" w:space="0"/>
+          </w:tblBorders>
+          <w:tblCellMar>
+            <w:top w:w="0" w:type="dxa"/>
+            <w:left w:w="10" w:type="dxa"/>
+            <w:bottom w:w="0" w:type="dxa"/>
+            <w:right w:w="10" w:type="dxa"/>
+          </w:tblCellMar>
+        </w:tblPrEx>
+        <w:tc>
+          <w:tcPr>
+            <w:tcW w:w="2800" w:type="dxa"/>
+            <w:tcBorders>
+              <w:top w:val="single" w:color="AAAAAA" w:sz="0" w:space="0"/>
+              <w:left w:val="single" w:color="AAAAAA" w:sz="0" w:space="0"/>
+              <w:bottom w:val="single" w:color="AAAAAA" w:sz="0" w:space="0"/>
+              <w:right w:val="single" w:color="AAAAAA" w:sz="0" w:space="0"/>
+            </w:tcBorders>
+            <w:tcMar>
+              <w:top w:w="80" w:type="dxa"/>
+              <w:left w:w="120" w:type="dxa"/>
+              <w:bottom w:w="80" w:type="dxa"/>
+              <w:right w:w="120" w:type="dxa"/>
+            </w:tcMar>
+            <w:vAlign w:val="center"/>
+          </w:tcPr>
+          <w:p>
+            <w:r>
+              <w:rPr>
+                <w:rFonts w:ascii="宋体" w:hAnsi="宋体" w:eastAsia="宋体" w:cs="宋体"/>
+                <w:sz w:val="20"/>
+                <w:szCs w:val="20"/>
+              </w:rPr>
+              <w:t>障碍物检测范围</w:t>
+            </w:r>
+          </w:p>
+        </w:tc>
+        <w:tc>
+          <w:tcPr>
+            <w:tcW w:w="3200" w:type="dxa"/>
+            <w:tcBorders>
+              <w:top w:val="single" w:color="AAAAAA" w:sz="0" w:space="0"/>
+              <w:left w:val="single" w:color="AAAAAA" w:sz="0" w:space="0"/>
+              <w:bottom w:val="single" w:color="AAAAAA" w:sz="0" w:space="0"/>
+              <w:right w:val="single" w:color="AAAAAA" w:sz="0" w:space="0"/>
+            </w:tcBorders>
+            <w:tcMar>
+              <w:top w:w="80" w:type="dxa"/>
+              <w:left w:w="120" w:type="dxa"/>
+              <w:bottom w:w="80" w:type="dxa"/>
+              <w:right w:w="120" w:type="dxa"/>
+            </w:tcMar>
+            <w:vAlign w:val="center"/>
+          </w:tcPr>
+          <w:p>
+            <w:r>
+              <w:rPr>
+                <w:rFonts w:ascii="宋体" w:hAnsi="宋体" w:eastAsia="宋体" w:cs="宋体"/>
+                <w:sz w:val="20"/>
+                <w:szCs w:val="20"/>
+              </w:rPr>
+              <w:t>未明确说明</w:t>
+            </w:r>
+          </w:p>
+        </w:tc>
+        <w:tc>
+          <w:tcPr>
+            <w:tcW w:w="3360" w:type="dxa"/>
+            <w:tcBorders>
+              <w:top w:val="single" w:color="AAAAAA" w:sz="0" w:space="0"/>
+              <w:left w:val="single" w:color="AAAAAA" w:sz="0" w:space="0"/>
+              <w:bottom w:val="single" w:color="AAAAAA" w:sz="0" w:space="0"/>
+              <w:right w:val="single" w:color="AAAAAA" w:sz="0" w:space="0"/>
+            </w:tcBorders>
+            <w:tcMar>
+              <w:top w:w="80" w:type="dxa"/>
+              <w:left w:w="120" w:type="dxa"/>
+              <w:bottom w:w="80" w:type="dxa"/>
+              <w:right w:w="120" w:type="dxa"/>
+            </w:tcMar>
+            <w:vAlign w:val="center"/>
+          </w:tcPr>
+          <w:p>
+            <w:r>
+              <w:rPr>
+                <w:rFonts w:ascii="宋体" w:hAnsi="宋体" w:eastAsia="宋体" w:cs="宋体"/>
+                <w:sz w:val="20"/>
+                <w:szCs w:val="20"/>
+              </w:rPr>
+              <w:t>0.2 m – 12.0 m</w:t>
+            </w:r>
+          </w:p>
+        </w:tc>
+      </w:tr>
+      <w:tr>
+        <w:tblPrEx>
+          <w:tblBorders>
+            <w:top w:val="single" w:color="auto" w:sz="4" w:space="0"/>
+            <w:left w:val="single" w:color="auto" w:sz="4" w:space="0"/>
+            <w:bottom w:val="single" w:color="auto" w:sz="4" w:space="0"/>
+            <w:right w:val="single" w:color="auto" w:sz="4" w:space="0"/>
+            <w:insideH w:val="single" w:color="auto" w:sz="4" w:space="0"/>
+            <w:insideV w:val="single" w:color="auto" w:sz="4" w:space="0"/>
+          </w:tblBorders>
+          <w:tblCellMar>
+            <w:top w:w="0" w:type="dxa"/>
+            <w:left w:w="10" w:type="dxa"/>
+            <w:bottom w:w="0" w:type="dxa"/>
+            <w:right w:w="10" w:type="dxa"/>
+          </w:tblCellMar>
+        </w:tblPrEx>
+        <w:tc>
+          <w:tcPr>
+            <w:tcW w:w="2800" w:type="dxa"/>
+            <w:tcBorders>
+              <w:top w:val="single" w:color="AAAAAA" w:sz="0" w:space="0"/>
+              <w:left w:val="single" w:color="AAAAAA" w:sz="0" w:space="0"/>
+              <w:bottom w:val="single" w:color="AAAAAA" w:sz="0" w:space="0"/>
+              <w:right w:val="single" w:color="AAAAAA" w:sz="0" w:space="0"/>
+            </w:tcBorders>
+            <w:shd w:val="clear" w:color="auto" w:fill="F2F6FC"/>
+            <w:tcMar>
+              <w:top w:w="80" w:type="dxa"/>
+              <w:left w:w="120" w:type="dxa"/>
+              <w:bottom w:w="80" w:type="dxa"/>
+              <w:right w:w="120" w:type="dxa"/>
+            </w:tcMar>
+            <w:vAlign w:val="center"/>
+          </w:tcPr>
+          <w:p>
+            <w:r>
+              <w:rPr>
+                <w:rFonts w:ascii="宋体" w:hAnsi="宋体" w:eastAsia="宋体" w:cs="宋体"/>
+                <w:sz w:val="20"/>
+                <w:szCs w:val="20"/>
+              </w:rPr>
+              <w:t>SLAM 框架</w:t>
+            </w:r>
+          </w:p>
+        </w:tc>
+        <w:tc>
+          <w:tcPr>
+            <w:tcW w:w="3200" w:type="dxa"/>
+            <w:tcBorders>
+              <w:top w:val="single" w:color="AAAAAA" w:sz="0" w:space="0"/>
+              <w:left w:val="single" w:color="AAAAAA" w:sz="0" w:space="0"/>
+              <w:bottom w:val="single" w:color="AAAAAA" w:sz="0" w:space="0"/>
+              <w:right w:val="single" w:color="AAAAAA" w:sz="0" w:space="0"/>
+            </w:tcBorders>
+            <w:shd w:val="clear" w:color="auto" w:fill="F2F6FC"/>
+            <w:tcMar>
+              <w:top w:w="80" w:type="dxa"/>
+              <w:left w:w="120" w:type="dxa"/>
+              <w:bottom w:w="80" w:type="dxa"/>
+              <w:right w:w="120" w:type="dxa"/>
+            </w:tcMar>
+            <w:vAlign w:val="center"/>
+          </w:tcPr>
+          <w:p>
+            <w:r>
+              <w:rPr>
+                <w:rFonts w:ascii="宋体" w:hAnsi="宋体" w:eastAsia="宋体" w:cs="宋体"/>
+                <w:sz w:val="20"/>
+                <w:szCs w:val="20"/>
+              </w:rPr>
+              <w:t>ORB-SLAM（版本未指定）</w:t>
+            </w:r>
+          </w:p>
+        </w:tc>
+        <w:tc>
+          <w:tcPr>
+            <w:tcW w:w="3360" w:type="dxa"/>
+            <w:tcBorders>
+              <w:top w:val="single" w:color="AAAAAA" w:sz="0" w:space="0"/>
+              <w:left w:val="single" w:color="AAAAAA" w:sz="0" w:space="0"/>
+              <w:bottom w:val="single" w:color="AAAAAA" w:sz="0" w:space="0"/>
+              <w:right w:val="single" w:color="AAAAAA" w:sz="0" w:space="0"/>
+            </w:tcBorders>
+            <w:shd w:val="clear" w:color="auto" w:fill="F2F6FC"/>
+            <w:tcMar>
+              <w:top w:w="80" w:type="dxa"/>
+              <w:left w:w="120" w:type="dxa"/>
+              <w:bottom w:w="80" w:type="dxa"/>
+              <w:right w:w="120" w:type="dxa"/>
+            </w:tcMar>
+            <w:vAlign w:val="center"/>
+          </w:tcPr>
+          <w:p>
+            <w:r>
+              <w:rPr>
+                <w:rFonts w:ascii="宋体" w:hAnsi="宋体" w:eastAsia="宋体" w:cs="宋体"/>
+                <w:sz w:val="20"/>
+                <w:szCs w:val="20"/>
+              </w:rPr>
+              <w:t>ORB-SLAM3（需 C++17 适配）</w:t>
+            </w:r>
+          </w:p>
+        </w:tc>
+      </w:tr>
+      <w:tr>
+        <w:tblPrEx>
+          <w:tblBorders>
+            <w:top w:val="single" w:color="auto" w:sz="4" w:space="0"/>
+            <w:left w:val="single" w:color="auto" w:sz="4" w:space="0"/>
+            <w:bottom w:val="single" w:color="auto" w:sz="4" w:space="0"/>
+            <w:right w:val="single" w:color="auto" w:sz="4" w:space="0"/>
+            <w:insideH w:val="single" w:color="auto" w:sz="4" w:space="0"/>
+            <w:insideV w:val="single" w:color="auto" w:sz="4" w:space="0"/>
+          </w:tblBorders>
+          <w:tblCellMar>
+            <w:top w:w="0" w:type="dxa"/>
+            <w:left w:w="10" w:type="dxa"/>
+            <w:bottom w:w="0" w:type="dxa"/>
+            <w:right w:w="10" w:type="dxa"/>
+          </w:tblCellMar>
+        </w:tblPrEx>
+        <w:tc>
+          <w:tcPr>
+            <w:tcW w:w="2800" w:type="dxa"/>
+            <w:tcBorders>
+              <w:top w:val="single" w:color="AAAAAA" w:sz="0" w:space="0"/>
+              <w:left w:val="single" w:color="AAAAAA" w:sz="0" w:space="0"/>
+              <w:bottom w:val="single" w:color="AAAAAA" w:sz="0" w:space="0"/>
+              <w:right w:val="single" w:color="AAAAAA" w:sz="0" w:space="0"/>
+            </w:tcBorders>
+            <w:tcMar>
+              <w:top w:w="80" w:type="dxa"/>
+              <w:left w:w="120" w:type="dxa"/>
+              <w:bottom w:w="80" w:type="dxa"/>
+              <w:right w:w="120" w:type="dxa"/>
+            </w:tcMar>
+            <w:vAlign w:val="center"/>
+          </w:tcPr>
+          <w:p>
+            <w:r>
+              <w:rPr>
+                <w:rFonts w:ascii="宋体" w:hAnsi="宋体" w:eastAsia="宋体" w:cs="宋体"/>
+                <w:sz w:val="20"/>
+                <w:szCs w:val="20"/>
+              </w:rPr>
+              <w:t>建图方式</w:t>
+            </w:r>
+          </w:p>
+        </w:tc>
+        <w:tc>
+          <w:tcPr>
+            <w:tcW w:w="3200" w:type="dxa"/>
+            <w:tcBorders>
+              <w:top w:val="single" w:color="AAAAAA" w:sz="0" w:space="0"/>
+              <w:left w:val="single" w:color="AAAAAA" w:sz="0" w:space="0"/>
+              <w:bottom w:val="single" w:color="AAAAAA" w:sz="0" w:space="0"/>
+              <w:right w:val="single" w:color="AAAAAA" w:sz="0" w:space="0"/>
+            </w:tcBorders>
+            <w:tcMar>
+              <w:top w:w="80" w:type="dxa"/>
+              <w:left w:w="120" w:type="dxa"/>
+              <w:bottom w:w="80" w:type="dxa"/>
+              <w:right w:w="120" w:type="dxa"/>
+            </w:tcMar>
+            <w:vAlign w:val="center"/>
+          </w:tcPr>
+          <w:p>
+            <w:r>
+              <w:rPr>
+                <w:rFonts w:ascii="宋体" w:hAnsi="宋体" w:eastAsia="宋体" w:cs="宋体"/>
+                <w:sz w:val="20"/>
+                <w:szCs w:val="20"/>
+              </w:rPr>
+              <w:t>COLMAP + ORB-SLAM 联合建图</w:t>
+            </w:r>
+          </w:p>
+        </w:tc>
+        <w:tc>
+          <w:tcPr>
+            <w:tcW w:w="3360" w:type="dxa"/>
+            <w:tcBorders>
+              <w:top w:val="single" w:color="AAAAAA" w:sz="0" w:space="0"/>
+              <w:left w:val="single" w:color="AAAAAA" w:sz="0" w:space="0"/>
+              <w:bottom w:val="single" w:color="AAAAAA" w:sz="0" w:space="0"/>
+              <w:right w:val="single" w:color="AAAAAA" w:sz="0" w:space="0"/>
+            </w:tcBorders>
+            <w:tcMar>
+              <w:top w:w="80" w:type="dxa"/>
+              <w:left w:w="120" w:type="dxa"/>
+              <w:bottom w:w="80" w:type="dxa"/>
+              <w:right w:w="120" w:type="dxa"/>
+            </w:tcMar>
+            <w:vAlign w:val="center"/>
+          </w:tcPr>
+          <w:p>
+            <w:r>
+              <w:rPr>
+                <w:rFonts w:ascii="宋体" w:hAnsi="宋体" w:eastAsia="宋体" w:cs="宋体"/>
+                <w:sz w:val="20"/>
+                <w:szCs w:val="20"/>
+              </w:rPr>
+              <w:t>ORB-SLAM3 直接建图 → model.bin</w:t>
+            </w:r>
+          </w:p>
+        </w:tc>
+      </w:tr>
+      <w:tr>
+        <w:tblPrEx>
+          <w:tblBorders>
+            <w:top w:val="single" w:color="auto" w:sz="4" w:space="0"/>
+            <w:left w:val="single" w:color="auto" w:sz="4" w:space="0"/>
+            <w:bottom w:val="single" w:color="auto" w:sz="4" w:space="0"/>
+            <w:right w:val="single" w:color="auto" w:sz="4" w:space="0"/>
+            <w:insideH w:val="single" w:color="auto" w:sz="4" w:space="0"/>
+            <w:insideV w:val="single" w:color="auto" w:sz="4" w:space="0"/>
+          </w:tblBorders>
+          <w:tblCellMar>
+            <w:top w:w="0" w:type="dxa"/>
+            <w:left w:w="10" w:type="dxa"/>
+            <w:bottom w:w="0" w:type="dxa"/>
+            <w:right w:w="10" w:type="dxa"/>
+          </w:tblCellMar>
+        </w:tblPrEx>
+        <w:tc>
+          <w:tcPr>
+            <w:tcW w:w="2800" w:type="dxa"/>
+            <w:tcBorders>
+              <w:top w:val="single" w:color="AAAAAA" w:sz="0" w:space="0"/>
+              <w:left w:val="single" w:color="AAAAAA" w:sz="0" w:space="0"/>
+              <w:bottom w:val="single" w:color="AAAAAA" w:sz="0" w:space="0"/>
+              <w:right w:val="single" w:color="AAAAAA" w:sz="0" w:space="0"/>
+            </w:tcBorders>
+            <w:shd w:val="clear" w:color="auto" w:fill="F2F6FC"/>
+            <w:tcMar>
+              <w:top w:w="80" w:type="dxa"/>
+              <w:left w:w="120" w:type="dxa"/>
+              <w:bottom w:w="80" w:type="dxa"/>
+              <w:right w:w="120" w:type="dxa"/>
+            </w:tcMar>
+            <w:vAlign w:val="center"/>
+          </w:tcPr>
+          <w:p>
+            <w:r>
+              <w:rPr>
+                <w:rFonts w:ascii="宋体" w:hAnsi="宋体" w:eastAsia="宋体" w:cs="宋体"/>
+                <w:sz w:val="20"/>
+                <w:szCs w:val="20"/>
+              </w:rPr>
+              <w:t>标注方式</w:t>
+            </w:r>
+          </w:p>
+        </w:tc>
+        <w:tc>
+          <w:tcPr>
+            <w:tcW w:w="3200" w:type="dxa"/>
+            <w:tcBorders>
+              <w:top w:val="single" w:color="AAAAAA" w:sz="0" w:space="0"/>
+              <w:left w:val="single" w:color="AAAAAA" w:sz="0" w:space="0"/>
+              <w:bottom w:val="single" w:color="AAAAAA" w:sz="0" w:space="0"/>
+              <w:right w:val="single" w:color="AAAAAA" w:sz="0" w:space="0"/>
+            </w:tcBorders>
+            <w:shd w:val="clear" w:color="auto" w:fill="F2F6FC"/>
+            <w:tcMar>
+              <w:top w:w="80" w:type="dxa"/>
+              <w:left w:w="120" w:type="dxa"/>
+              <w:bottom w:w="80" w:type="dxa"/>
+              <w:right w:w="120" w:type="dxa"/>
+            </w:tcMar>
+            <w:vAlign w:val="center"/>
+          </w:tcPr>
+          <w:p>
+            <w:r>
+              <w:rPr>
+                <w:rFonts w:ascii="宋体" w:hAnsi="宋体" w:eastAsia="宋体" w:cs="宋体"/>
+                <w:sz w:val="20"/>
+                <w:szCs w:val="20"/>
+              </w:rPr>
+              <w:t>未公开</w:t>
+            </w:r>
+          </w:p>
+        </w:tc>
+        <w:tc>
+          <w:tcPr>
+            <w:tcW w:w="3360" w:type="dxa"/>
+            <w:tcBorders>
+              <w:top w:val="single" w:color="AAAAAA" w:sz="0" w:space="0"/>
+              <w:left w:val="single" w:color="AAAAAA" w:sz="0" w:space="0"/>
+              <w:bottom w:val="single" w:color="AAAAAA" w:sz="0" w:space="0"/>
+              <w:right w:val="single" w:color="AAAAAA" w:sz="0" w:space="0"/>
+            </w:tcBorders>
+            <w:shd w:val="clear" w:color="auto" w:fill="F2F6FC"/>
+            <w:tcMar>
+              <w:top w:w="80" w:type="dxa"/>
+              <w:left w:w="120" w:type="dxa"/>
+              <w:bottom w:w="80" w:type="dxa"/>
+              <w:right w:w="120" w:type="dxa"/>
+            </w:tcMar>
+            <w:vAlign w:val="center"/>
+          </w:tcPr>
+          <w:p>
+            <w:r>
+              <w:rPr>
+                <w:rFonts w:ascii="宋体" w:hAnsi="宋体" w:eastAsia="宋体" w:cs="宋体"/>
+                <w:sz w:val="20"/>
+                <w:szCs w:val="20"/>
+              </w:rPr>
+              <w:t>CloudCompare 手动标注 → landmarks JSON</w:t>
+            </w:r>
+          </w:p>
+        </w:tc>
+      </w:tr>
+      <w:tr>
+        <w:tblPrEx>
+          <w:tblBorders>
+            <w:top w:val="single" w:color="auto" w:sz="4" w:space="0"/>
+            <w:left w:val="single" w:color="auto" w:sz="4" w:space="0"/>
+            <w:bottom w:val="single" w:color="auto" w:sz="4" w:space="0"/>
+            <w:right w:val="single" w:color="auto" w:sz="4" w:space="0"/>
+            <w:insideH w:val="single" w:color="auto" w:sz="4" w:space="0"/>
+            <w:insideV w:val="single" w:color="auto" w:sz="4" w:space="0"/>
+          </w:tblBorders>
+          <w:tblCellMar>
+            <w:top w:w="0" w:type="dxa"/>
+            <w:left w:w="10" w:type="dxa"/>
+            <w:bottom w:w="0" w:type="dxa"/>
+            <w:right w:w="10" w:type="dxa"/>
+          </w:tblCellMar>
+        </w:tblPrEx>
+        <w:tc>
+          <w:tcPr>
+            <w:tcW w:w="2800" w:type="dxa"/>
+            <w:tcBorders>
+              <w:top w:val="single" w:color="AAAAAA" w:sz="0" w:space="0"/>
+              <w:left w:val="single" w:color="AAAAAA" w:sz="0" w:space="0"/>
+              <w:bottom w:val="single" w:color="AAAAAA" w:sz="0" w:space="0"/>
+              <w:right w:val="single" w:color="AAAAAA" w:sz="0" w:space="0"/>
+            </w:tcBorders>
+            <w:tcMar>
+              <w:top w:w="80" w:type="dxa"/>
+              <w:left w:w="120" w:type="dxa"/>
+              <w:bottom w:w="80" w:type="dxa"/>
+              <w:right w:w="120" w:type="dxa"/>
+            </w:tcMar>
+            <w:vAlign w:val="center"/>
+          </w:tcPr>
+          <w:p>
+            <w:r>
+              <w:rPr>
+                <w:rFonts w:ascii="宋体" w:hAnsi="宋体" w:eastAsia="宋体" w:cs="宋体"/>
+                <w:sz w:val="20"/>
+                <w:szCs w:val="20"/>
+              </w:rPr>
+              <w:t>地面真值</w:t>
+            </w:r>
+          </w:p>
+        </w:tc>
+        <w:tc>
+          <w:tcPr>
+            <w:tcW w:w="3200" w:type="dxa"/>
+            <w:tcBorders>
+              <w:top w:val="single" w:color="AAAAAA" w:sz="0" w:space="0"/>
+              <w:left w:val="single" w:color="AAAAAA" w:sz="0" w:space="0"/>
+              <w:bottom w:val="single" w:color="AAAAAA" w:sz="0" w:space="0"/>
+              <w:right w:val="single" w:color="AAAAAA" w:sz="0" w:space="0"/>
+            </w:tcBorders>
+            <w:tcMar>
+              <w:top w:w="80" w:type="dxa"/>
+              <w:left w:w="120" w:type="dxa"/>
+              <w:bottom w:w="80" w:type="dxa"/>
+              <w:right w:w="120" w:type="dxa"/>
+            </w:tcMar>
+            <w:vAlign w:val="center"/>
+          </w:tcPr>
+          <w:p>
+            <w:r>
+              <w:rPr>
+                <w:rFonts w:ascii="宋体" w:hAnsi="宋体" w:eastAsia="宋体" w:cs="宋体"/>
+                <w:sz w:val="20"/>
+                <w:szCs w:val="20"/>
+              </w:rPr>
+              <w:t>有（用于定量评估）</w:t>
+            </w:r>
+          </w:p>
+        </w:tc>
+        <w:tc>
+          <w:tcPr>
+            <w:tcW w:w="3360" w:type="dxa"/>
+            <w:tcBorders>
+              <w:top w:val="single" w:color="AAAAAA" w:sz="0" w:space="0"/>
+              <w:left w:val="single" w:color="AAAAAA" w:sz="0" w:space="0"/>
+              <w:bottom w:val="single" w:color="AAAAAA" w:sz="0" w:space="0"/>
+              <w:right w:val="single" w:color="AAAAAA" w:sz="0" w:space="0"/>
+            </w:tcBorders>
+            <w:tcMar>
+              <w:top w:w="80" w:type="dxa"/>
+              <w:left w:w="120" w:type="dxa"/>
+              <w:bottom w:w="80" w:type="dxa"/>
+              <w:right w:w="120" w:type="dxa"/>
+            </w:tcMar>
+            <w:vAlign w:val="center"/>
+          </w:tcPr>
+          <w:p>
+            <w:r>
+              <w:rPr>
+                <w:rFonts w:ascii="宋体" w:hAnsi="宋体" w:eastAsia="宋体" w:cs="宋体"/>
+                <w:sz w:val="20"/>
+                <w:szCs w:val="20"/>
+              </w:rPr>
+              <w:t>无</w:t>
+            </w:r>
+          </w:p>
+        </w:tc>
+      </w:tr>
+    </w:tbl>
+    <w:p>
+      <w:pPr>
+        <w:pStyle w:val="3"/>
+      </w:pPr>
+      <w:bookmarkStart w:id="42" w:name="ch13s3"/>
+      <w:r>
+        <w:rPr>
+          <w:rFonts w:ascii="黑体" w:hAnsi="黑体" w:eastAsia="黑体" w:cs="黑体"/>
+        </w:rPr>
+        <w:t>13.3 定性对比分析</w:t>
+      </w:r>
+      <w:bookmarkEnd w:id="42"/>
+    </w:p>
+    <w:p>
+      <w:pPr>
+        <w:spacing w:before="120" w:after="120"/>
+      </w:pPr>
+      <w:r>
         <w:rPr>
           <w:rFonts w:ascii="宋体" w:hAnsi="宋体" w:eastAsia="宋体" w:cs="宋体"/>
           <w:sz w:val="22"/>
           <w:szCs w:val="22"/>
         </w:rPr>
-      </w:pPr>
-    </w:p>
-    <w:p>
-      <w:pPr>
-        <w:pStyle w:val="16"/>
-        <w:numPr>
-          <w:numId w:val="0"/>
-        </w:numPr>
-        <w:spacing w:before="60" w:after="60"/>
+        <w:t>由于本复现项目不具备地面真值数据，无法直接计算定位 RMSE 等定量指标。以下从功能层面进行定性对比：</w:t>
+      </w:r>
+    </w:p>
+    <w:tbl>
+      <w:tblPr>
+        <w:tblStyle w:val="11"/>
+        <w:tblW w:w="9360" w:type="dxa"/>
+        <w:tblInd w:w="0" w:type="dxa"/>
+        <w:tblBorders>
+          <w:top w:val="single" w:color="auto" w:sz="4" w:space="0"/>
+          <w:left w:val="single" w:color="auto" w:sz="4" w:space="0"/>
+          <w:bottom w:val="single" w:color="auto" w:sz="4" w:space="0"/>
+          <w:right w:val="single" w:color="auto" w:sz="4" w:space="0"/>
+          <w:insideH w:val="single" w:color="auto" w:sz="4" w:space="0"/>
+          <w:insideV w:val="single" w:color="auto" w:sz="4" w:space="0"/>
+        </w:tblBorders>
+        <w:tblLayout w:type="autofit"/>
+        <w:tblCellMar>
+          <w:top w:w="0" w:type="dxa"/>
+          <w:left w:w="10" w:type="dxa"/>
+          <w:bottom w:w="0" w:type="dxa"/>
+          <w:right w:w="10" w:type="dxa"/>
+        </w:tblCellMar>
+      </w:tblPr>
+      <w:tblGrid>
+        <w:gridCol w:w="2600"/>
+        <w:gridCol w:w="2080"/>
+        <w:gridCol w:w="2340"/>
+        <w:gridCol w:w="2340"/>
+      </w:tblGrid>
+      <w:tr>
+        <w:tblPrEx>
+          <w:tblBorders>
+            <w:top w:val="single" w:color="auto" w:sz="4" w:space="0"/>
+            <w:left w:val="single" w:color="auto" w:sz="4" w:space="0"/>
+            <w:bottom w:val="single" w:color="auto" w:sz="4" w:space="0"/>
+            <w:right w:val="single" w:color="auto" w:sz="4" w:space="0"/>
+            <w:insideH w:val="single" w:color="auto" w:sz="4" w:space="0"/>
+            <w:insideV w:val="single" w:color="auto" w:sz="4" w:space="0"/>
+          </w:tblBorders>
+          <w:tblCellMar>
+            <w:top w:w="0" w:type="dxa"/>
+            <w:left w:w="10" w:type="dxa"/>
+            <w:bottom w:w="0" w:type="dxa"/>
+            <w:right w:w="10" w:type="dxa"/>
+          </w:tblCellMar>
+        </w:tblPrEx>
+        <w:tc>
+          <w:tcPr>
+            <w:tcW w:w="2600" w:type="dxa"/>
+            <w:tcBorders>
+              <w:top w:val="single" w:color="AAAAAA" w:sz="0" w:space="0"/>
+              <w:left w:val="single" w:color="AAAAAA" w:sz="0" w:space="0"/>
+              <w:bottom w:val="single" w:color="AAAAAA" w:sz="0" w:space="0"/>
+              <w:right w:val="single" w:color="AAAAAA" w:sz="0" w:space="0"/>
+            </w:tcBorders>
+            <w:shd w:val="clear" w:color="auto" w:fill="2B579A"/>
+            <w:tcMar>
+              <w:top w:w="80" w:type="dxa"/>
+              <w:left w:w="120" w:type="dxa"/>
+              <w:bottom w:w="80" w:type="dxa"/>
+              <w:right w:w="120" w:type="dxa"/>
+            </w:tcMar>
+            <w:vAlign w:val="center"/>
+          </w:tcPr>
+          <w:p>
+            <w:pPr>
+              <w:jc w:val="center"/>
+            </w:pPr>
+            <w:r>
+              <w:rPr>
+                <w:rFonts w:ascii="黑体" w:hAnsi="黑体" w:eastAsia="黑体" w:cs="黑体"/>
+                <w:b/>
+                <w:bCs/>
+                <w:color w:val="FFFFFF"/>
+                <w:sz w:val="22"/>
+                <w:szCs w:val="22"/>
+              </w:rPr>
+              <w:t>功能模块</w:t>
+            </w:r>
+          </w:p>
+        </w:tc>
+        <w:tc>
+          <w:tcPr>
+            <w:tcW w:w="2080" w:type="dxa"/>
+            <w:tcBorders>
+              <w:top w:val="single" w:color="AAAAAA" w:sz="0" w:space="0"/>
+              <w:left w:val="single" w:color="AAAAAA" w:sz="0" w:space="0"/>
+              <w:bottom w:val="single" w:color="AAAAAA" w:sz="0" w:space="0"/>
+              <w:right w:val="single" w:color="AAAAAA" w:sz="0" w:space="0"/>
+            </w:tcBorders>
+            <w:shd w:val="clear" w:color="auto" w:fill="2B579A"/>
+            <w:tcMar>
+              <w:top w:w="80" w:type="dxa"/>
+              <w:left w:w="120" w:type="dxa"/>
+              <w:bottom w:w="80" w:type="dxa"/>
+              <w:right w:w="120" w:type="dxa"/>
+            </w:tcMar>
+            <w:vAlign w:val="center"/>
+          </w:tcPr>
+          <w:p>
+            <w:pPr>
+              <w:jc w:val="center"/>
+            </w:pPr>
+            <w:r>
+              <w:rPr>
+                <w:rFonts w:ascii="黑体" w:hAnsi="黑体" w:eastAsia="黑体" w:cs="黑体"/>
+                <w:b/>
+                <w:bCs/>
+                <w:color w:val="FFFFFF"/>
+                <w:sz w:val="22"/>
+                <w:szCs w:val="22"/>
+              </w:rPr>
+              <w:t>原论文状态</w:t>
+            </w:r>
+          </w:p>
+        </w:tc>
+        <w:tc>
+          <w:tcPr>
+            <w:tcW w:w="2340" w:type="dxa"/>
+            <w:tcBorders>
+              <w:top w:val="single" w:color="AAAAAA" w:sz="0" w:space="0"/>
+              <w:left w:val="single" w:color="AAAAAA" w:sz="0" w:space="0"/>
+              <w:bottom w:val="single" w:color="AAAAAA" w:sz="0" w:space="0"/>
+              <w:right w:val="single" w:color="AAAAAA" w:sz="0" w:space="0"/>
+            </w:tcBorders>
+            <w:shd w:val="clear" w:color="auto" w:fill="2B579A"/>
+            <w:tcMar>
+              <w:top w:w="80" w:type="dxa"/>
+              <w:left w:w="120" w:type="dxa"/>
+              <w:bottom w:w="80" w:type="dxa"/>
+              <w:right w:w="120" w:type="dxa"/>
+            </w:tcMar>
+            <w:vAlign w:val="center"/>
+          </w:tcPr>
+          <w:p>
+            <w:pPr>
+              <w:jc w:val="center"/>
+            </w:pPr>
+            <w:r>
+              <w:rPr>
+                <w:rFonts w:ascii="黑体" w:hAnsi="黑体" w:eastAsia="黑体" w:cs="黑体"/>
+                <w:b/>
+                <w:bCs/>
+                <w:color w:val="FFFFFF"/>
+                <w:sz w:val="22"/>
+                <w:szCs w:val="22"/>
+              </w:rPr>
+              <w:t>复现状态</w:t>
+            </w:r>
+          </w:p>
+        </w:tc>
+        <w:tc>
+          <w:tcPr>
+            <w:tcW w:w="2340" w:type="dxa"/>
+            <w:tcBorders>
+              <w:top w:val="single" w:color="AAAAAA" w:sz="0" w:space="0"/>
+              <w:left w:val="single" w:color="AAAAAA" w:sz="0" w:space="0"/>
+              <w:bottom w:val="single" w:color="AAAAAA" w:sz="0" w:space="0"/>
+              <w:right w:val="single" w:color="AAAAAA" w:sz="0" w:space="0"/>
+            </w:tcBorders>
+            <w:shd w:val="clear" w:color="auto" w:fill="2B579A"/>
+            <w:tcMar>
+              <w:top w:w="80" w:type="dxa"/>
+              <w:left w:w="120" w:type="dxa"/>
+              <w:bottom w:w="80" w:type="dxa"/>
+              <w:right w:w="120" w:type="dxa"/>
+            </w:tcMar>
+            <w:vAlign w:val="center"/>
+          </w:tcPr>
+          <w:p>
+            <w:pPr>
+              <w:jc w:val="center"/>
+            </w:pPr>
+            <w:r>
+              <w:rPr>
+                <w:rFonts w:ascii="黑体" w:hAnsi="黑体" w:eastAsia="黑体" w:cs="黑体"/>
+                <w:b/>
+                <w:bCs/>
+                <w:color w:val="FFFFFF"/>
+                <w:sz w:val="22"/>
+                <w:szCs w:val="22"/>
+              </w:rPr>
+              <w:t>说明</w:t>
+            </w:r>
+          </w:p>
+        </w:tc>
+      </w:tr>
+      <w:tr>
+        <w:tblPrEx>
+          <w:tblBorders>
+            <w:top w:val="single" w:color="auto" w:sz="4" w:space="0"/>
+            <w:left w:val="single" w:color="auto" w:sz="4" w:space="0"/>
+            <w:bottom w:val="single" w:color="auto" w:sz="4" w:space="0"/>
+            <w:right w:val="single" w:color="auto" w:sz="4" w:space="0"/>
+            <w:insideH w:val="single" w:color="auto" w:sz="4" w:space="0"/>
+            <w:insideV w:val="single" w:color="auto" w:sz="4" w:space="0"/>
+          </w:tblBorders>
+          <w:tblCellMar>
+            <w:top w:w="0" w:type="dxa"/>
+            <w:left w:w="10" w:type="dxa"/>
+            <w:bottom w:w="0" w:type="dxa"/>
+            <w:right w:w="10" w:type="dxa"/>
+          </w:tblCellMar>
+        </w:tblPrEx>
+        <w:tc>
+          <w:tcPr>
+            <w:tcW w:w="2600" w:type="dxa"/>
+            <w:tcBorders>
+              <w:top w:val="single" w:color="AAAAAA" w:sz="0" w:space="0"/>
+              <w:left w:val="single" w:color="AAAAAA" w:sz="0" w:space="0"/>
+              <w:bottom w:val="single" w:color="AAAAAA" w:sz="0" w:space="0"/>
+              <w:right w:val="single" w:color="AAAAAA" w:sz="0" w:space="0"/>
+            </w:tcBorders>
+            <w:tcMar>
+              <w:top w:w="80" w:type="dxa"/>
+              <w:left w:w="120" w:type="dxa"/>
+              <w:bottom w:w="80" w:type="dxa"/>
+              <w:right w:w="120" w:type="dxa"/>
+            </w:tcMar>
+            <w:vAlign w:val="center"/>
+          </w:tcPr>
+          <w:p>
+            <w:r>
+              <w:rPr>
+                <w:rFonts w:ascii="宋体" w:hAnsi="宋体" w:eastAsia="宋体" w:cs="宋体"/>
+                <w:sz w:val="20"/>
+                <w:szCs w:val="20"/>
+              </w:rPr>
+              <w:t>ORB-SLAM 跟踪</w:t>
+            </w:r>
+          </w:p>
+        </w:tc>
+        <w:tc>
+          <w:tcPr>
+            <w:tcW w:w="2080" w:type="dxa"/>
+            <w:tcBorders>
+              <w:top w:val="single" w:color="AAAAAA" w:sz="0" w:space="0"/>
+              <w:left w:val="single" w:color="AAAAAA" w:sz="0" w:space="0"/>
+              <w:bottom w:val="single" w:color="AAAAAA" w:sz="0" w:space="0"/>
+              <w:right w:val="single" w:color="AAAAAA" w:sz="0" w:space="0"/>
+            </w:tcBorders>
+            <w:tcMar>
+              <w:top w:w="80" w:type="dxa"/>
+              <w:left w:w="120" w:type="dxa"/>
+              <w:bottom w:w="80" w:type="dxa"/>
+              <w:right w:w="120" w:type="dxa"/>
+            </w:tcMar>
+            <w:vAlign w:val="center"/>
+          </w:tcPr>
+          <w:p>
+            <w:r>
+              <w:rPr>
+                <w:rFonts w:ascii="宋体" w:hAnsi="宋体" w:eastAsia="宋体" w:cs="宋体"/>
+                <w:sz w:val="20"/>
+                <w:szCs w:val="20"/>
+              </w:rPr>
+              <w:t>✓</w:t>
+            </w:r>
+          </w:p>
+        </w:tc>
+        <w:tc>
+          <w:tcPr>
+            <w:tcW w:w="2340" w:type="dxa"/>
+            <w:tcBorders>
+              <w:top w:val="single" w:color="AAAAAA" w:sz="0" w:space="0"/>
+              <w:left w:val="single" w:color="AAAAAA" w:sz="0" w:space="0"/>
+              <w:bottom w:val="single" w:color="AAAAAA" w:sz="0" w:space="0"/>
+              <w:right w:val="single" w:color="AAAAAA" w:sz="0" w:space="0"/>
+            </w:tcBorders>
+            <w:tcMar>
+              <w:top w:w="80" w:type="dxa"/>
+              <w:left w:w="120" w:type="dxa"/>
+              <w:bottom w:w="80" w:type="dxa"/>
+              <w:right w:w="120" w:type="dxa"/>
+            </w:tcMar>
+            <w:vAlign w:val="center"/>
+          </w:tcPr>
+          <w:p>
+            <w:r>
+              <w:rPr>
+                <w:rFonts w:ascii="宋体" w:hAnsi="宋体" w:eastAsia="宋体" w:cs="宋体"/>
+                <w:sz w:val="20"/>
+                <w:szCs w:val="20"/>
+              </w:rPr>
+              <w:t>✓ 已复现</w:t>
+            </w:r>
+          </w:p>
+        </w:tc>
+        <w:tc>
+          <w:tcPr>
+            <w:tcW w:w="2340" w:type="dxa"/>
+            <w:tcBorders>
+              <w:top w:val="single" w:color="AAAAAA" w:sz="0" w:space="0"/>
+              <w:left w:val="single" w:color="AAAAAA" w:sz="0" w:space="0"/>
+              <w:bottom w:val="single" w:color="AAAAAA" w:sz="0" w:space="0"/>
+              <w:right w:val="single" w:color="AAAAAA" w:sz="0" w:space="0"/>
+            </w:tcBorders>
+            <w:tcMar>
+              <w:top w:w="80" w:type="dxa"/>
+              <w:left w:w="120" w:type="dxa"/>
+              <w:bottom w:w="80" w:type="dxa"/>
+              <w:right w:w="120" w:type="dxa"/>
+            </w:tcMar>
+            <w:vAlign w:val="center"/>
+          </w:tcPr>
+          <w:p>
+            <w:r>
+              <w:rPr>
+                <w:rFonts w:ascii="宋体" w:hAnsi="宋体" w:eastAsia="宋体" w:cs="宋体"/>
+                <w:sz w:val="20"/>
+                <w:szCs w:val="20"/>
+              </w:rPr>
+              <w:t>实时输出跟踪状态（OK/LOST）和关键帧</w:t>
+            </w:r>
+          </w:p>
+        </w:tc>
+      </w:tr>
+      <w:tr>
+        <w:tblPrEx>
+          <w:tblBorders>
+            <w:top w:val="single" w:color="auto" w:sz="4" w:space="0"/>
+            <w:left w:val="single" w:color="auto" w:sz="4" w:space="0"/>
+            <w:bottom w:val="single" w:color="auto" w:sz="4" w:space="0"/>
+            <w:right w:val="single" w:color="auto" w:sz="4" w:space="0"/>
+            <w:insideH w:val="single" w:color="auto" w:sz="4" w:space="0"/>
+            <w:insideV w:val="single" w:color="auto" w:sz="4" w:space="0"/>
+          </w:tblBorders>
+          <w:tblCellMar>
+            <w:top w:w="0" w:type="dxa"/>
+            <w:left w:w="10" w:type="dxa"/>
+            <w:bottom w:w="0" w:type="dxa"/>
+            <w:right w:w="10" w:type="dxa"/>
+          </w:tblCellMar>
+        </w:tblPrEx>
+        <w:tc>
+          <w:tcPr>
+            <w:tcW w:w="2600" w:type="dxa"/>
+            <w:tcBorders>
+              <w:top w:val="single" w:color="AAAAAA" w:sz="0" w:space="0"/>
+              <w:left w:val="single" w:color="AAAAAA" w:sz="0" w:space="0"/>
+              <w:bottom w:val="single" w:color="AAAAAA" w:sz="0" w:space="0"/>
+              <w:right w:val="single" w:color="AAAAAA" w:sz="0" w:space="0"/>
+            </w:tcBorders>
+            <w:shd w:val="clear" w:color="auto" w:fill="F2F6FC"/>
+            <w:tcMar>
+              <w:top w:w="80" w:type="dxa"/>
+              <w:left w:w="120" w:type="dxa"/>
+              <w:bottom w:w="80" w:type="dxa"/>
+              <w:right w:w="120" w:type="dxa"/>
+            </w:tcMar>
+            <w:vAlign w:val="center"/>
+          </w:tcPr>
+          <w:p>
+            <w:r>
+              <w:rPr>
+                <w:rFonts w:ascii="宋体" w:hAnsi="宋体" w:eastAsia="宋体" w:cs="宋体"/>
+                <w:sz w:val="20"/>
+                <w:szCs w:val="20"/>
+              </w:rPr>
+              <w:t>MBL 全局定位</w:t>
+            </w:r>
+          </w:p>
+        </w:tc>
+        <w:tc>
+          <w:tcPr>
+            <w:tcW w:w="2080" w:type="dxa"/>
+            <w:tcBorders>
+              <w:top w:val="single" w:color="AAAAAA" w:sz="0" w:space="0"/>
+              <w:left w:val="single" w:color="AAAAAA" w:sz="0" w:space="0"/>
+              <w:bottom w:val="single" w:color="AAAAAA" w:sz="0" w:space="0"/>
+              <w:right w:val="single" w:color="AAAAAA" w:sz="0" w:space="0"/>
+            </w:tcBorders>
+            <w:shd w:val="clear" w:color="auto" w:fill="F2F6FC"/>
+            <w:tcMar>
+              <w:top w:w="80" w:type="dxa"/>
+              <w:left w:w="120" w:type="dxa"/>
+              <w:bottom w:w="80" w:type="dxa"/>
+              <w:right w:w="120" w:type="dxa"/>
+            </w:tcMar>
+            <w:vAlign w:val="center"/>
+          </w:tcPr>
+          <w:p>
+            <w:r>
+              <w:rPr>
+                <w:rFonts w:ascii="宋体" w:hAnsi="宋体" w:eastAsia="宋体" w:cs="宋体"/>
+                <w:sz w:val="20"/>
+                <w:szCs w:val="20"/>
+              </w:rPr>
+              <w:t>✓</w:t>
+            </w:r>
+          </w:p>
+        </w:tc>
+        <w:tc>
+          <w:tcPr>
+            <w:tcW w:w="2340" w:type="dxa"/>
+            <w:tcBorders>
+              <w:top w:val="single" w:color="AAAAAA" w:sz="0" w:space="0"/>
+              <w:left w:val="single" w:color="AAAAAA" w:sz="0" w:space="0"/>
+              <w:bottom w:val="single" w:color="AAAAAA" w:sz="0" w:space="0"/>
+              <w:right w:val="single" w:color="AAAAAA" w:sz="0" w:space="0"/>
+            </w:tcBorders>
+            <w:shd w:val="clear" w:color="auto" w:fill="F2F6FC"/>
+            <w:tcMar>
+              <w:top w:w="80" w:type="dxa"/>
+              <w:left w:w="120" w:type="dxa"/>
+              <w:bottom w:w="80" w:type="dxa"/>
+              <w:right w:w="120" w:type="dxa"/>
+            </w:tcMar>
+            <w:vAlign w:val="center"/>
+          </w:tcPr>
+          <w:p>
+            <w:r>
+              <w:rPr>
+                <w:rFonts w:ascii="宋体" w:hAnsi="宋体" w:eastAsia="宋体" w:cs="宋体"/>
+                <w:sz w:val="20"/>
+                <w:szCs w:val="20"/>
+              </w:rPr>
+              <w:t>✓ 已复现</w:t>
+            </w:r>
+          </w:p>
+        </w:tc>
+        <w:tc>
+          <w:tcPr>
+            <w:tcW w:w="2340" w:type="dxa"/>
+            <w:tcBorders>
+              <w:top w:val="single" w:color="AAAAAA" w:sz="0" w:space="0"/>
+              <w:left w:val="single" w:color="AAAAAA" w:sz="0" w:space="0"/>
+              <w:bottom w:val="single" w:color="AAAAAA" w:sz="0" w:space="0"/>
+              <w:right w:val="single" w:color="AAAAAA" w:sz="0" w:space="0"/>
+            </w:tcBorders>
+            <w:shd w:val="clear" w:color="auto" w:fill="F2F6FC"/>
+            <w:tcMar>
+              <w:top w:w="80" w:type="dxa"/>
+              <w:left w:w="120" w:type="dxa"/>
+              <w:bottom w:w="80" w:type="dxa"/>
+              <w:right w:w="120" w:type="dxa"/>
+            </w:tcMar>
+            <w:vAlign w:val="center"/>
+          </w:tcPr>
+          <w:p>
+            <w:r>
+              <w:rPr>
+                <w:rFonts w:ascii="宋体" w:hAnsi="宋体" w:eastAsia="宋体" w:cs="宋体"/>
+                <w:sz w:val="20"/>
+                <w:szCs w:val="20"/>
+              </w:rPr>
+              <w:t>输出内点数量、分布面积和全局位姿；inlier≥40 且面积≥1/8 为可信定位</w:t>
+            </w:r>
+          </w:p>
+        </w:tc>
+      </w:tr>
+      <w:tr>
+        <w:tblPrEx>
+          <w:tblBorders>
+            <w:top w:val="single" w:color="auto" w:sz="4" w:space="0"/>
+            <w:left w:val="single" w:color="auto" w:sz="4" w:space="0"/>
+            <w:bottom w:val="single" w:color="auto" w:sz="4" w:space="0"/>
+            <w:right w:val="single" w:color="auto" w:sz="4" w:space="0"/>
+            <w:insideH w:val="single" w:color="auto" w:sz="4" w:space="0"/>
+            <w:insideV w:val="single" w:color="auto" w:sz="4" w:space="0"/>
+          </w:tblBorders>
+          <w:tblCellMar>
+            <w:top w:w="0" w:type="dxa"/>
+            <w:left w:w="10" w:type="dxa"/>
+            <w:bottom w:w="0" w:type="dxa"/>
+            <w:right w:w="10" w:type="dxa"/>
+          </w:tblCellMar>
+        </w:tblPrEx>
+        <w:tc>
+          <w:tcPr>
+            <w:tcW w:w="2600" w:type="dxa"/>
+            <w:tcBorders>
+              <w:top w:val="single" w:color="AAAAAA" w:sz="0" w:space="0"/>
+              <w:left w:val="single" w:color="AAAAAA" w:sz="0" w:space="0"/>
+              <w:bottom w:val="single" w:color="AAAAAA" w:sz="0" w:space="0"/>
+              <w:right w:val="single" w:color="AAAAAA" w:sz="0" w:space="0"/>
+            </w:tcBorders>
+            <w:tcMar>
+              <w:top w:w="80" w:type="dxa"/>
+              <w:left w:w="120" w:type="dxa"/>
+              <w:bottom w:w="80" w:type="dxa"/>
+              <w:right w:w="120" w:type="dxa"/>
+            </w:tcMar>
+            <w:vAlign w:val="center"/>
+          </w:tcPr>
+          <w:p>
+            <w:r>
+              <w:rPr>
+                <w:rFonts w:ascii="宋体" w:hAnsi="宋体" w:eastAsia="宋体" w:cs="宋体"/>
+                <w:sz w:val="20"/>
+                <w:szCs w:val="20"/>
+              </w:rPr>
+              <w:t>VB-GPS 融合</w:t>
+            </w:r>
+          </w:p>
+        </w:tc>
+        <w:tc>
+          <w:tcPr>
+            <w:tcW w:w="2080" w:type="dxa"/>
+            <w:tcBorders>
+              <w:top w:val="single" w:color="AAAAAA" w:sz="0" w:space="0"/>
+              <w:left w:val="single" w:color="AAAAAA" w:sz="0" w:space="0"/>
+              <w:bottom w:val="single" w:color="AAAAAA" w:sz="0" w:space="0"/>
+              <w:right w:val="single" w:color="AAAAAA" w:sz="0" w:space="0"/>
+            </w:tcBorders>
+            <w:tcMar>
+              <w:top w:w="80" w:type="dxa"/>
+              <w:left w:w="120" w:type="dxa"/>
+              <w:bottom w:w="80" w:type="dxa"/>
+              <w:right w:w="120" w:type="dxa"/>
+            </w:tcMar>
+            <w:vAlign w:val="center"/>
+          </w:tcPr>
+          <w:p>
+            <w:r>
+              <w:rPr>
+                <w:rFonts w:ascii="宋体" w:hAnsi="宋体" w:eastAsia="宋体" w:cs="宋体"/>
+                <w:sz w:val="20"/>
+                <w:szCs w:val="20"/>
+              </w:rPr>
+              <w:t>✓</w:t>
+            </w:r>
+          </w:p>
+        </w:tc>
+        <w:tc>
+          <w:tcPr>
+            <w:tcW w:w="2340" w:type="dxa"/>
+            <w:tcBorders>
+              <w:top w:val="single" w:color="AAAAAA" w:sz="0" w:space="0"/>
+              <w:left w:val="single" w:color="AAAAAA" w:sz="0" w:space="0"/>
+              <w:bottom w:val="single" w:color="AAAAAA" w:sz="0" w:space="0"/>
+              <w:right w:val="single" w:color="AAAAAA" w:sz="0" w:space="0"/>
+            </w:tcBorders>
+            <w:tcMar>
+              <w:top w:w="80" w:type="dxa"/>
+              <w:left w:w="120" w:type="dxa"/>
+              <w:bottom w:w="80" w:type="dxa"/>
+              <w:right w:w="120" w:type="dxa"/>
+            </w:tcMar>
+            <w:vAlign w:val="center"/>
+          </w:tcPr>
+          <w:p>
+            <w:r>
+              <w:rPr>
+                <w:rFonts w:ascii="宋体" w:hAnsi="宋体" w:eastAsia="宋体" w:cs="宋体"/>
+                <w:sz w:val="20"/>
+                <w:szCs w:val="20"/>
+              </w:rPr>
+              <w:t>✓ 已复现</w:t>
+            </w:r>
+          </w:p>
+        </w:tc>
+        <w:tc>
+          <w:tcPr>
+            <w:tcW w:w="2340" w:type="dxa"/>
+            <w:tcBorders>
+              <w:top w:val="single" w:color="AAAAAA" w:sz="0" w:space="0"/>
+              <w:left w:val="single" w:color="AAAAAA" w:sz="0" w:space="0"/>
+              <w:bottom w:val="single" w:color="AAAAAA" w:sz="0" w:space="0"/>
+              <w:right w:val="single" w:color="AAAAAA" w:sz="0" w:space="0"/>
+            </w:tcBorders>
+            <w:tcMar>
+              <w:top w:w="80" w:type="dxa"/>
+              <w:left w:w="120" w:type="dxa"/>
+              <w:bottom w:w="80" w:type="dxa"/>
+              <w:right w:w="120" w:type="dxa"/>
+            </w:tcMar>
+            <w:vAlign w:val="center"/>
+          </w:tcPr>
+          <w:p>
+            <w:r>
+              <w:rPr>
+                <w:rFonts w:ascii="宋体" w:hAnsi="宋体" w:eastAsia="宋体" w:cs="宋体"/>
+                <w:sz w:val="20"/>
+                <w:szCs w:val="20"/>
+              </w:rPr>
+              <w:t>每 30 帧输出融合状态（Y/N）和融合位姿</w:t>
+            </w:r>
+          </w:p>
+        </w:tc>
+      </w:tr>
+      <w:tr>
+        <w:tblPrEx>
+          <w:tblBorders>
+            <w:top w:val="single" w:color="auto" w:sz="4" w:space="0"/>
+            <w:left w:val="single" w:color="auto" w:sz="4" w:space="0"/>
+            <w:bottom w:val="single" w:color="auto" w:sz="4" w:space="0"/>
+            <w:right w:val="single" w:color="auto" w:sz="4" w:space="0"/>
+            <w:insideH w:val="single" w:color="auto" w:sz="4" w:space="0"/>
+            <w:insideV w:val="single" w:color="auto" w:sz="4" w:space="0"/>
+          </w:tblBorders>
+          <w:tblCellMar>
+            <w:top w:w="0" w:type="dxa"/>
+            <w:left w:w="10" w:type="dxa"/>
+            <w:bottom w:w="0" w:type="dxa"/>
+            <w:right w:w="10" w:type="dxa"/>
+          </w:tblCellMar>
+        </w:tblPrEx>
+        <w:tc>
+          <w:tcPr>
+            <w:tcW w:w="2600" w:type="dxa"/>
+            <w:tcBorders>
+              <w:top w:val="single" w:color="AAAAAA" w:sz="0" w:space="0"/>
+              <w:left w:val="single" w:color="AAAAAA" w:sz="0" w:space="0"/>
+              <w:bottom w:val="single" w:color="AAAAAA" w:sz="0" w:space="0"/>
+              <w:right w:val="single" w:color="AAAAAA" w:sz="0" w:space="0"/>
+            </w:tcBorders>
+            <w:shd w:val="clear" w:color="auto" w:fill="F2F6FC"/>
+            <w:tcMar>
+              <w:top w:w="80" w:type="dxa"/>
+              <w:left w:w="120" w:type="dxa"/>
+              <w:bottom w:w="80" w:type="dxa"/>
+              <w:right w:w="120" w:type="dxa"/>
+            </w:tcMar>
+            <w:vAlign w:val="center"/>
+          </w:tcPr>
+          <w:p>
+            <w:r>
+              <w:rPr>
+                <w:rFonts w:ascii="宋体" w:hAnsi="宋体" w:eastAsia="宋体" w:cs="宋体"/>
+                <w:sz w:val="20"/>
+                <w:szCs w:val="20"/>
+              </w:rPr>
+              <w:t>场景理解</w:t>
+            </w:r>
+          </w:p>
+        </w:tc>
+        <w:tc>
+          <w:tcPr>
+            <w:tcW w:w="2080" w:type="dxa"/>
+            <w:tcBorders>
+              <w:top w:val="single" w:color="AAAAAA" w:sz="0" w:space="0"/>
+              <w:left w:val="single" w:color="AAAAAA" w:sz="0" w:space="0"/>
+              <w:bottom w:val="single" w:color="AAAAAA" w:sz="0" w:space="0"/>
+              <w:right w:val="single" w:color="AAAAAA" w:sz="0" w:space="0"/>
+            </w:tcBorders>
+            <w:shd w:val="clear" w:color="auto" w:fill="F2F6FC"/>
+            <w:tcMar>
+              <w:top w:w="80" w:type="dxa"/>
+              <w:left w:w="120" w:type="dxa"/>
+              <w:bottom w:w="80" w:type="dxa"/>
+              <w:right w:w="120" w:type="dxa"/>
+            </w:tcMar>
+            <w:vAlign w:val="center"/>
+          </w:tcPr>
+          <w:p>
+            <w:r>
+              <w:rPr>
+                <w:rFonts w:ascii="宋体" w:hAnsi="宋体" w:eastAsia="宋体" w:cs="宋体"/>
+                <w:sz w:val="20"/>
+                <w:szCs w:val="20"/>
+              </w:rPr>
+              <w:t>✓</w:t>
+            </w:r>
+          </w:p>
+        </w:tc>
+        <w:tc>
+          <w:tcPr>
+            <w:tcW w:w="2340" w:type="dxa"/>
+            <w:tcBorders>
+              <w:top w:val="single" w:color="AAAAAA" w:sz="0" w:space="0"/>
+              <w:left w:val="single" w:color="AAAAAA" w:sz="0" w:space="0"/>
+              <w:bottom w:val="single" w:color="AAAAAA" w:sz="0" w:space="0"/>
+              <w:right w:val="single" w:color="AAAAAA" w:sz="0" w:space="0"/>
+            </w:tcBorders>
+            <w:shd w:val="clear" w:color="auto" w:fill="F2F6FC"/>
+            <w:tcMar>
+              <w:top w:w="80" w:type="dxa"/>
+              <w:left w:w="120" w:type="dxa"/>
+              <w:bottom w:w="80" w:type="dxa"/>
+              <w:right w:w="120" w:type="dxa"/>
+            </w:tcMar>
+            <w:vAlign w:val="center"/>
+          </w:tcPr>
+          <w:p>
+            <w:r>
+              <w:rPr>
+                <w:rFonts w:ascii="宋体" w:hAnsi="宋体" w:eastAsia="宋体" w:cs="宋体"/>
+                <w:sz w:val="20"/>
+                <w:szCs w:val="20"/>
+              </w:rPr>
+              <w:t>✓ 已复现</w:t>
+            </w:r>
+          </w:p>
+        </w:tc>
+        <w:tc>
+          <w:tcPr>
+            <w:tcW w:w="2340" w:type="dxa"/>
+            <w:tcBorders>
+              <w:top w:val="single" w:color="AAAAAA" w:sz="0" w:space="0"/>
+              <w:left w:val="single" w:color="AAAAAA" w:sz="0" w:space="0"/>
+              <w:bottom w:val="single" w:color="AAAAAA" w:sz="0" w:space="0"/>
+              <w:right w:val="single" w:color="AAAAAA" w:sz="0" w:space="0"/>
+            </w:tcBorders>
+            <w:shd w:val="clear" w:color="auto" w:fill="F2F6FC"/>
+            <w:tcMar>
+              <w:top w:w="80" w:type="dxa"/>
+              <w:left w:w="120" w:type="dxa"/>
+              <w:bottom w:w="80" w:type="dxa"/>
+              <w:right w:w="120" w:type="dxa"/>
+            </w:tcMar>
+            <w:vAlign w:val="center"/>
+          </w:tcPr>
+          <w:p>
+            <w:r>
+              <w:rPr>
+                <w:rFonts w:ascii="宋体" w:hAnsi="宋体" w:eastAsia="宋体" w:cs="宋体"/>
+                <w:sz w:val="20"/>
+                <w:szCs w:val="20"/>
+              </w:rPr>
+              <w:t>实时障碍物检测 + 单目测距（0.2–12 m）</w:t>
+            </w:r>
+          </w:p>
+        </w:tc>
+      </w:tr>
+      <w:tr>
+        <w:tblPrEx>
+          <w:tblBorders>
+            <w:top w:val="single" w:color="auto" w:sz="4" w:space="0"/>
+            <w:left w:val="single" w:color="auto" w:sz="4" w:space="0"/>
+            <w:bottom w:val="single" w:color="auto" w:sz="4" w:space="0"/>
+            <w:right w:val="single" w:color="auto" w:sz="4" w:space="0"/>
+            <w:insideH w:val="single" w:color="auto" w:sz="4" w:space="0"/>
+            <w:insideV w:val="single" w:color="auto" w:sz="4" w:space="0"/>
+          </w:tblBorders>
+          <w:tblCellMar>
+            <w:top w:w="0" w:type="dxa"/>
+            <w:left w:w="10" w:type="dxa"/>
+            <w:bottom w:w="0" w:type="dxa"/>
+            <w:right w:w="10" w:type="dxa"/>
+          </w:tblCellMar>
+        </w:tblPrEx>
+        <w:tc>
+          <w:tcPr>
+            <w:tcW w:w="2600" w:type="dxa"/>
+            <w:tcBorders>
+              <w:top w:val="single" w:color="AAAAAA" w:sz="0" w:space="0"/>
+              <w:left w:val="single" w:color="AAAAAA" w:sz="0" w:space="0"/>
+              <w:bottom w:val="single" w:color="AAAAAA" w:sz="0" w:space="0"/>
+              <w:right w:val="single" w:color="AAAAAA" w:sz="0" w:space="0"/>
+            </w:tcBorders>
+            <w:tcMar>
+              <w:top w:w="80" w:type="dxa"/>
+              <w:left w:w="120" w:type="dxa"/>
+              <w:bottom w:w="80" w:type="dxa"/>
+              <w:right w:w="120" w:type="dxa"/>
+            </w:tcMar>
+            <w:vAlign w:val="center"/>
+          </w:tcPr>
+          <w:p>
+            <w:r>
+              <w:rPr>
+                <w:rFonts w:ascii="宋体" w:hAnsi="宋体" w:eastAsia="宋体" w:cs="宋体"/>
+                <w:sz w:val="20"/>
+                <w:szCs w:val="20"/>
+              </w:rPr>
+              <w:t>导航消息生成</w:t>
+            </w:r>
+          </w:p>
+        </w:tc>
+        <w:tc>
+          <w:tcPr>
+            <w:tcW w:w="2080" w:type="dxa"/>
+            <w:tcBorders>
+              <w:top w:val="single" w:color="AAAAAA" w:sz="0" w:space="0"/>
+              <w:left w:val="single" w:color="AAAAAA" w:sz="0" w:space="0"/>
+              <w:bottom w:val="single" w:color="AAAAAA" w:sz="0" w:space="0"/>
+              <w:right w:val="single" w:color="AAAAAA" w:sz="0" w:space="0"/>
+            </w:tcBorders>
+            <w:tcMar>
+              <w:top w:w="80" w:type="dxa"/>
+              <w:left w:w="120" w:type="dxa"/>
+              <w:bottom w:w="80" w:type="dxa"/>
+              <w:right w:w="120" w:type="dxa"/>
+            </w:tcMar>
+            <w:vAlign w:val="center"/>
+          </w:tcPr>
+          <w:p>
+            <w:r>
+              <w:rPr>
+                <w:rFonts w:ascii="宋体" w:hAnsi="宋体" w:eastAsia="宋体" w:cs="宋体"/>
+                <w:sz w:val="20"/>
+                <w:szCs w:val="20"/>
+              </w:rPr>
+              <w:t>✓</w:t>
+            </w:r>
+          </w:p>
+        </w:tc>
+        <w:tc>
+          <w:tcPr>
+            <w:tcW w:w="2340" w:type="dxa"/>
+            <w:tcBorders>
+              <w:top w:val="single" w:color="AAAAAA" w:sz="0" w:space="0"/>
+              <w:left w:val="single" w:color="AAAAAA" w:sz="0" w:space="0"/>
+              <w:bottom w:val="single" w:color="AAAAAA" w:sz="0" w:space="0"/>
+              <w:right w:val="single" w:color="AAAAAA" w:sz="0" w:space="0"/>
+            </w:tcBorders>
+            <w:tcMar>
+              <w:top w:w="80" w:type="dxa"/>
+              <w:left w:w="120" w:type="dxa"/>
+              <w:bottom w:w="80" w:type="dxa"/>
+              <w:right w:w="120" w:type="dxa"/>
+            </w:tcMar>
+            <w:vAlign w:val="center"/>
+          </w:tcPr>
+          <w:p>
+            <w:r>
+              <w:rPr>
+                <w:rFonts w:ascii="宋体" w:hAnsi="宋体" w:eastAsia="宋体" w:cs="宋体"/>
+                <w:sz w:val="20"/>
+                <w:szCs w:val="20"/>
+              </w:rPr>
+              <w:t>✓ 已复现</w:t>
+            </w:r>
+          </w:p>
+        </w:tc>
+        <w:tc>
+          <w:tcPr>
+            <w:tcW w:w="2340" w:type="dxa"/>
+            <w:tcBorders>
+              <w:top w:val="single" w:color="AAAAAA" w:sz="0" w:space="0"/>
+              <w:left w:val="single" w:color="AAAAAA" w:sz="0" w:space="0"/>
+              <w:bottom w:val="single" w:color="AAAAAA" w:sz="0" w:space="0"/>
+              <w:right w:val="single" w:color="AAAAAA" w:sz="0" w:space="0"/>
+            </w:tcBorders>
+            <w:tcMar>
+              <w:top w:w="80" w:type="dxa"/>
+              <w:left w:w="120" w:type="dxa"/>
+              <w:bottom w:w="80" w:type="dxa"/>
+              <w:right w:w="120" w:type="dxa"/>
+            </w:tcMar>
+            <w:vAlign w:val="center"/>
+          </w:tcPr>
+          <w:p>
+            <w:r>
+              <w:rPr>
+                <w:rFonts w:ascii="宋体" w:hAnsi="宋体" w:eastAsia="宋体" w:cs="宋体"/>
+                <w:sz w:val="20"/>
+                <w:szCs w:val="20"/>
+              </w:rPr>
+              <w:t>基于地标的导航引导 + 方向/动作消息</w:t>
+            </w:r>
+          </w:p>
+        </w:tc>
+      </w:tr>
+      <w:tr>
+        <w:tblPrEx>
+          <w:tblBorders>
+            <w:top w:val="single" w:color="auto" w:sz="4" w:space="0"/>
+            <w:left w:val="single" w:color="auto" w:sz="4" w:space="0"/>
+            <w:bottom w:val="single" w:color="auto" w:sz="4" w:space="0"/>
+            <w:right w:val="single" w:color="auto" w:sz="4" w:space="0"/>
+            <w:insideH w:val="single" w:color="auto" w:sz="4" w:space="0"/>
+            <w:insideV w:val="single" w:color="auto" w:sz="4" w:space="0"/>
+          </w:tblBorders>
+          <w:tblCellMar>
+            <w:top w:w="0" w:type="dxa"/>
+            <w:left w:w="10" w:type="dxa"/>
+            <w:bottom w:w="0" w:type="dxa"/>
+            <w:right w:w="10" w:type="dxa"/>
+          </w:tblCellMar>
+        </w:tblPrEx>
+        <w:tc>
+          <w:tcPr>
+            <w:tcW w:w="2600" w:type="dxa"/>
+            <w:tcBorders>
+              <w:top w:val="single" w:color="AAAAAA" w:sz="0" w:space="0"/>
+              <w:left w:val="single" w:color="AAAAAA" w:sz="0" w:space="0"/>
+              <w:bottom w:val="single" w:color="AAAAAA" w:sz="0" w:space="0"/>
+              <w:right w:val="single" w:color="AAAAAA" w:sz="0" w:space="0"/>
+            </w:tcBorders>
+            <w:shd w:val="clear" w:color="auto" w:fill="F2F6FC"/>
+            <w:tcMar>
+              <w:top w:w="80" w:type="dxa"/>
+              <w:left w:w="120" w:type="dxa"/>
+              <w:bottom w:w="80" w:type="dxa"/>
+              <w:right w:w="120" w:type="dxa"/>
+            </w:tcMar>
+            <w:vAlign w:val="center"/>
+          </w:tcPr>
+          <w:p>
+            <w:r>
+              <w:rPr>
+                <w:rFonts w:ascii="宋体" w:hAnsi="宋体" w:eastAsia="宋体" w:cs="宋体"/>
+                <w:sz w:val="20"/>
+                <w:szCs w:val="20"/>
+              </w:rPr>
+              <w:t>定量定位评估</w:t>
+            </w:r>
+          </w:p>
+        </w:tc>
+        <w:tc>
+          <w:tcPr>
+            <w:tcW w:w="2080" w:type="dxa"/>
+            <w:tcBorders>
+              <w:top w:val="single" w:color="AAAAAA" w:sz="0" w:space="0"/>
+              <w:left w:val="single" w:color="AAAAAA" w:sz="0" w:space="0"/>
+              <w:bottom w:val="single" w:color="AAAAAA" w:sz="0" w:space="0"/>
+              <w:right w:val="single" w:color="AAAAAA" w:sz="0" w:space="0"/>
+            </w:tcBorders>
+            <w:shd w:val="clear" w:color="auto" w:fill="F2F6FC"/>
+            <w:tcMar>
+              <w:top w:w="80" w:type="dxa"/>
+              <w:left w:w="120" w:type="dxa"/>
+              <w:bottom w:w="80" w:type="dxa"/>
+              <w:right w:w="120" w:type="dxa"/>
+            </w:tcMar>
+            <w:vAlign w:val="center"/>
+          </w:tcPr>
+          <w:p>
+            <w:r>
+              <w:rPr>
+                <w:rFonts w:ascii="宋体" w:hAnsi="宋体" w:eastAsia="宋体" w:cs="宋体"/>
+                <w:sz w:val="20"/>
+                <w:szCs w:val="20"/>
+              </w:rPr>
+              <w:t>✓</w:t>
+            </w:r>
+          </w:p>
+        </w:tc>
+        <w:tc>
+          <w:tcPr>
+            <w:tcW w:w="2340" w:type="dxa"/>
+            <w:tcBorders>
+              <w:top w:val="single" w:color="AAAAAA" w:sz="0" w:space="0"/>
+              <w:left w:val="single" w:color="AAAAAA" w:sz="0" w:space="0"/>
+              <w:bottom w:val="single" w:color="AAAAAA" w:sz="0" w:space="0"/>
+              <w:right w:val="single" w:color="AAAAAA" w:sz="0" w:space="0"/>
+            </w:tcBorders>
+            <w:shd w:val="clear" w:color="auto" w:fill="F2F6FC"/>
+            <w:tcMar>
+              <w:top w:w="80" w:type="dxa"/>
+              <w:left w:w="120" w:type="dxa"/>
+              <w:bottom w:w="80" w:type="dxa"/>
+              <w:right w:w="120" w:type="dxa"/>
+            </w:tcMar>
+            <w:vAlign w:val="center"/>
+          </w:tcPr>
+          <w:p>
+            <w:r>
+              <w:rPr>
+                <w:rFonts w:ascii="宋体" w:hAnsi="宋体" w:eastAsia="宋体" w:cs="宋体"/>
+                <w:sz w:val="20"/>
+                <w:szCs w:val="20"/>
+              </w:rPr>
+              <w:t>✗ 未复现</w:t>
+            </w:r>
+          </w:p>
+        </w:tc>
+        <w:tc>
+          <w:tcPr>
+            <w:tcW w:w="2340" w:type="dxa"/>
+            <w:tcBorders>
+              <w:top w:val="single" w:color="AAAAAA" w:sz="0" w:space="0"/>
+              <w:left w:val="single" w:color="AAAAAA" w:sz="0" w:space="0"/>
+              <w:bottom w:val="single" w:color="AAAAAA" w:sz="0" w:space="0"/>
+              <w:right w:val="single" w:color="AAAAAA" w:sz="0" w:space="0"/>
+            </w:tcBorders>
+            <w:shd w:val="clear" w:color="auto" w:fill="F2F6FC"/>
+            <w:tcMar>
+              <w:top w:w="80" w:type="dxa"/>
+              <w:left w:w="120" w:type="dxa"/>
+              <w:bottom w:w="80" w:type="dxa"/>
+              <w:right w:w="120" w:type="dxa"/>
+            </w:tcMar>
+            <w:vAlign w:val="center"/>
+          </w:tcPr>
+          <w:p>
+            <w:r>
+              <w:rPr>
+                <w:rFonts w:ascii="宋体" w:hAnsi="宋体" w:eastAsia="宋体" w:cs="宋体"/>
+                <w:sz w:val="20"/>
+                <w:szCs w:val="20"/>
+              </w:rPr>
+              <w:t>缺乏地面真值轨迹数据</w:t>
+            </w:r>
+          </w:p>
+        </w:tc>
+      </w:tr>
+      <w:tr>
+        <w:tblPrEx>
+          <w:tblBorders>
+            <w:top w:val="single" w:color="auto" w:sz="4" w:space="0"/>
+            <w:left w:val="single" w:color="auto" w:sz="4" w:space="0"/>
+            <w:bottom w:val="single" w:color="auto" w:sz="4" w:space="0"/>
+            <w:right w:val="single" w:color="auto" w:sz="4" w:space="0"/>
+            <w:insideH w:val="single" w:color="auto" w:sz="4" w:space="0"/>
+            <w:insideV w:val="single" w:color="auto" w:sz="4" w:space="0"/>
+          </w:tblBorders>
+          <w:tblCellMar>
+            <w:top w:w="0" w:type="dxa"/>
+            <w:left w:w="10" w:type="dxa"/>
+            <w:bottom w:w="0" w:type="dxa"/>
+            <w:right w:w="10" w:type="dxa"/>
+          </w:tblCellMar>
+        </w:tblPrEx>
+        <w:tc>
+          <w:tcPr>
+            <w:tcW w:w="2600" w:type="dxa"/>
+            <w:tcBorders>
+              <w:top w:val="single" w:color="AAAAAA" w:sz="0" w:space="0"/>
+              <w:left w:val="single" w:color="AAAAAA" w:sz="0" w:space="0"/>
+              <w:bottom w:val="single" w:color="AAAAAA" w:sz="0" w:space="0"/>
+              <w:right w:val="single" w:color="AAAAAA" w:sz="0" w:space="0"/>
+            </w:tcBorders>
+            <w:tcMar>
+              <w:top w:w="80" w:type="dxa"/>
+              <w:left w:w="120" w:type="dxa"/>
+              <w:bottom w:w="80" w:type="dxa"/>
+              <w:right w:w="120" w:type="dxa"/>
+            </w:tcMar>
+            <w:vAlign w:val="center"/>
+          </w:tcPr>
+          <w:p>
+            <w:r>
+              <w:rPr>
+                <w:rFonts w:ascii="宋体" w:hAnsi="宋体" w:eastAsia="宋体" w:cs="宋体"/>
+                <w:sz w:val="20"/>
+                <w:szCs w:val="20"/>
+              </w:rPr>
+              <w:t>光照鲁棒性测试</w:t>
+            </w:r>
+          </w:p>
+        </w:tc>
+        <w:tc>
+          <w:tcPr>
+            <w:tcW w:w="2080" w:type="dxa"/>
+            <w:tcBorders>
+              <w:top w:val="single" w:color="AAAAAA" w:sz="0" w:space="0"/>
+              <w:left w:val="single" w:color="AAAAAA" w:sz="0" w:space="0"/>
+              <w:bottom w:val="single" w:color="AAAAAA" w:sz="0" w:space="0"/>
+              <w:right w:val="single" w:color="AAAAAA" w:sz="0" w:space="0"/>
+            </w:tcBorders>
+            <w:tcMar>
+              <w:top w:w="80" w:type="dxa"/>
+              <w:left w:w="120" w:type="dxa"/>
+              <w:bottom w:w="80" w:type="dxa"/>
+              <w:right w:w="120" w:type="dxa"/>
+            </w:tcMar>
+            <w:vAlign w:val="center"/>
+          </w:tcPr>
+          <w:p>
+            <w:r>
+              <w:rPr>
+                <w:rFonts w:ascii="宋体" w:hAnsi="宋体" w:eastAsia="宋体" w:cs="宋体"/>
+                <w:sz w:val="20"/>
+                <w:szCs w:val="20"/>
+              </w:rPr>
+              <w:t>✓（6 个时段）</w:t>
+            </w:r>
+          </w:p>
+        </w:tc>
+        <w:tc>
+          <w:tcPr>
+            <w:tcW w:w="2340" w:type="dxa"/>
+            <w:tcBorders>
+              <w:top w:val="single" w:color="AAAAAA" w:sz="0" w:space="0"/>
+              <w:left w:val="single" w:color="AAAAAA" w:sz="0" w:space="0"/>
+              <w:bottom w:val="single" w:color="AAAAAA" w:sz="0" w:space="0"/>
+              <w:right w:val="single" w:color="AAAAAA" w:sz="0" w:space="0"/>
+            </w:tcBorders>
+            <w:tcMar>
+              <w:top w:w="80" w:type="dxa"/>
+              <w:left w:w="120" w:type="dxa"/>
+              <w:bottom w:w="80" w:type="dxa"/>
+              <w:right w:w="120" w:type="dxa"/>
+            </w:tcMar>
+            <w:vAlign w:val="center"/>
+          </w:tcPr>
+          <w:p>
+            <w:r>
+              <w:rPr>
+                <w:rFonts w:ascii="宋体" w:hAnsi="宋体" w:eastAsia="宋体" w:cs="宋体"/>
+                <w:sz w:val="20"/>
+                <w:szCs w:val="20"/>
+              </w:rPr>
+              <w:t>✗ 未复现</w:t>
+            </w:r>
+          </w:p>
+        </w:tc>
+        <w:tc>
+          <w:tcPr>
+            <w:tcW w:w="2340" w:type="dxa"/>
+            <w:tcBorders>
+              <w:top w:val="single" w:color="AAAAAA" w:sz="0" w:space="0"/>
+              <w:left w:val="single" w:color="AAAAAA" w:sz="0" w:space="0"/>
+              <w:bottom w:val="single" w:color="AAAAAA" w:sz="0" w:space="0"/>
+              <w:right w:val="single" w:color="AAAAAA" w:sz="0" w:space="0"/>
+            </w:tcBorders>
+            <w:tcMar>
+              <w:top w:w="80" w:type="dxa"/>
+              <w:left w:w="120" w:type="dxa"/>
+              <w:bottom w:w="80" w:type="dxa"/>
+              <w:right w:w="120" w:type="dxa"/>
+            </w:tcMar>
+            <w:vAlign w:val="center"/>
+          </w:tcPr>
+          <w:p>
+            <w:r>
+              <w:rPr>
+                <w:rFonts w:ascii="宋体" w:hAnsi="宋体" w:eastAsia="宋体" w:cs="宋体"/>
+                <w:sz w:val="20"/>
+                <w:szCs w:val="20"/>
+              </w:rPr>
+              <w:t>仅在单一室内光照条件下测试</w:t>
+            </w:r>
+          </w:p>
+        </w:tc>
+      </w:tr>
+      <w:tr>
+        <w:tblPrEx>
+          <w:tblBorders>
+            <w:top w:val="single" w:color="auto" w:sz="4" w:space="0"/>
+            <w:left w:val="single" w:color="auto" w:sz="4" w:space="0"/>
+            <w:bottom w:val="single" w:color="auto" w:sz="4" w:space="0"/>
+            <w:right w:val="single" w:color="auto" w:sz="4" w:space="0"/>
+            <w:insideH w:val="single" w:color="auto" w:sz="4" w:space="0"/>
+            <w:insideV w:val="single" w:color="auto" w:sz="4" w:space="0"/>
+          </w:tblBorders>
+          <w:tblCellMar>
+            <w:top w:w="0" w:type="dxa"/>
+            <w:left w:w="10" w:type="dxa"/>
+            <w:bottom w:w="0" w:type="dxa"/>
+            <w:right w:w="10" w:type="dxa"/>
+          </w:tblCellMar>
+        </w:tblPrEx>
+        <w:tc>
+          <w:tcPr>
+            <w:tcW w:w="2600" w:type="dxa"/>
+            <w:tcBorders>
+              <w:top w:val="single" w:color="AAAAAA" w:sz="0" w:space="0"/>
+              <w:left w:val="single" w:color="AAAAAA" w:sz="0" w:space="0"/>
+              <w:bottom w:val="single" w:color="AAAAAA" w:sz="0" w:space="0"/>
+              <w:right w:val="single" w:color="AAAAAA" w:sz="0" w:space="0"/>
+            </w:tcBorders>
+            <w:shd w:val="clear" w:color="auto" w:fill="F2F6FC"/>
+            <w:tcMar>
+              <w:top w:w="80" w:type="dxa"/>
+              <w:left w:w="120" w:type="dxa"/>
+              <w:bottom w:w="80" w:type="dxa"/>
+              <w:right w:w="120" w:type="dxa"/>
+            </w:tcMar>
+            <w:vAlign w:val="center"/>
+          </w:tcPr>
+          <w:p>
+            <w:r>
+              <w:rPr>
+                <w:rFonts w:ascii="宋体" w:hAnsi="宋体" w:eastAsia="宋体" w:cs="宋体"/>
+                <w:sz w:val="20"/>
+                <w:szCs w:val="20"/>
+              </w:rPr>
+              <w:t>用户研究</w:t>
+            </w:r>
+          </w:p>
+        </w:tc>
+        <w:tc>
+          <w:tcPr>
+            <w:tcW w:w="2080" w:type="dxa"/>
+            <w:tcBorders>
+              <w:top w:val="single" w:color="AAAAAA" w:sz="0" w:space="0"/>
+              <w:left w:val="single" w:color="AAAAAA" w:sz="0" w:space="0"/>
+              <w:bottom w:val="single" w:color="AAAAAA" w:sz="0" w:space="0"/>
+              <w:right w:val="single" w:color="AAAAAA" w:sz="0" w:space="0"/>
+            </w:tcBorders>
+            <w:shd w:val="clear" w:color="auto" w:fill="F2F6FC"/>
+            <w:tcMar>
+              <w:top w:w="80" w:type="dxa"/>
+              <w:left w:w="120" w:type="dxa"/>
+              <w:bottom w:w="80" w:type="dxa"/>
+              <w:right w:w="120" w:type="dxa"/>
+            </w:tcMar>
+            <w:vAlign w:val="center"/>
+          </w:tcPr>
+          <w:p>
+            <w:r>
+              <w:rPr>
+                <w:rFonts w:ascii="宋体" w:hAnsi="宋体" w:eastAsia="宋体" w:cs="宋体"/>
+                <w:sz w:val="20"/>
+                <w:szCs w:val="20"/>
+              </w:rPr>
+              <w:t>✓（8 名视障者）</w:t>
+            </w:r>
+          </w:p>
+        </w:tc>
+        <w:tc>
+          <w:tcPr>
+            <w:tcW w:w="2340" w:type="dxa"/>
+            <w:tcBorders>
+              <w:top w:val="single" w:color="AAAAAA" w:sz="0" w:space="0"/>
+              <w:left w:val="single" w:color="AAAAAA" w:sz="0" w:space="0"/>
+              <w:bottom w:val="single" w:color="AAAAAA" w:sz="0" w:space="0"/>
+              <w:right w:val="single" w:color="AAAAAA" w:sz="0" w:space="0"/>
+            </w:tcBorders>
+            <w:shd w:val="clear" w:color="auto" w:fill="F2F6FC"/>
+            <w:tcMar>
+              <w:top w:w="80" w:type="dxa"/>
+              <w:left w:w="120" w:type="dxa"/>
+              <w:bottom w:w="80" w:type="dxa"/>
+              <w:right w:w="120" w:type="dxa"/>
+            </w:tcMar>
+            <w:vAlign w:val="center"/>
+          </w:tcPr>
+          <w:p>
+            <w:r>
+              <w:rPr>
+                <w:rFonts w:ascii="宋体" w:hAnsi="宋体" w:eastAsia="宋体" w:cs="宋体"/>
+                <w:sz w:val="20"/>
+                <w:szCs w:val="20"/>
+              </w:rPr>
+              <w:t>✗ 未复现</w:t>
+            </w:r>
+          </w:p>
+        </w:tc>
+        <w:tc>
+          <w:tcPr>
+            <w:tcW w:w="2340" w:type="dxa"/>
+            <w:tcBorders>
+              <w:top w:val="single" w:color="AAAAAA" w:sz="0" w:space="0"/>
+              <w:left w:val="single" w:color="AAAAAA" w:sz="0" w:space="0"/>
+              <w:bottom w:val="single" w:color="AAAAAA" w:sz="0" w:space="0"/>
+              <w:right w:val="single" w:color="AAAAAA" w:sz="0" w:space="0"/>
+            </w:tcBorders>
+            <w:shd w:val="clear" w:color="auto" w:fill="F2F6FC"/>
+            <w:tcMar>
+              <w:top w:w="80" w:type="dxa"/>
+              <w:left w:w="120" w:type="dxa"/>
+              <w:bottom w:w="80" w:type="dxa"/>
+              <w:right w:w="120" w:type="dxa"/>
+            </w:tcMar>
+            <w:vAlign w:val="center"/>
+          </w:tcPr>
+          <w:p>
+            <w:r>
+              <w:rPr>
+                <w:rFonts w:ascii="宋体" w:hAnsi="宋体" w:eastAsia="宋体" w:cs="宋体"/>
+                <w:sz w:val="20"/>
+                <w:szCs w:val="20"/>
+              </w:rPr>
+              <w:t>课设项目，未涉及人体实验</w:t>
+            </w:r>
+          </w:p>
+        </w:tc>
+      </w:tr>
+      <w:tr>
+        <w:tblPrEx>
+          <w:tblBorders>
+            <w:top w:val="single" w:color="auto" w:sz="4" w:space="0"/>
+            <w:left w:val="single" w:color="auto" w:sz="4" w:space="0"/>
+            <w:bottom w:val="single" w:color="auto" w:sz="4" w:space="0"/>
+            <w:right w:val="single" w:color="auto" w:sz="4" w:space="0"/>
+            <w:insideH w:val="single" w:color="auto" w:sz="4" w:space="0"/>
+            <w:insideV w:val="single" w:color="auto" w:sz="4" w:space="0"/>
+          </w:tblBorders>
+          <w:tblCellMar>
+            <w:top w:w="0" w:type="dxa"/>
+            <w:left w:w="10" w:type="dxa"/>
+            <w:bottom w:w="0" w:type="dxa"/>
+            <w:right w:w="10" w:type="dxa"/>
+          </w:tblCellMar>
+        </w:tblPrEx>
+        <w:tc>
+          <w:tcPr>
+            <w:tcW w:w="2600" w:type="dxa"/>
+            <w:tcBorders>
+              <w:top w:val="single" w:color="AAAAAA" w:sz="0" w:space="0"/>
+              <w:left w:val="single" w:color="AAAAAA" w:sz="0" w:space="0"/>
+              <w:bottom w:val="single" w:color="AAAAAA" w:sz="0" w:space="0"/>
+              <w:right w:val="single" w:color="AAAAAA" w:sz="0" w:space="0"/>
+            </w:tcBorders>
+            <w:tcMar>
+              <w:top w:w="80" w:type="dxa"/>
+              <w:left w:w="120" w:type="dxa"/>
+              <w:bottom w:w="80" w:type="dxa"/>
+              <w:right w:w="120" w:type="dxa"/>
+            </w:tcMar>
+            <w:vAlign w:val="center"/>
+          </w:tcPr>
+          <w:p>
+            <w:r>
+              <w:rPr>
+                <w:rFonts w:ascii="宋体" w:hAnsi="宋体" w:eastAsia="宋体" w:cs="宋体"/>
+                <w:sz w:val="20"/>
+                <w:szCs w:val="20"/>
+              </w:rPr>
+              <w:t>多场景测试</w:t>
+            </w:r>
+          </w:p>
+        </w:tc>
+        <w:tc>
+          <w:tcPr>
+            <w:tcW w:w="2080" w:type="dxa"/>
+            <w:tcBorders>
+              <w:top w:val="single" w:color="AAAAAA" w:sz="0" w:space="0"/>
+              <w:left w:val="single" w:color="AAAAAA" w:sz="0" w:space="0"/>
+              <w:bottom w:val="single" w:color="AAAAAA" w:sz="0" w:space="0"/>
+              <w:right w:val="single" w:color="AAAAAA" w:sz="0" w:space="0"/>
+            </w:tcBorders>
+            <w:tcMar>
+              <w:top w:w="80" w:type="dxa"/>
+              <w:left w:w="120" w:type="dxa"/>
+              <w:bottom w:w="80" w:type="dxa"/>
+              <w:right w:w="120" w:type="dxa"/>
+            </w:tcMar>
+            <w:vAlign w:val="center"/>
+          </w:tcPr>
+          <w:p>
+            <w:r>
+              <w:rPr>
+                <w:rFonts w:ascii="宋体" w:hAnsi="宋体" w:eastAsia="宋体" w:cs="宋体"/>
+                <w:sz w:val="20"/>
+                <w:szCs w:val="20"/>
+              </w:rPr>
+              <w:t>✓（6 个场景）</w:t>
+            </w:r>
+          </w:p>
+        </w:tc>
+        <w:tc>
+          <w:tcPr>
+            <w:tcW w:w="2340" w:type="dxa"/>
+            <w:tcBorders>
+              <w:top w:val="single" w:color="AAAAAA" w:sz="0" w:space="0"/>
+              <w:left w:val="single" w:color="AAAAAA" w:sz="0" w:space="0"/>
+              <w:bottom w:val="single" w:color="AAAAAA" w:sz="0" w:space="0"/>
+              <w:right w:val="single" w:color="AAAAAA" w:sz="0" w:space="0"/>
+            </w:tcBorders>
+            <w:tcMar>
+              <w:top w:w="80" w:type="dxa"/>
+              <w:left w:w="120" w:type="dxa"/>
+              <w:bottom w:w="80" w:type="dxa"/>
+              <w:right w:w="120" w:type="dxa"/>
+            </w:tcMar>
+            <w:vAlign w:val="center"/>
+          </w:tcPr>
+          <w:p>
+            <w:r>
+              <w:rPr>
+                <w:rFonts w:ascii="宋体" w:hAnsi="宋体" w:eastAsia="宋体" w:cs="宋体"/>
+                <w:sz w:val="20"/>
+                <w:szCs w:val="20"/>
+              </w:rPr>
+              <w:t>△ 部分复现</w:t>
+            </w:r>
+          </w:p>
+        </w:tc>
+        <w:tc>
+          <w:tcPr>
+            <w:tcW w:w="2340" w:type="dxa"/>
+            <w:tcBorders>
+              <w:top w:val="single" w:color="AAAAAA" w:sz="0" w:space="0"/>
+              <w:left w:val="single" w:color="AAAAAA" w:sz="0" w:space="0"/>
+              <w:bottom w:val="single" w:color="AAAAAA" w:sz="0" w:space="0"/>
+              <w:right w:val="single" w:color="AAAAAA" w:sz="0" w:space="0"/>
+            </w:tcBorders>
+            <w:tcMar>
+              <w:top w:w="80" w:type="dxa"/>
+              <w:left w:w="120" w:type="dxa"/>
+              <w:bottom w:w="80" w:type="dxa"/>
+              <w:right w:w="120" w:type="dxa"/>
+            </w:tcMar>
+            <w:vAlign w:val="center"/>
+          </w:tcPr>
+          <w:p>
+            <w:r>
+              <w:rPr>
+                <w:rFonts w:ascii="宋体" w:hAnsi="宋体" w:eastAsia="宋体" w:cs="宋体"/>
+                <w:sz w:val="20"/>
+                <w:szCs w:val="20"/>
+              </w:rPr>
+              <w:t>仅 basement 场景</w:t>
+            </w:r>
+          </w:p>
+        </w:tc>
+      </w:tr>
+    </w:tbl>
+    <w:p>
+      <w:pPr>
+        <w:spacing w:before="120" w:after="120"/>
+      </w:pPr>
+      <w:r>
         <w:rPr>
           <w:rFonts w:ascii="宋体" w:hAnsi="宋体" w:eastAsia="宋体" w:cs="宋体"/>
           <w:sz w:val="22"/>
           <w:szCs w:val="22"/>
         </w:rPr>
-      </w:pPr>
-    </w:p>
-    <w:p>
-      <w:pPr>
-        <w:pStyle w:val="16"/>
-        <w:numPr>
-          <w:numId w:val="0"/>
-        </w:numPr>
-        <w:spacing w:before="60" w:after="60"/>
+        <w:t>从功能复现角度看，系统的核心算法链路（ORB-SLAM3 → MBL → VB-GPS → Scene Understanding → Navigator）已全部实现并可通过 test_full 进行端到端运行。可视化窗口显示 SLAM 跟踪状态、融合位姿、障碍物标注和导航消息，与原论文的 Fig. 7-10 在可视化风格和输出信息上基本对应。</w:t>
+      </w:r>
+    </w:p>
+    <w:p>
+      <w:pPr>
+        <w:pStyle w:val="3"/>
+      </w:pPr>
+      <w:bookmarkStart w:id="43" w:name="ch13s4"/>
+      <w:r>
+        <w:rPr>
+          <w:rFonts w:ascii="黑体" w:hAnsi="黑体" w:eastAsia="黑体" w:cs="黑体"/>
+        </w:rPr>
+        <w:t>13.4 偏差原因分析</w:t>
+      </w:r>
+      <w:bookmarkEnd w:id="43"/>
+    </w:p>
+    <w:p>
+      <w:pPr>
+        <w:spacing w:before="120" w:after="120"/>
+      </w:pPr>
+      <w:r>
         <w:rPr>
           <w:rFonts w:ascii="宋体" w:hAnsi="宋体" w:eastAsia="宋体" w:cs="宋体"/>
           <w:sz w:val="22"/>
           <w:szCs w:val="22"/>
         </w:rPr>
-      </w:pPr>
-    </w:p>
-    <w:p>
-      <w:pPr>
-        <w:pStyle w:val="2"/>
+        <w:t>以下列出本复现项目与原论文之间可能存在的系统性偏差及其原因分析。这些偏差属于合理的工程复现差异，不代表系统设计错误。</w:t>
+      </w:r>
+    </w:p>
+    <w:p>
+      <w:pPr>
+        <w:pStyle w:val="4"/>
+      </w:pPr>
+      <w:r>
+        <w:rPr>
+          <w:rFonts w:ascii="黑体" w:hAnsi="黑体" w:eastAsia="黑体" w:cs="黑体"/>
+        </w:rPr>
+        <w:t>13.4.1 场景差异</w:t>
+      </w:r>
+    </w:p>
+    <w:p>
+      <w:pPr>
+        <w:spacing w:before="120" w:after="120"/>
+      </w:pPr>
+      <w:r>
+        <w:rPr>
+          <w:rFonts w:ascii="宋体" w:hAnsi="宋体" w:eastAsia="宋体" w:cs="宋体"/>
+          <w:sz w:val="22"/>
+          <w:szCs w:val="22"/>
+        </w:rPr>
+        <w:t>原论文在 6 个不同场景（包括室外花园、广场和室内走廊）中进行了测试，场景具有丰富的视觉纹理和几何结构变化。本项目仅在地下室（basement）单一场景中验证，该场景空间范围较小、光照条件单一、纹理丰富度受限。场景差异是导致定性观察结果无法直接对比的最主要原因。</w:t>
+      </w:r>
+    </w:p>
+    <w:p>
+      <w:pPr>
+        <w:pStyle w:val="4"/>
+      </w:pPr>
+      <w:r>
+        <w:rPr>
+          <w:rFonts w:ascii="黑体" w:hAnsi="黑体" w:eastAsia="黑体" w:cs="黑体"/>
+        </w:rPr>
+        <w:t>13.4.2 建图流程差异</w:t>
+      </w:r>
+    </w:p>
+    <w:p>
+      <w:pPr>
+        <w:spacing w:before="120" w:after="120"/>
+      </w:pPr>
+      <w:r>
+        <w:rPr>
+          <w:rFonts w:ascii="宋体" w:hAnsi="宋体" w:eastAsia="宋体" w:cs="宋体"/>
+          <w:sz w:val="22"/>
+          <w:szCs w:val="22"/>
+        </w:rPr>
+        <w:t>原论文使用 COLMAP 进行离线三维重建，再与 ORB-SLAM 进行联合建图以获得精确的 3D 模型和相机位姿。本项目直接使用 ORB-SLAM3 进行在线建图并输出 model.bin，跳过了 COLMAP 步骤。COLMAP 的增量式 SfM 通常能产生更稠密、更精确的三维点云，而 ORB-SLAM3 建图依赖于稀疏特征点和局部 BA，在模型精度上可能与原论文存在差距。此外，model.bin 中保存的是 ORB 描述子的 256 位二进制码，离散化精度（位级）也可能与原论文的数据格式有所不同。</w:t>
+      </w:r>
+    </w:p>
+    <w:p>
+      <w:pPr>
+        <w:pStyle w:val="4"/>
+      </w:pPr>
+      <w:r>
+        <w:rPr>
+          <w:rFonts w:ascii="黑体" w:hAnsi="黑体" w:eastAsia="黑体" w:cs="黑体"/>
+        </w:rPr>
+        <w:t>13.4.3 ORB 特征配置差异</w:t>
+      </w:r>
+    </w:p>
+    <w:p>
+      <w:pPr>
+        <w:spacing w:before="120" w:after="120"/>
+      </w:pPr>
+      <w:r>
+        <w:rPr>
+          <w:rFonts w:ascii="宋体" w:hAnsi="宋体" w:eastAsia="宋体" w:cs="宋体"/>
+          <w:sz w:val="22"/>
+          <w:szCs w:val="22"/>
+        </w:rPr>
+        <w:t>原论文未公开 ORB 特征提取的具体参数（特征数量、金字塔层数、FAST 阈值等）。本项目采用 nFeatures=2000、scaleFactor=1.2、nLevels=8、iniThFAST=20 的配置，这些参数直接影响特征匹配的质量和 MBL 定位的内点数量。如果原论文采用了不同的特征提取配置（如更高特征数量或更低的 FAST 阈值），将直接导致 2D-3D 匹配结果不同，进而影响 PnP 位姿估计精度。</w:t>
+      </w:r>
+    </w:p>
+    <w:p>
+      <w:pPr>
+        <w:pStyle w:val="4"/>
+      </w:pPr>
+      <w:r>
+        <w:rPr>
+          <w:rFonts w:ascii="黑体" w:hAnsi="黑体" w:eastAsia="黑体" w:cs="黑体"/>
+        </w:rPr>
+        <w:t>13.4.4 VB-GPS 融合参数差异</w:t>
+      </w:r>
+    </w:p>
+    <w:p>
+      <w:pPr>
+        <w:spacing w:before="120" w:after="120"/>
+      </w:pPr>
+      <w:r>
+        <w:rPr>
+          <w:rFonts w:ascii="宋体" w:hAnsi="宋体" w:eastAsia="宋体" w:cs="宋体"/>
+          <w:sz w:val="22"/>
+          <w:szCs w:val="22"/>
+        </w:rPr>
+        <w:t>VB-GPS 融合器中的距离阈值（1.2 m）和角度阈值（10°）是决定是否接受 MBL 结果的关键参数。原论文可能使用了不同的阈值设置。较大的阈值会导致更多（但可能精度较低的）融合结果被接受；较小的阈值则会拒绝更多 MBL 定位结果。本项目选择 1.2 m 和 10° 作为经验值，在室内场景中通常表现良好，但在不同场景和运动条件下可能需要调整。</w:t>
+      </w:r>
+    </w:p>
+    <w:p>
+      <w:pPr>
+        <w:pStyle w:val="4"/>
+      </w:pPr>
+      <w:r>
+        <w:rPr>
+          <w:rFonts w:ascii="黑体" w:hAnsi="黑体" w:eastAsia="黑体" w:cs="黑体"/>
+        </w:rPr>
+        <w:t>13.4.5 初始条件差异</w:t>
+      </w:r>
+    </w:p>
+    <w:p>
+      <w:pPr>
+        <w:spacing w:before="120" w:after="120"/>
+      </w:pPr>
+      <w:r>
+        <w:rPr>
+          <w:rFonts w:ascii="宋体" w:hAnsi="宋体" w:eastAsia="宋体" w:cs="宋体"/>
+          <w:sz w:val="22"/>
+          <w:szCs w:val="22"/>
+        </w:rPr>
+        <w:t>原论文的用户研究和定位测试允许系统在已知初始位置的条件下启动（通过 MBL 给出初始全局位姿），或者在回环之前依赖 ORB-SLAM 的相对位姿。本项目的 test_full 程序从视频第一帧开始运行，初始 SLAM 坐标系即为世界坐标系原点，MBL 从该初始状态开始搜索匹配。如果初始帧中可匹配的 ORB 特征不足（例如第一帧指向白墙），MBL 可能需要多帧才能收敛到可信的全局位姿，这与原论文中实验设置的系统初始化条件可能存在差异。</w:t>
+      </w:r>
+    </w:p>
+    <w:p>
+      <w:pPr>
+        <w:pStyle w:val="4"/>
+      </w:pPr>
+      <w:r>
+        <w:rPr>
+          <w:rFonts w:ascii="黑体" w:hAnsi="黑体" w:eastAsia="黑体" w:cs="黑体"/>
+        </w:rPr>
+        <w:t>13.4.6 地面真值与定量评估的缺失</w:t>
+      </w:r>
+    </w:p>
+    <w:p>
+      <w:pPr>
+        <w:pStyle w:val="16"/>
         <w:numPr>
           <w:ilvl w:val="0"/>
-          <w:numId w:val="2"/>
+          <w:numId w:val="1"/>
         </w:numPr>
-        <w:bidi w:val="0"/>
-        <w:rPr>
-          <w:rFonts w:hint="default"/>
-          <w:lang w:val="en-US" w:eastAsia="zh-CN"/>
-        </w:rPr>
-      </w:pPr>
-      <w:r>
-        <w:rPr>
-          <w:rFonts w:hint="eastAsia"/>
-          <w:lang w:val="en-US" w:eastAsia="zh-CN"/>
-        </w:rPr>
-        <w:t>特殊说明</w:t>
-      </w:r>
-    </w:p>
-    <w:p>
-      <w:pPr>
-        <w:rPr>
-          <w:rFonts w:hint="default"/>
-          <w:lang w:val="en-US" w:eastAsia="zh-CN"/>
-        </w:rPr>
-      </w:pPr>
-      <w:r>
-        <w:rPr>
-          <w:rFonts w:hint="eastAsia"/>
-          <w:lang w:val="en-US" w:eastAsia="zh-CN"/>
-        </w:rPr>
-        <w:t>本文档由AI辅助完成，如有疏漏，恳请更正补遗。</w:t>
-      </w:r>
-      <w:bookmarkStart w:id="39" w:name="_GoBack"/>
-      <w:bookmarkEnd w:id="39"/>
+        <w:spacing w:before="60" w:after="60"/>
+      </w:pPr>
+      <w:r>
+        <w:rPr>
+          <w:rFonts w:ascii="宋体" w:hAnsi="宋体" w:eastAsia="宋体" w:cs="宋体"/>
+          <w:sz w:val="22"/>
+          <w:szCs w:val="22"/>
+        </w:rPr>
+        <w:t>原论文通过外部运动捕捉系统或高精度 GPS/IMU 获取了相机的地面真值轨迹（6-DoF），并以此计算每一帧的定位误差（位置 RMSE 和角度误差）。本课设项目未配备这类设备，因此无法进行定量对比。</w:t>
+      </w:r>
     </w:p>
     <w:p>
       <w:pPr>
@@ -14824,29 +19492,11 @@
       </w:pPr>
     </w:lvl>
   </w:abstractNum>
-  <w:abstractNum w:abstractNumId="1">
-    <w:nsid w:val="33B0F21A"/>
-    <w:multiLevelType w:val="singleLevel"/>
-    <w:tmpl w:val="33B0F21A"/>
-    <w:lvl w:ilvl="0" w:tentative="0">
-      <w:start w:val="13"/>
-      <w:numFmt w:val="chineseCounting"/>
-      <w:suff w:val="nothing"/>
-      <w:lvlText w:val="%1、"/>
-      <w:lvlJc w:val="left"/>
-      <w:rPr>
-        <w:rFonts w:hint="eastAsia"/>
-      </w:rPr>
-    </w:lvl>
-  </w:abstractNum>
   <w:num w:numId="1">
     <w:abstractNumId w:val="0"/>
     <w:lvlOverride w:ilvl="0">
       <w:startOverride w:val="1"/>
     </w:lvlOverride>
-  </w:num>
-  <w:num w:numId="2">
-    <w:abstractNumId w:val="1"/>
   </w:num>
 </w:numbering>
 </file>
@@ -14856,7 +19506,7 @@
   <w:docDefaults>
     <w:rPrDefault>
       <w:rPr>
-        <w:rFonts w:ascii="Times New Roman" w:hAnsi="Times New Roman" w:eastAsia="宋体" w:cs="Times New Roman"/>
+        <w:rFonts w:ascii="宋体" w:hAnsi="宋体" w:eastAsia="宋体" w:cs="宋体"/>
       </w:rPr>
     </w:rPrDefault>
     <w:pPrDefault/>
@@ -14891,7 +19541,7 @@
     <w:lsdException w:unhideWhenUsed="0" w:uiPriority="0" w:semiHidden="0" w:name="toc 8"/>
     <w:lsdException w:unhideWhenUsed="0" w:uiPriority="0" w:semiHidden="0" w:name="toc 9"/>
     <w:lsdException w:unhideWhenUsed="0" w:uiPriority="0" w:semiHidden="0" w:name="Normal Indent"/>
-    <w:lsdException w:qFormat="1" w:uiPriority="99" w:name="footnote text"/>
+    <w:lsdException w:uiPriority="99" w:name="footnote text"/>
     <w:lsdException w:unhideWhenUsed="0" w:uiPriority="0" w:semiHidden="0" w:name="annotation text"/>
     <w:lsdException w:unhideWhenUsed="0" w:uiPriority="0" w:semiHidden="0" w:name="header"/>
     <w:lsdException w:unhideWhenUsed="0" w:uiPriority="0" w:semiHidden="0" w:name="footer"/>
@@ -14900,7 +19550,7 @@
     <w:lsdException w:unhideWhenUsed="0" w:uiPriority="0" w:semiHidden="0" w:name="table of figures"/>
     <w:lsdException w:unhideWhenUsed="0" w:uiPriority="0" w:semiHidden="0" w:name="envelope address"/>
     <w:lsdException w:unhideWhenUsed="0" w:uiPriority="0" w:semiHidden="0" w:name="envelope return"/>
-    <w:lsdException w:uiPriority="99" w:name="footnote reference"/>
+    <w:lsdException w:qFormat="1" w:uiPriority="99" w:name="footnote reference"/>
     <w:lsdException w:unhideWhenUsed="0" w:uiPriority="0" w:semiHidden="0" w:name="annotation reference"/>
     <w:lsdException w:unhideWhenUsed="0" w:uiPriority="0" w:semiHidden="0" w:name="line number"/>
     <w:lsdException w:unhideWhenUsed="0" w:uiPriority="0" w:semiHidden="0" w:name="page number"/>
@@ -14947,7 +19597,7 @@
     <w:lsdException w:unhideWhenUsed="0" w:uiPriority="0" w:semiHidden="0" w:name="Body Text Indent 2"/>
     <w:lsdException w:unhideWhenUsed="0" w:uiPriority="0" w:semiHidden="0" w:name="Body Text Indent 3"/>
     <w:lsdException w:unhideWhenUsed="0" w:uiPriority="0" w:semiHidden="0" w:name="Block Text"/>
-    <w:lsdException w:uiPriority="99" w:semiHidden="0" w:name="Hyperlink"/>
+    <w:lsdException w:qFormat="1" w:uiPriority="99" w:semiHidden="0" w:name="Hyperlink"/>
     <w:lsdException w:unhideWhenUsed="0" w:uiPriority="0" w:semiHidden="0" w:name="FollowedHyperlink"/>
     <w:lsdException w:qFormat="1" w:unhideWhenUsed="0" w:uiPriority="0" w:semiHidden="0" w:name="Strong"/>
     <w:lsdException w:qFormat="1" w:unhideWhenUsed="0" w:uiPriority="0" w:semiHidden="0" w:name="Emphasis"/>
@@ -15256,7 +19906,6 @@
     <w:link w:val="17"/>
     <w:semiHidden/>
     <w:unhideWhenUsed/>
-    <w:qFormat/>
     <w:uiPriority w:val="99"/>
     <w:pPr>
       <w:spacing w:after="0" w:line="240" w:lineRule="auto"/>
@@ -15289,6 +19938,7 @@
   <w:style w:type="character" w:styleId="14">
     <w:name w:val="Hyperlink"/>
     <w:unhideWhenUsed/>
+    <w:qFormat/>
     <w:uiPriority w:val="99"/>
     <w:rPr>
       <w:color w:val="0563C1"/>
@@ -15299,6 +19949,7 @@
     <w:name w:val="footnote reference"/>
     <w:semiHidden/>
     <w:unhideWhenUsed/>
+    <w:qFormat/>
     <w:uiPriority w:val="99"/>
     <w:rPr>
       <w:vertAlign w:val="superscript"/>
